--- a/examples/cnart.docx
+++ b/examples/cnart.docx
@@ -358,7 +358,7 @@
     <w:bookmarkEnd w:id="24"/>
     <w:bookmarkEnd w:id="25"/>
     <w:bookmarkEnd w:id="26"/>
-    <w:bookmarkStart w:id="34" w:name="图片表格列表测试"/>
+    <w:bookmarkStart w:id="31" w:name="图片表格列表测试"/>
     <w:p>
       <w:pPr>
         <w:pStyle w:val="1"/>
@@ -440,7 +440,7 @@
               <w:jc w:val="center"/>
             </w:pPr>
             <w:pPr>
-              <w:jc w:val="start"/>
+              <w:jc w:val="left"/>
               <w:spacing w:before="200"/>
               <w:pStyle w:val="ImageCaption"/>
             </w:pPr>
@@ -798,922 +798,8 @@
         </m:r>
       </m:oMath>
     </w:p>
-    <w:p>
-      <w:pPr>
-        <w:pStyle w:val="FirstParagraph"/>
-      </w:pPr>
-      <w:r>
-        <w:rPr>
-          <w:rFonts w:hint="eastAsia"/>
-        </w:rPr>
-        <w:t xml:space="preserve">当然也可以使用</w:t>
-      </w:r>
-      <w:r>
-        <w:t xml:space="preserve"> Markdown </w:t>
-      </w:r>
-      <w:r>
-        <w:rPr>
-          <w:rFonts w:hint="eastAsia"/>
-        </w:rPr>
-        <w:t xml:space="preserve">表格．例如</w:t>
-      </w:r>
-      <w:r>
-        <w:t xml:space="preserve"> </w:t>
-      </w:r>
-      <w:hyperlink w:anchor="tbl-cartesian-unsolved">
-        <w:r>
-          <w:rPr>
-            <w:rStyle w:val="ae"/>
-            <w:rFonts w:hint="eastAsia"/>
-          </w:rPr>
-          <w:t xml:space="preserve">表</w:t>
-        </w:r>
-        <w:r>
-          <w:rPr>
-            <w:rStyle w:val="ae"/>
-          </w:rPr>
-          <w:t xml:space="preserve"> 1 (a)</w:t>
-        </w:r>
-      </w:hyperlink>
-      <w:r>
-        <w:t xml:space="preserve">.</w:t>
-      </w:r>
-    </w:p>
-    <w:p>
-      <w:pPr>
-        <w:pStyle w:val="a0"/>
-      </w:pPr>
-      <w:r>
-        <w:rPr>
-          <w:rFonts w:hint="eastAsia"/>
-        </w:rPr>
-        <w:t xml:space="preserve">多表格并列．加上</w:t>
-      </w:r>
-      <w:r>
-        <w:t xml:space="preserve"> </w:t>
-      </w:r>
-      <w:hyperlink w:anchor="tbl-power-unsolved">
-        <w:r>
-          <w:rPr>
-            <w:rStyle w:val="ae"/>
-            <w:rFonts w:hint="eastAsia"/>
-          </w:rPr>
-          <w:t xml:space="preserve">表</w:t>
-        </w:r>
-        <w:r>
-          <w:rPr>
-            <w:rStyle w:val="ae"/>
-          </w:rPr>
-          <w:t xml:space="preserve"> 1 (b)</w:t>
-        </w:r>
-      </w:hyperlink>
-      <w:r>
-        <w:rPr>
-          <w:rFonts w:hint="eastAsia"/>
-        </w:rPr>
-        <w:t xml:space="preserve">，它们共同组成了</w:t>
-      </w:r>
-      <w:r>
-        <w:t xml:space="preserve"> </w:t>
-      </w:r>
-      <w:hyperlink w:anchor="tbl-panel-unsolved">
-        <w:r>
-          <w:rPr>
-            <w:rStyle w:val="ae"/>
-            <w:rFonts w:hint="eastAsia"/>
-          </w:rPr>
-          <w:t xml:space="preserve">表</w:t>
-        </w:r>
-        <w:r>
-          <w:rPr>
-            <w:rStyle w:val="ae"/>
-          </w:rPr>
-          <w:t xml:space="preserve"> 1</w:t>
-        </w:r>
-      </w:hyperlink>
-      <w:r>
-        <w:rPr>
-          <w:rFonts w:hint="eastAsia"/>
-        </w:rPr>
-        <w:t xml:space="preserve">．</w:t>
-      </w:r>
-    </w:p>
-    <w:bookmarkStart w:id="33" w:name="tbl-panel-unsolved"/>
-    <w:tbl>
-      <w:tblPr>
-        <w:tblStyle w:val="Table"/>
-        <w:tblW w:type="pct" w:w="4900"/>
-        <w:tblLayout w:type="fixed"/>
-        <w:tblLook w:firstRow="0" w:lastRow="0" w:firstColumn="0" w:lastColumn="0" w:noHBand="0" w:noVBand="0" w:val="0000"/>
-      </w:tblPr>
-      <w:tblGrid>
-        <w:gridCol w:w="3880"/>
-        <w:gridCol w:w="3880"/>
-      </w:tblGrid>
-      <w:tr>
-        <w:tc>
-          <w:tcPr/>
-          <w:p>
-            <w:pPr>
-              <w:pStyle w:val="FirstParagraph"/>
-            </w:pPr>
-            <w:pPr>
-              <w:jc w:val="center"/>
-              <w:spacing w:before="200"/>
-              <w:pStyle w:val="ImageCaption"/>
-            </w:pPr>
-          </w:p>
-          <w:tbl>
-            <w:tblPr>
-              <w:tblStyle w:val="Table"/>
-              <w:tblW w:type="pct" w:w="4900"/>
-              <w:tblLayout w:type="fixed"/>
-              <w:tblLook w:firstRow="0" w:lastRow="0" w:firstColumn="0" w:lastColumn="0" w:noHBand="0" w:noVBand="0" w:val="0000"/>
-            </w:tblPr>
-            <w:tblGrid>
-              <w:gridCol w:w="7761"/>
-            </w:tblGrid>
-            <w:tr>
-              <w:tc>
-                <w:tcPr/>
-                <w:bookmarkStart w:id="31" w:name="tbl-cartesian-unsolved"/>
-                <w:tbl>
-                  <w:tblPr>
-                    <w:tblStyle w:val="Table"/>
-                    <w:tblW w:type="pct" w:w="4900"/>
-                    <w:tblLayout w:type="fixed"/>
-                    <w:tblLook w:firstRow="0" w:lastRow="0" w:firstColumn="0" w:lastColumn="0" w:noHBand="0" w:noVBand="0" w:val="0000"/>
-                  </w:tblPr>
-                  <w:tblGrid>
-                    <w:gridCol w:w="1940"/>
-                    <w:gridCol w:w="1940"/>
-                    <w:gridCol w:w="1940"/>
-                    <w:gridCol w:w="1940"/>
-                  </w:tblGrid>
-                  <w:tr>
-                    <w:tc>
-                      <w:tcPr/>
-                      <w:p>
-                        <w:pPr>
-                          <w:pStyle w:val="Compact"/>
-                          <w:jc w:val="center"/>
-                          <w:jc w:val="center"/>
-                        </w:pPr>
-                        <m:oMath>
-                          <m:sSub>
-                            <m:e>
-                              <m:r>
-                                <m:t>L</m:t>
-                              </m:r>
-                            </m:e>
-                            <m:sub>
-                              <m:r>
-                                <m:t>i</m:t>
-                              </m:r>
-                            </m:sub>
-                          </m:sSub>
-                          <m:r>
-                            <m:rPr>
-                              <m:sty m:val="p"/>
-                            </m:rPr>
-                            <m:t>×</m:t>
-                          </m:r>
-                          <m:sSub>
-                            <m:e>
-                              <m:r>
-                                <m:t>C</m:t>
-                              </m:r>
-                            </m:e>
-                            <m:sub>
-                              <m:r>
-                                <m:t>j</m:t>
-                              </m:r>
-                            </m:sub>
-                          </m:sSub>
-                        </m:oMath>
-                      </w:p>
-                    </w:tc>
-                    <w:tc>
-                      <w:tcPr/>
-                      <w:p>
-                        <w:pPr>
-                          <w:pStyle w:val="Compact"/>
-                          <w:jc w:val="center"/>
-                          <w:jc w:val="center"/>
-                        </w:pPr>
-                        <m:oMath>
-                          <m:r>
-                            <m:t>2</m:t>
-                          </m:r>
-                        </m:oMath>
-                      </w:p>
-                    </w:tc>
-                    <w:tc>
-                      <w:tcPr/>
-                      <w:p>
-                        <w:pPr>
-                          <w:pStyle w:val="Compact"/>
-                          <w:jc w:val="center"/>
-                          <w:jc w:val="center"/>
-                        </w:pPr>
-                        <m:oMath>
-                          <m:r>
-                            <m:rPr>
-                              <m:sty m:val="p"/>
-                              <m:scr m:val="double-struck"/>
-                            </m:rPr>
-                            <m:t>N</m:t>
-                          </m:r>
-                        </m:oMath>
-                      </w:p>
-                    </w:tc>
-                    <w:tc>
-                      <w:tcPr/>
-                      <w:p>
-                        <w:pPr>
-                          <w:pStyle w:val="Compact"/>
-                          <w:jc w:val="center"/>
-                          <w:jc w:val="center"/>
-                        </w:pPr>
-                        <m:oMath>
-                          <m:r>
-                            <m:rPr>
-                              <m:sty m:val="p"/>
-                              <m:scr m:val="double-struck"/>
-                            </m:rPr>
-                            <m:t>R</m:t>
-                          </m:r>
-                        </m:oMath>
-                      </w:p>
-                    </w:tc>
-                  </w:tr>
-                  <w:tr>
-                    <w:tc>
-                      <w:tcPr/>
-                      <w:p>
-                        <w:pPr>
-                          <w:pStyle w:val="Compact"/>
-                          <w:jc w:val="center"/>
-                          <w:jc w:val="center"/>
-                        </w:pPr>
-                        <m:oMath>
-                          <m:r>
-                            <m:t>2</m:t>
-                          </m:r>
-                        </m:oMath>
-                      </w:p>
-                    </w:tc>
-                    <w:tc>
-                      <w:tcPr/>
-                      <w:p>
-                        <w:pPr>
-                          <w:pStyle w:val="Compact"/>
-                          <w:jc w:val="center"/>
-                          <w:jc w:val="center"/>
-                        </w:pPr>
-                        <m:oMath>
-                          <m:r>
-                            <m:t>4</m:t>
-                          </m:r>
-                        </m:oMath>
-                      </w:p>
-                    </w:tc>
-                    <w:tc>
-                      <w:tcPr/>
-                      <w:p>
-                        <w:pPr>
-                          <w:pStyle w:val="Compact"/>
-                          <w:jc w:val="center"/>
-                          <w:jc w:val="center"/>
-                        </w:pPr>
-                        <m:oMath>
-                          <m:r>
-                            <m:rPr>
-                              <m:sty m:val="p"/>
-                              <m:scr m:val="double-struck"/>
-                            </m:rPr>
-                            <m:t>N</m:t>
-                          </m:r>
-                        </m:oMath>
-                      </w:p>
-                    </w:tc>
-                    <w:tc>
-                      <w:tcPr/>
-                      <w:p>
-                        <w:pPr>
-                          <w:pStyle w:val="Compact"/>
-                          <w:jc w:val="center"/>
-                          <w:jc w:val="center"/>
-                        </w:pPr>
-                        <m:oMath>
-                          <m:r>
-                            <m:rPr>
-                              <m:sty m:val="p"/>
-                              <m:scr m:val="double-struck"/>
-                            </m:rPr>
-                            <m:t>R</m:t>
-                          </m:r>
-                        </m:oMath>
-                      </w:p>
-                    </w:tc>
-                  </w:tr>
-                  <w:tr>
-                    <w:tc>
-                      <w:tcPr/>
-                      <w:p>
-                        <w:pPr>
-                          <w:pStyle w:val="Compact"/>
-                          <w:jc w:val="center"/>
-                          <w:jc w:val="center"/>
-                        </w:pPr>
-                        <m:oMath>
-                          <m:r>
-                            <m:rPr>
-                              <m:sty m:val="p"/>
-                              <m:scr m:val="double-struck"/>
-                            </m:rPr>
-                            <m:t>N</m:t>
-                          </m:r>
-                        </m:oMath>
-                      </w:p>
-                    </w:tc>
-                    <w:tc>
-                      <w:tcPr/>
-                      <w:p>
-                        <w:pPr>
-                          <w:pStyle w:val="Compact"/>
-                          <w:jc w:val="center"/>
-                          <w:jc w:val="center"/>
-                        </w:pPr>
-                        <m:oMath>
-                          <m:r>
-                            <m:rPr>
-                              <m:sty m:val="p"/>
-                              <m:scr m:val="double-struck"/>
-                            </m:rPr>
-                            <m:t>N</m:t>
-                          </m:r>
-                        </m:oMath>
-                      </w:p>
-                    </w:tc>
-                    <w:tc>
-                      <w:tcPr/>
-                      <w:p>
-                        <w:pPr>
-                          <w:pStyle w:val="Compact"/>
-                          <w:jc w:val="center"/>
-                          <w:jc w:val="center"/>
-                        </w:pPr>
-                        <m:oMath>
-                          <m:r>
-                            <m:rPr>
-                              <m:sty m:val="p"/>
-                              <m:scr m:val="double-struck"/>
-                            </m:rPr>
-                            <m:t>N</m:t>
-                          </m:r>
-                        </m:oMath>
-                      </w:p>
-                    </w:tc>
-                    <w:tc>
-                      <w:tcPr/>
-                      <w:p>
-                        <w:pPr>
-                          <w:pStyle w:val="Compact"/>
-                          <w:jc w:val="center"/>
-                          <w:jc w:val="center"/>
-                        </w:pPr>
-                        <w:r>
-                          <w:t xml:space="preserve">?</w:t>
-                        </w:r>
-                      </w:p>
-                    </w:tc>
-                  </w:tr>
-                  <w:tr>
-                    <w:tc>
-                      <w:tcPr/>
-                      <w:p>
-                        <w:pPr>
-                          <w:pStyle w:val="Compact"/>
-                          <w:jc w:val="center"/>
-                          <w:jc w:val="center"/>
-                        </w:pPr>
-                        <m:oMath>
-                          <m:r>
-                            <m:rPr>
-                              <m:sty m:val="p"/>
-                              <m:scr m:val="double-struck"/>
-                            </m:rPr>
-                            <m:t>R</m:t>
-                          </m:r>
-                        </m:oMath>
-                      </w:p>
-                    </w:tc>
-                    <w:tc>
-                      <w:tcPr/>
-                      <w:p>
-                        <w:pPr>
-                          <w:pStyle w:val="Compact"/>
-                          <w:jc w:val="center"/>
-                          <w:jc w:val="center"/>
-                        </w:pPr>
-                        <m:oMath>
-                          <m:r>
-                            <m:rPr>
-                              <m:sty m:val="p"/>
-                              <m:scr m:val="double-struck"/>
-                            </m:rPr>
-                            <m:t>R</m:t>
-                          </m:r>
-                        </m:oMath>
-                      </w:p>
-                    </w:tc>
-                    <w:tc>
-                      <w:tcPr/>
-                      <w:p>
-                        <w:pPr>
-                          <w:pStyle w:val="Compact"/>
-                          <w:jc w:val="center"/>
-                          <w:jc w:val="center"/>
-                        </w:pPr>
-                        <w:r>
-                          <w:t xml:space="preserve">?</w:t>
-                        </w:r>
-                      </w:p>
-                    </w:tc>
-                    <w:tc>
-                      <w:tcPr/>
-                      <w:p>
-                        <w:pPr>
-                          <w:pStyle w:val="Compact"/>
-                          <w:jc w:val="center"/>
-                          <w:jc w:val="center"/>
-                        </w:pPr>
-                        <m:oMath>
-                          <m:r>
-                            <m:rPr>
-                              <m:sty m:val="p"/>
-                              <m:scr m:val="double-struck"/>
-                            </m:rPr>
-                            <m:t>R</m:t>
-                          </m:r>
-                        </m:oMath>
-                      </w:p>
-                    </w:tc>
-                  </w:tr>
-                </w:tbl>
-                <w:p>
-                  <w:pPr>
-                    <w:jc w:val="center"/>
-                  </w:pPr>
-                  <w:pPr>
-                    <w:jc w:val="start"/>
-                    <w:spacing w:before="200"/>
-                    <w:pStyle w:val="ImageCaption"/>
-                  </w:pPr>
-                  <w:r>
-                    <w:t xml:space="preserve">(a) </w:t>
-                  </w:r>
-                  <w:r>
-                    <w:rPr>
-                      <w:rFonts w:hint="eastAsia"/>
-                    </w:rPr>
-                    <w:t xml:space="preserve">笛卡尔积</w:t>
-                  </w:r>
-                </w:p>
-                <w:bookmarkEnd w:id="31"/>
-              </w:tc>
-            </w:tr>
-          </w:tbl>
-          <w:p/>
-        </w:tc>
-        <w:tc>
-          <w:tcPr/>
-          <w:p>
-            <w:pPr>
-              <w:jc w:val="left"/>
-            </w:pPr>
-            <w:r>
-              <w:t xml:space="preserve"> </w:t>
-            </w:r>
-          </w:p>
-        </w:tc>
-      </w:tr>
-    </w:tbl>
-    <w:p>
-      <w:pPr>
-        <w:framePr w:w="0" w:h="0" w:vAnchor="margin" w:hAnchor="margin" w:xAlign="right" w:yAlign="top"/>
-      </w:pPr>
-    </w:p>
-    <w:tbl>
-      <w:tblPr>
-        <w:tblStyle w:val="Table"/>
-        <w:tblW w:type="pct" w:w="4900"/>
-        <w:tblLayout w:type="fixed"/>
-        <w:tblLook w:firstRow="0" w:lastRow="0" w:firstColumn="0" w:lastColumn="0" w:noHBand="0" w:noVBand="0" w:val="0000"/>
-      </w:tblPr>
-      <w:tblGrid>
-        <w:gridCol w:w="7761"/>
-      </w:tblGrid>
-      <w:tr>
-        <w:tc>
-          <w:tcPr/>
-          <w:p>
-            <w:pPr>
-              <w:pStyle w:val="FirstParagraph"/>
-            </w:pPr>
-            <w:pPr>
-              <w:jc w:val="center"/>
-              <w:spacing w:before="200"/>
-              <w:pStyle w:val="ImageCaption"/>
-            </w:pPr>
-          </w:p>
-          <w:tbl>
-            <w:tblPr>
-              <w:tblStyle w:val="Table"/>
-              <w:tblW w:type="pct" w:w="4900"/>
-              <w:tblLayout w:type="fixed"/>
-              <w:tblLook w:firstRow="0" w:lastRow="0" w:firstColumn="0" w:lastColumn="0" w:noHBand="0" w:noVBand="0" w:val="0000"/>
-            </w:tblPr>
-            <w:tblGrid>
-              <w:gridCol w:w="7761"/>
-            </w:tblGrid>
-            <w:tr>
-              <w:tc>
-                <w:tcPr/>
-                <w:bookmarkStart w:id="32" w:name="tbl-power-unsolved"/>
-                <w:tbl>
-                  <w:tblPr>
-                    <w:tblStyle w:val="Table"/>
-                    <w:tblW w:type="pct" w:w="4900"/>
-                    <w:tblLayout w:type="fixed"/>
-                    <w:tblLook w:firstRow="0" w:lastRow="0" w:firstColumn="0" w:lastColumn="0" w:noHBand="0" w:noVBand="0" w:val="0000"/>
-                  </w:tblPr>
-                  <w:tblGrid>
-                    <w:gridCol w:w="1940"/>
-                    <w:gridCol w:w="1940"/>
-                    <w:gridCol w:w="1940"/>
-                    <w:gridCol w:w="1940"/>
-                  </w:tblGrid>
-                  <w:tr>
-                    <w:tc>
-                      <w:tcPr/>
-                      <w:p>
-                        <w:pPr>
-                          <w:pStyle w:val="Compact"/>
-                          <w:jc w:val="center"/>
-                          <w:jc w:val="center"/>
-                        </w:pPr>
-                        <m:oMath>
-                          <m:sSubSup>
-                            <m:e>
-                              <m:r>
-                                <m:t>L</m:t>
-                              </m:r>
-                            </m:e>
-                            <m:sub>
-                              <m:r>
-                                <m:t>i</m:t>
-                              </m:r>
-                            </m:sub>
-                            <m:sup>
-                              <m:sSub>
-                                <m:e>
-                                  <m:r>
-                                    <m:t>C</m:t>
-                                  </m:r>
-                                </m:e>
-                                <m:sub>
-                                  <m:r>
-                                    <m:t>j</m:t>
-                                  </m:r>
-                                </m:sub>
-                              </m:sSub>
-                            </m:sup>
-                          </m:sSubSup>
-                        </m:oMath>
-                      </w:p>
-                    </w:tc>
-                    <w:tc>
-                      <w:tcPr/>
-                      <w:p>
-                        <w:pPr>
-                          <w:pStyle w:val="Compact"/>
-                          <w:jc w:val="center"/>
-                          <w:jc w:val="center"/>
-                        </w:pPr>
-                        <m:oMath>
-                          <m:r>
-                            <m:t>2</m:t>
-                          </m:r>
-                        </m:oMath>
-                      </w:p>
-                    </w:tc>
-                    <w:tc>
-                      <w:tcPr/>
-                      <w:p>
-                        <w:pPr>
-                          <w:pStyle w:val="Compact"/>
-                          <w:jc w:val="center"/>
-                          <w:jc w:val="center"/>
-                        </w:pPr>
-                        <m:oMath>
-                          <m:r>
-                            <m:rPr>
-                              <m:sty m:val="p"/>
-                              <m:scr m:val="double-struck"/>
-                            </m:rPr>
-                            <m:t>N</m:t>
-                          </m:r>
-                        </m:oMath>
-                      </w:p>
-                    </w:tc>
-                    <w:tc>
-                      <w:tcPr/>
-                      <w:p>
-                        <w:pPr>
-                          <w:pStyle w:val="Compact"/>
-                          <w:jc w:val="center"/>
-                          <w:jc w:val="center"/>
-                        </w:pPr>
-                        <m:oMath>
-                          <m:r>
-                            <m:rPr>
-                              <m:sty m:val="p"/>
-                              <m:scr m:val="double-struck"/>
-                            </m:rPr>
-                            <m:t>R</m:t>
-                          </m:r>
-                        </m:oMath>
-                      </w:p>
-                    </w:tc>
-                  </w:tr>
-                  <w:tr>
-                    <w:tc>
-                      <w:tcPr/>
-                      <w:p>
-                        <w:pPr>
-                          <w:pStyle w:val="Compact"/>
-                          <w:jc w:val="center"/>
-                          <w:jc w:val="center"/>
-                        </w:pPr>
-                        <m:oMath>
-                          <m:r>
-                            <m:t>2</m:t>
-                          </m:r>
-                        </m:oMath>
-                      </w:p>
-                    </w:tc>
-                    <w:tc>
-                      <w:tcPr/>
-                      <w:p>
-                        <w:pPr>
-                          <w:pStyle w:val="Compact"/>
-                          <w:jc w:val="center"/>
-                          <w:jc w:val="center"/>
-                        </w:pPr>
-                        <m:oMath>
-                          <m:r>
-                            <m:t>4</m:t>
-                          </m:r>
-                        </m:oMath>
-                      </w:p>
-                    </w:tc>
-                    <w:tc>
-                      <w:tcPr/>
-                      <w:p>
-                        <w:pPr>
-                          <w:pStyle w:val="Compact"/>
-                          <w:jc w:val="center"/>
-                          <w:jc w:val="center"/>
-                        </w:pPr>
-                        <m:oMath>
-                          <m:r>
-                            <m:rPr>
-                              <m:sty m:val="p"/>
-                              <m:scr m:val="double-struck"/>
-                            </m:rPr>
-                            <m:t>R</m:t>
-                          </m:r>
-                        </m:oMath>
-                      </w:p>
-                    </w:tc>
-                    <w:tc>
-                      <w:tcPr/>
-                      <w:p>
-                        <w:pPr>
-                          <w:pStyle w:val="Compact"/>
-                          <w:jc w:val="center"/>
-                          <w:jc w:val="center"/>
-                        </w:pPr>
-                        <m:oMath>
-                          <m:sSup>
-                            <m:e>
-                              <m:r>
-                                <m:t>2</m:t>
-                              </m:r>
-                            </m:e>
-                            <m:sup>
-                              <m:r>
-                                <m:rPr>
-                                  <m:sty m:val="p"/>
-                                  <m:scr m:val="double-struck"/>
-                                </m:rPr>
-                                <m:t>R</m:t>
-                              </m:r>
-                            </m:sup>
-                          </m:sSup>
-                        </m:oMath>
-                      </w:p>
-                    </w:tc>
-                  </w:tr>
-                  <w:tr>
-                    <w:tc>
-                      <w:tcPr/>
-                      <w:p>
-                        <w:pPr>
-                          <w:pStyle w:val="Compact"/>
-                          <w:jc w:val="center"/>
-                          <w:jc w:val="center"/>
-                        </w:pPr>
-                        <m:oMath>
-                          <m:r>
-                            <m:rPr>
-                              <m:sty m:val="p"/>
-                              <m:scr m:val="double-struck"/>
-                            </m:rPr>
-                            <m:t>N</m:t>
-                          </m:r>
-                        </m:oMath>
-                      </w:p>
-                    </w:tc>
-                    <w:tc>
-                      <w:tcPr/>
-                      <w:p>
-                        <w:pPr>
-                          <w:pStyle w:val="Compact"/>
-                          <w:jc w:val="center"/>
-                          <w:jc w:val="center"/>
-                        </w:pPr>
-                        <m:oMath>
-                          <m:r>
-                            <m:rPr>
-                              <m:sty m:val="p"/>
-                              <m:scr m:val="double-struck"/>
-                            </m:rPr>
-                            <m:t>N</m:t>
-                          </m:r>
-                        </m:oMath>
-                      </w:p>
-                    </w:tc>
-                    <w:tc>
-                      <w:tcPr/>
-                      <w:p>
-                        <w:pPr>
-                          <w:pStyle w:val="Compact"/>
-                          <w:jc w:val="center"/>
-                          <w:jc w:val="center"/>
-                        </w:pPr>
-                        <w:r>
-                          <w:t xml:space="preserve">?</w:t>
-                        </w:r>
-                      </w:p>
-                    </w:tc>
-                    <w:tc>
-                      <w:tcPr/>
-                      <w:p>
-                        <w:pPr>
-                          <w:pStyle w:val="Compact"/>
-                          <w:jc w:val="center"/>
-                          <w:jc w:val="center"/>
-                        </w:pPr>
-                        <w:r>
-                          <w:t xml:space="preserve">?</w:t>
-                        </w:r>
-                      </w:p>
-                    </w:tc>
-                  </w:tr>
-                  <w:tr>
-                    <w:tc>
-                      <w:tcPr/>
-                      <w:p>
-                        <w:pPr>
-                          <w:pStyle w:val="Compact"/>
-                          <w:jc w:val="center"/>
-                          <w:jc w:val="center"/>
-                        </w:pPr>
-                        <m:oMath>
-                          <m:r>
-                            <m:rPr>
-                              <m:sty m:val="p"/>
-                              <m:scr m:val="double-struck"/>
-                            </m:rPr>
-                            <m:t>R</m:t>
-                          </m:r>
-                        </m:oMath>
-                      </w:p>
-                    </w:tc>
-                    <w:tc>
-                      <w:tcPr/>
-                      <w:p>
-                        <w:pPr>
-                          <w:pStyle w:val="Compact"/>
-                          <w:jc w:val="center"/>
-                          <w:jc w:val="center"/>
-                        </w:pPr>
-                        <m:oMath>
-                          <m:r>
-                            <m:rPr>
-                              <m:sty m:val="p"/>
-                              <m:scr m:val="double-struck"/>
-                            </m:rPr>
-                            <m:t>R</m:t>
-                          </m:r>
-                        </m:oMath>
-                      </w:p>
-                    </w:tc>
-                    <w:tc>
-                      <w:tcPr/>
-                      <w:p>
-                        <w:pPr>
-                          <w:pStyle w:val="Compact"/>
-                          <w:jc w:val="center"/>
-                          <w:jc w:val="center"/>
-                        </w:pPr>
-                        <w:r>
-                          <w:t xml:space="preserve">?</w:t>
-                        </w:r>
-                      </w:p>
-                    </w:tc>
-                    <w:tc>
-                      <w:tcPr/>
-                      <w:p>
-                        <w:pPr>
-                          <w:pStyle w:val="Compact"/>
-                          <w:jc w:val="center"/>
-                          <w:jc w:val="center"/>
-                        </w:pPr>
-                        <w:r>
-                          <w:t xml:space="preserve">?</w:t>
-                        </w:r>
-                      </w:p>
-                    </w:tc>
-                  </w:tr>
-                </w:tbl>
-                <w:p>
-                  <w:pPr>
-                    <w:jc w:val="center"/>
-                  </w:pPr>
-                  <w:pPr>
-                    <w:jc w:val="start"/>
-                    <w:spacing w:before="200"/>
-                    <w:pStyle w:val="ImageCaption"/>
-                  </w:pPr>
-                  <w:r>
-                    <w:t xml:space="preserve">(b) </w:t>
-                  </w:r>
-                  <w:r>
-                    <w:rPr>
-                      <w:rFonts w:hint="eastAsia"/>
-                    </w:rPr>
-                    <w:t xml:space="preserve">集合幂</w:t>
-                  </w:r>
-                </w:p>
-                <w:bookmarkEnd w:id="32"/>
-              </w:tc>
-            </w:tr>
-          </w:tbl>
-          <w:p/>
-        </w:tc>
-      </w:tr>
-    </w:tbl>
-    <w:p>
-      <w:pPr>
-        <w:pStyle w:val="a0"/>
-      </w:pPr>
-      <w:pPr>
-        <w:spacing w:before="200"/>
-        <w:pStyle w:val="ImageCaption"/>
-      </w:pPr>
-      <w:r>
-        <w:rPr>
-          <w:rFonts w:hint="eastAsia"/>
-        </w:rPr>
-        <w:t xml:space="preserve">表</w:t>
-      </w:r>
-      <w:r>
-        <w:t xml:space="preserve"> 1: </w:t>
-      </w:r>
-      <w:r>
-        <w:rPr>
-          <w:rFonts w:hint="eastAsia"/>
-        </w:rPr>
-        <w:t xml:space="preserve">相关集合的势（不完整版）</w:t>
-      </w:r>
-    </w:p>
-    <w:bookmarkEnd w:id="33"/>
-    <w:bookmarkEnd w:id="34"/>
-    <w:bookmarkStart w:id="38" w:name="数学公式定理系统测试"/>
+    <w:bookmarkEnd w:id="31"/>
+    <w:bookmarkStart w:id="35" w:name="数学公式定理系统测试"/>
     <w:p>
       <w:pPr>
         <w:pStyle w:val="1"/>
@@ -2073,7 +1159,7 @@
         <w:t xml:space="preserve">在势的视角下，它的表现如何呢？</w:t>
       </w:r>
     </w:p>
-    <w:bookmarkStart w:id="35" w:name="thm-cartesian-preserve"/>
+    <w:bookmarkStart w:id="32" w:name="thm-cartesian-preserve"/>
     <w:p>
       <w:pPr>
         <w:pStyle w:val="a0"/>
@@ -2198,7 +1284,7 @@
         </m:oMath>
       </m:oMathPara>
     </w:p>
-    <w:bookmarkEnd w:id="35"/>
+    <w:bookmarkEnd w:id="32"/>
     <w:p>
       <w:pPr>
         <w:pStyle w:val="FirstParagraph"/>
@@ -2209,7 +1295,7 @@
           <w:i/>
           <w:iCs/>
         </w:rPr>
-        <w:t xml:space="preserve">证</w:t>
+        <w:t xml:space="preserve">证明</w:t>
       </w:r>
       <w:r>
         <w:t xml:space="preserve">. </w:t>
@@ -2491,7 +1577,7 @@
           <w:i/>
           <w:iCs/>
         </w:rPr>
-        <w:t xml:space="preserve">证</w:t>
+        <w:t xml:space="preserve">证明</w:t>
       </w:r>
       <w:r>
         <w:t xml:space="preserve"> </w:t>
@@ -2531,7 +1617,7 @@
           <w:i/>
           <w:iCs/>
         </w:rPr>
-        <w:t xml:space="preserve">证</w:t>
+        <w:t xml:space="preserve">证明</w:t>
       </w:r>
       <w:r>
         <w:t xml:space="preserve"> (</w:t>
@@ -2579,7 +1665,7 @@
         <w:t xml:space="preserve">的证明．</w:t>
       </w:r>
     </w:p>
-    <w:bookmarkStart w:id="36" w:name="cor-random"/>
+    <w:bookmarkStart w:id="33" w:name="cor-random"/>
     <w:p>
       <w:pPr>
         <w:pStyle w:val="a0"/>
@@ -2707,8 +1793,8 @@
         <w:t xml:space="preserve">的定理.</w:t>
       </w:r>
     </w:p>
-    <w:bookmarkEnd w:id="36"/>
-    <w:bookmarkStart w:id="37" w:name="exm-rtimesn"/>
+    <w:bookmarkEnd w:id="33"/>
+    <w:bookmarkStart w:id="34" w:name="exm-rtimesn"/>
     <w:p>
       <w:pPr>
         <w:pStyle w:val="a0"/>
@@ -2809,7 +1895,7 @@
         </m:oMath>
       </m:oMathPara>
     </w:p>
-    <w:bookmarkEnd w:id="37"/>
+    <w:bookmarkEnd w:id="34"/>
     <w:p>
       <w:pPr>
         <w:pStyle w:val="FirstParagraph"/>
@@ -2820,7 +1906,7 @@
           <w:i/>
           <w:iCs/>
         </w:rPr>
-        <w:t xml:space="preserve">证</w:t>
+        <w:t xml:space="preserve">证明</w:t>
       </w:r>
       <w:r>
         <w:t xml:space="preserve">. </w:t>
@@ -3138,8 +2224,8 @@
         <w:t xml:space="preserve">这是一个注记．</w:t>
       </w:r>
     </w:p>
-    <w:bookmarkEnd w:id="38"/>
-    <w:bookmarkStart w:id="57" w:name="数据可视化table-figure-diagram"/>
+    <w:bookmarkEnd w:id="35"/>
+    <w:bookmarkStart w:id="54" w:name="数据可视化table-figure-diagram"/>
     <w:p>
       <w:pPr>
         <w:pStyle w:val="1"/>
@@ -3579,7 +2665,7 @@
       <w:tr>
         <w:tc>
           <w:tcPr/>
-          <w:bookmarkStart w:id="42" w:name="fig-polar"/>
+          <w:bookmarkStart w:id="39" w:name="fig-polar"/>
           <w:p>
             <w:pPr>
               <w:pStyle w:val="Compact"/>
@@ -3590,18 +2676,18 @@
                 <wp:inline>
                   <wp:extent cx="3571875" cy="3476625"/>
                   <wp:effectExtent b="0" l="0" r="0" t="0"/>
-                  <wp:docPr descr="" title="" id="40" name="Picture"/>
+                  <wp:docPr descr="" title="" id="37" name="Picture"/>
                   <a:graphic>
                     <a:graphicData uri="http://schemas.openxmlformats.org/drawingml/2006/picture">
                       <pic:pic>
                         <pic:nvPicPr>
-                          <pic:cNvPr descr="cnart_files/figure-docx/fig-polar-output-1.png" id="41" name="Picture"/>
+                          <pic:cNvPr descr="cnart_files/figure-docx/fig-polar-output-1.png" id="38" name="Picture"/>
                           <pic:cNvPicPr>
                             <a:picLocks noChangeArrowheads="1" noChangeAspect="1"/>
                           </pic:cNvPicPr>
                         </pic:nvPicPr>
                         <pic:blipFill>
-                          <a:blip r:embed="rId39"/>
+                          <a:blip r:embed="rId36"/>
                           <a:stretch>
                             <a:fillRect/>
                           </a:stretch>
@@ -3633,7 +2719,7 @@
               <w:jc w:val="center"/>
             </w:pPr>
             <w:pPr>
-              <w:jc w:val="start"/>
+              <w:jc w:val="left"/>
               <w:spacing w:before="200"/>
               <w:pStyle w:val="ImageCaption"/>
             </w:pPr>
@@ -3647,7 +2733,7 @@
               <w:t xml:space="preserve"> 2: A line plot on a polar axis</w:t>
             </w:r>
           </w:p>
-          <w:bookmarkEnd w:id="42"/>
+          <w:bookmarkEnd w:id="39"/>
         </w:tc>
       </w:tr>
     </w:tbl>
@@ -3711,7 +2797,7 @@
           <w:rPr>
             <w:rStyle w:val="ae"/>
           </w:rPr>
-          <w:t xml:space="preserve"> 2</w:t>
+          <w:t xml:space="preserve"> 1</w:t>
         </w:r>
       </w:hyperlink>
       <w:r>
@@ -3732,7 +2818,7 @@
           <w:rPr>
             <w:rStyle w:val="ae"/>
           </w:rPr>
-          <w:t xml:space="preserve"> 2 (a)</w:t>
+          <w:t xml:space="preserve"> 1 (a)</w:t>
         </w:r>
       </w:hyperlink>
       <w:r>
@@ -3753,7 +2839,7 @@
           <w:rPr>
             <w:rStyle w:val="ae"/>
           </w:rPr>
-          <w:t xml:space="preserve"> 2 (b)</w:t>
+          <w:t xml:space="preserve"> 1 (b)</w:t>
         </w:r>
       </w:hyperlink>
       <w:r>
@@ -5819,7 +4905,7 @@
         <w:t xml:space="preserve">])))</w:t>
       </w:r>
     </w:p>
-    <w:bookmarkStart w:id="47" w:name="tbl-light-on"/>
+    <w:bookmarkStart w:id="44" w:name="tbl-light-on"/>
     <w:tbl>
       <w:tblPr>
         <w:tblStyle w:val="Table"/>
@@ -5857,8 +4943,8 @@
             <w:tr>
               <w:tc>
                 <w:tcPr/>
-                <w:bookmarkStart w:id="44" w:name="tbl-light-on-1"/>
-                <w:bookmarkStart w:id="43" w:name="tbl-light-on-1"/>
+                <w:bookmarkStart w:id="41" w:name="tbl-light-on-1"/>
+                <w:bookmarkStart w:id="40" w:name="tbl-light-on-1"/>
                 <w:tbl>
                   <w:tblPr>
                     <w:tblStyle w:val="Table"/>
@@ -6956,13 +6042,13 @@
                     </w:tc>
                   </w:tr>
                 </w:tbl>
-                <w:bookmarkEnd w:id="43"/>
+                <w:bookmarkEnd w:id="40"/>
                 <w:p>
                   <w:pPr>
                     <w:jc w:val="center"/>
                   </w:pPr>
                   <w:pPr>
-                    <w:jc w:val="start"/>
+                    <w:jc w:val="left"/>
                     <w:spacing w:before="200"/>
                     <w:pStyle w:val="ImageCaption"/>
                   </w:pPr>
@@ -6976,7 +6062,7 @@
                     <w:t xml:space="preserve">（粗）</w:t>
                   </w:r>
                 </w:p>
-                <w:bookmarkEnd w:id="44"/>
+                <w:bookmarkEnd w:id="41"/>
               </w:tc>
             </w:tr>
           </w:tbl>
@@ -7007,8 +6093,8 @@
             <w:tr>
               <w:tc>
                 <w:tcPr/>
-                <w:bookmarkStart w:id="46" w:name="tbl-light-on-2"/>
-                <w:bookmarkStart w:id="45" w:name="tbl-light-on-2"/>
+                <w:bookmarkStart w:id="43" w:name="tbl-light-on-2"/>
+                <w:bookmarkStart w:id="42" w:name="tbl-light-on-2"/>
                 <w:tbl>
                   <w:tblPr>
                     <w:tblStyle w:val="Table"/>
@@ -8106,13 +7192,13 @@
                     </w:tc>
                   </w:tr>
                 </w:tbl>
-                <w:bookmarkEnd w:id="45"/>
+                <w:bookmarkEnd w:id="42"/>
                 <w:p>
                   <w:pPr>
                     <w:jc w:val="center"/>
                   </w:pPr>
                   <w:pPr>
-                    <w:jc w:val="start"/>
+                    <w:jc w:val="left"/>
                     <w:spacing w:before="200"/>
                     <w:pStyle w:val="ImageCaption"/>
                   </w:pPr>
@@ -8126,7 +7212,7 @@
                     <w:t xml:space="preserve">（细）</w:t>
                   </w:r>
                 </w:p>
-                <w:bookmarkEnd w:id="46"/>
+                <w:bookmarkEnd w:id="43"/>
               </w:tc>
             </w:tr>
           </w:tbl>
@@ -8149,7 +7235,7 @@
         <w:t xml:space="preserve">表</w:t>
       </w:r>
       <w:r>
-        <w:t xml:space="preserve"> 2: </w:t>
+        <w:t xml:space="preserve"> 1: </w:t>
       </w:r>
       <w:r>
         <w:rPr>
@@ -8158,7 +7244,7 @@
         <w:t xml:space="preserve">太阳能电池的负载特性</w:t>
       </w:r>
     </w:p>
-    <w:bookmarkEnd w:id="47"/>
+    <w:bookmarkEnd w:id="44"/>
     <w:p>
       <w:pPr>
         <w:pStyle w:val="a0"/>
@@ -8613,7 +7699,7 @@
         <w:t xml:space="preserve">plt.show()</w:t>
       </w:r>
     </w:p>
-    <w:bookmarkStart w:id="56" w:name="fig-light-on"/>
+    <w:bookmarkStart w:id="53" w:name="fig-light-on"/>
     <w:tbl>
       <w:tblPr>
         <w:tblStyle w:val="Table"/>
@@ -8641,7 +7727,7 @@
             <w:tr>
               <w:tc>
                 <w:tcPr/>
-                <w:bookmarkStart w:id="51" w:name="fig-light-on-1"/>
+                <w:bookmarkStart w:id="48" w:name="fig-light-on-1"/>
                 <w:p>
                   <w:pPr>
                     <w:pStyle w:val="Compact"/>
@@ -8653,18 +7739,18 @@
                       <wp:inline>
                         <wp:extent cx="2971800" cy="2397702"/>
                         <wp:effectExtent b="0" l="0" r="0" t="0"/>
-                        <wp:docPr descr="" title="" id="49" name="Picture"/>
+                        <wp:docPr descr="" title="" id="46" name="Picture"/>
                         <a:graphic>
                           <a:graphicData uri="http://schemas.openxmlformats.org/drawingml/2006/picture">
                             <pic:pic>
                               <pic:nvPicPr>
-                                <pic:cNvPr descr="cnart_files/figure-docx/fig-light-on-output-1.png" id="50" name="Picture"/>
+                                <pic:cNvPr descr="cnart_files/figure-docx/fig-light-on-output-1.png" id="47" name="Picture"/>
                                 <pic:cNvPicPr>
                                   <a:picLocks noChangeArrowheads="1" noChangeAspect="1"/>
                                 </pic:cNvPicPr>
                               </pic:nvPicPr>
                               <pic:blipFill>
-                                <a:blip r:embed="rId48"/>
+                                <a:blip r:embed="rId45"/>
                                 <a:stretch>
                                   <a:fillRect/>
                                 </a:stretch>
@@ -8697,7 +7783,7 @@
                     <w:jc w:val="left"/>
                   </w:pPr>
                   <w:pPr>
-                    <w:jc w:val="start"/>
+                    <w:jc w:val="left"/>
                     <w:spacing w:before="200"/>
                     <w:pStyle w:val="ImageCaption"/>
                   </w:pPr>
@@ -8711,7 +7797,7 @@
                     <w:t xml:space="preserve">输出电流与电压关系曲线</w:t>
                   </w:r>
                 </w:p>
-                <w:bookmarkEnd w:id="51"/>
+                <w:bookmarkEnd w:id="48"/>
               </w:tc>
             </w:tr>
           </w:tbl>
@@ -8732,7 +7818,7 @@
             <w:tr>
               <w:tc>
                 <w:tcPr/>
-                <w:bookmarkStart w:id="55" w:name="fig-light-on-2"/>
+                <w:bookmarkStart w:id="52" w:name="fig-light-on-2"/>
                 <w:p>
                   <w:pPr>
                     <w:pStyle w:val="Compact"/>
@@ -8744,18 +7830,18 @@
                       <wp:inline>
                         <wp:extent cx="2971800" cy="2328894"/>
                         <wp:effectExtent b="0" l="0" r="0" t="0"/>
-                        <wp:docPr descr="" title="" id="53" name="Picture"/>
+                        <wp:docPr descr="" title="" id="50" name="Picture"/>
                         <a:graphic>
                           <a:graphicData uri="http://schemas.openxmlformats.org/drawingml/2006/picture">
                             <pic:pic>
                               <pic:nvPicPr>
-                                <pic:cNvPr descr="cnart_files/figure-docx/fig-light-on-output-2.png" id="54" name="Picture"/>
+                                <pic:cNvPr descr="cnart_files/figure-docx/fig-light-on-output-2.png" id="51" name="Picture"/>
                                 <pic:cNvPicPr>
                                   <a:picLocks noChangeArrowheads="1" noChangeAspect="1"/>
                                 </pic:cNvPicPr>
                               </pic:nvPicPr>
                               <pic:blipFill>
-                                <a:blip r:embed="rId52"/>
+                                <a:blip r:embed="rId49"/>
                                 <a:stretch>
                                   <a:fillRect/>
                                 </a:stretch>
@@ -8788,7 +7874,7 @@
                     <w:jc w:val="left"/>
                   </w:pPr>
                   <w:pPr>
-                    <w:jc w:val="start"/>
+                    <w:jc w:val="left"/>
                     <w:spacing w:before="200"/>
                     <w:pStyle w:val="ImageCaption"/>
                   </w:pPr>
@@ -8802,7 +7888,7 @@
                     <w:t xml:space="preserve">输出功率与负载电阻关系曲线</w:t>
                   </w:r>
                 </w:p>
-                <w:bookmarkEnd w:id="55"/>
+                <w:bookmarkEnd w:id="52"/>
               </w:tc>
             </w:tr>
           </w:tbl>
@@ -8834,9 +7920,9 @@
         <w:t xml:space="preserve">太阳能电池的负载特性</w:t>
       </w:r>
     </w:p>
-    <w:bookmarkEnd w:id="56"/>
-    <w:bookmarkEnd w:id="57"/>
-    <w:bookmarkStart w:id="61" w:name="diagrams"/>
+    <w:bookmarkEnd w:id="53"/>
+    <w:bookmarkEnd w:id="54"/>
+    <w:bookmarkStart w:id="58" w:name="diagrams"/>
     <w:p>
       <w:pPr>
         <w:pStyle w:val="1"/>
@@ -8911,7 +7997,7 @@
       <w:tr>
         <w:tc>
           <w:tcPr/>
-          <w:bookmarkStart w:id="58" w:name="fig-tikzcd-han"/>
+          <w:bookmarkStart w:id="55" w:name="fig-tikzcd-han"/>
           <w:p>
             <w:pPr>
               <w:pStyle w:val="SourceCode"/>
@@ -9000,7 +8086,7 @@
               <w:jc w:val="center"/>
             </w:pPr>
             <w:pPr>
-              <w:jc w:val="start"/>
+              <w:jc w:val="left"/>
               <w:spacing w:before="200"/>
               <w:pStyle w:val="ImageCaption"/>
             </w:pPr>
@@ -9029,7 +8115,7 @@
               <w:t xml:space="preserve">测试图片</w:t>
             </w:r>
           </w:p>
-          <w:bookmarkEnd w:id="58"/>
+          <w:bookmarkEnd w:id="55"/>
         </w:tc>
       </w:tr>
     </w:tbl>
@@ -9054,7 +8140,7 @@
       <w:tr>
         <w:tc>
           <w:tcPr/>
-          <w:bookmarkStart w:id="59" w:name="fig-tikzcd-quiver"/>
+          <w:bookmarkStart w:id="56" w:name="fig-tikzcd-quiver"/>
           <w:p>
             <w:pPr>
               <w:pStyle w:val="SourceCode"/>
@@ -9171,7 +8257,7 @@
               <w:jc w:val="center"/>
             </w:pPr>
             <w:pPr>
-              <w:jc w:val="start"/>
+              <w:jc w:val="left"/>
               <w:spacing w:before="200"/>
               <w:pStyle w:val="ImageCaption"/>
             </w:pPr>
@@ -9200,7 +8286,7 @@
               <w:t xml:space="preserve">测试图片</w:t>
             </w:r>
           </w:p>
-          <w:bookmarkEnd w:id="59"/>
+          <w:bookmarkEnd w:id="56"/>
         </w:tc>
       </w:tr>
     </w:tbl>
@@ -9225,7 +8311,7 @@
       <w:tr>
         <w:tc>
           <w:tcPr/>
-          <w:bookmarkStart w:id="60" w:name="fig-tikzcd-another"/>
+          <w:bookmarkStart w:id="57" w:name="fig-tikzcd-another"/>
           <w:p>
             <w:pPr>
               <w:pStyle w:val="SourceCode"/>
@@ -9270,7 +8356,7 @@
               <w:jc w:val="center"/>
             </w:pPr>
             <w:pPr>
-              <w:jc w:val="start"/>
+              <w:jc w:val="left"/>
               <w:spacing w:before="200"/>
               <w:pStyle w:val="ImageCaption"/>
             </w:pPr>
@@ -9299,12 +8385,12 @@
               <w:t xml:space="preserve">可能产生的样式冲突</w:t>
             </w:r>
           </w:p>
-          <w:bookmarkEnd w:id="60"/>
+          <w:bookmarkEnd w:id="57"/>
         </w:tc>
       </w:tr>
     </w:tbl>
-    <w:bookmarkEnd w:id="61"/>
-    <w:bookmarkStart w:id="63" w:name="layout"/>
+    <w:bookmarkEnd w:id="58"/>
+    <w:bookmarkStart w:id="60" w:name="layout"/>
     <w:p>
       <w:pPr>
         <w:pStyle w:val="1"/>
@@ -9326,7 +8412,7 @@
       <w:r>
         <w:t xml:space="preserve"> </w:t>
       </w:r>
-      <w:hyperlink r:id="rId62">
+      <w:hyperlink r:id="rId59">
         <w:r>
           <w:rPr>
             <w:rStyle w:val="ae"/>
@@ -9804,8 +8890,8 @@
         </w:tc>
       </w:tr>
     </w:tbl>
-    <w:bookmarkEnd w:id="63"/>
-    <w:bookmarkStart w:id="64" w:name="代码块和引用"/>
+    <w:bookmarkEnd w:id="60"/>
+    <w:bookmarkStart w:id="61" w:name="代码块和引用"/>
     <w:p>
       <w:pPr>
         <w:pStyle w:val="1"/>
@@ -10748,8 +9834,8 @@
         <w:t xml:space="preserve">这是一个引用块和一个非常非常非常非常非常非常非常非常非常非常非常非常非常非常非常非常非常非常非常非常非常非常非常非常长的句子．</w:t>
       </w:r>
     </w:p>
-    <w:bookmarkEnd w:id="64"/>
-    <w:bookmarkStart w:id="83" w:name="html-专用测试"/>
+    <w:bookmarkEnd w:id="61"/>
+    <w:bookmarkStart w:id="80" w:name="html-专用测试"/>
     <w:p>
       <w:pPr>
         <w:pStyle w:val="1"/>
@@ -10811,7 +9897,7 @@
         <w:t xml:space="preserve">格式下被渲染．</w:t>
       </w:r>
     </w:p>
-    <w:bookmarkStart w:id="82" w:name="callouts"/>
+    <w:bookmarkStart w:id="79" w:name="callouts"/>
     <w:p>
       <w:pPr>
         <w:pStyle w:val="2"/>
@@ -10920,17 +10006,16 @@
         <w:tblStyle w:val="Table"/>
         <w:tblLook w:firstRow="0" w:lastRow="0" w:firstColumn="0" w:lastColumn="0" w:noHBand="0" w:noVBand="0" w:val="0000"/>
         <w:tblBorders>
+          <w:top w:val="single" w:sz="4" w:space="0" w:color="0758E5"/>
           <w:left w:val="single" w:sz="24" w:space="0" w:color="0758E5"/>
+          <w:bottom w:val="single" w:sz="4" w:space="0" w:color="0758E5"/>
           <w:right w:val="single" w:sz="4" w:space="0" w:color="0758E5"/>
-          <w:top w:val="single" w:sz="4" w:space="0" w:color="0758E5"/>
-          <w:bottom w:val="single" w:sz="4" w:space="0" w:color="0758E5"/>
         </w:tblBorders>
         <w:tblCellMar>
           <w:left w:w="144" w:type="dxa"/>
           <w:right w:w="144" w:type="dxa"/>
         </w:tblCellMar>
-        <w:tblInd w:w="164" w:type="dxa"/>
-        <w:tblW w:type="pct" w:w="100%"/>
+        <w:tblLook w:firstRow="0" w:lastRow="0" w:firstColumn="0" w:lastColumn="0" w:noHBand="0" w:noVBand="0" w:val="0000"/>
       </w:tblPr>
       <w:tr>
         <w:trPr>
@@ -10957,18 +10042,18 @@
                 <wp:inline>
                   <wp:extent cx="152400" cy="152400"/>
                   <wp:effectExtent b="0" l="0" r="0" t="0"/>
-                  <wp:docPr descr="" title="" id="66" name="Picture"/>
+                  <wp:docPr descr="" title="" id="63" name="Picture"/>
                   <a:graphic>
                     <a:graphicData uri="http://schemas.openxmlformats.org/drawingml/2006/picture">
                       <pic:pic>
                         <pic:nvPicPr>
-                          <pic:cNvPr descr="/opt/quarto/share/formats/docx/note.png" id="67" name="Picture"/>
+                          <pic:cNvPr descr="/opt/quarto/share/formats/docx/note.png" id="64" name="Picture"/>
                           <pic:cNvPicPr>
                             <a:picLocks noChangeArrowheads="1" noChangeAspect="1"/>
                           </pic:cNvPicPr>
                         </pic:nvPicPr>
                         <pic:blipFill>
-                          <a:blip r:embed="rId65"/>
+                          <a:blip r:embed="rId62"/>
                           <a:stretch>
                             <a:fillRect/>
                           </a:stretch>
@@ -11043,6 +10128,7 @@
               <w:t xml:space="preserve">callout．</w:t>
             </w:r>
           </w:p>
+          <w:p/>
         </w:tc>
       </w:tr>
     </w:tbl>
@@ -11059,17 +10145,16 @@
         <w:tblStyle w:val="Table"/>
         <w:tblLook w:firstRow="0" w:lastRow="0" w:firstColumn="0" w:lastColumn="0" w:noHBand="0" w:noVBand="0" w:val="0000"/>
         <w:tblBorders>
+          <w:top w:val="single" w:sz="4" w:space="0" w:color="EB9113"/>
           <w:left w:val="single" w:sz="24" w:space="0" w:color="EB9113"/>
+          <w:bottom w:val="single" w:sz="4" w:space="0" w:color="EB9113"/>
           <w:right w:val="single" w:sz="4" w:space="0" w:color="EB9113"/>
-          <w:top w:val="single" w:sz="4" w:space="0" w:color="EB9113"/>
-          <w:bottom w:val="single" w:sz="4" w:space="0" w:color="EB9113"/>
         </w:tblBorders>
         <w:tblCellMar>
           <w:left w:w="144" w:type="dxa"/>
           <w:right w:w="144" w:type="dxa"/>
         </w:tblCellMar>
-        <w:tblInd w:w="164" w:type="dxa"/>
-        <w:tblW w:type="pct" w:w="100%"/>
+        <w:tblLook w:firstRow="0" w:lastRow="0" w:firstColumn="0" w:lastColumn="0" w:noHBand="0" w:noVBand="0" w:val="0000"/>
       </w:tblPr>
       <w:tr>
         <w:trPr>
@@ -11096,18 +10181,18 @@
                 <wp:inline>
                   <wp:extent cx="152400" cy="152400"/>
                   <wp:effectExtent b="0" l="0" r="0" t="0"/>
-                  <wp:docPr descr="" title="" id="69" name="Picture"/>
+                  <wp:docPr descr="" title="" id="66" name="Picture"/>
                   <a:graphic>
                     <a:graphicData uri="http://schemas.openxmlformats.org/drawingml/2006/picture">
                       <pic:pic>
                         <pic:nvPicPr>
-                          <pic:cNvPr descr="/opt/quarto/share/formats/docx/warning.png" id="70" name="Picture"/>
+                          <pic:cNvPr descr="/opt/quarto/share/formats/docx/warning.png" id="67" name="Picture"/>
                           <pic:cNvPicPr>
                             <a:picLocks noChangeArrowheads="1" noChangeAspect="1"/>
                           </pic:cNvPicPr>
                         </pic:nvPicPr>
                         <pic:blipFill>
-                          <a:blip r:embed="rId68"/>
+                          <a:blip r:embed="rId65"/>
                           <a:stretch>
                             <a:fillRect/>
                           </a:stretch>
@@ -11182,6 +10267,7 @@
               <w:t xml:space="preserve">和一个和非常非常非常非常非常非常非常非常非常非常非常非常非常非常非常非常非常非常非常非常非常非常非常非常长的句子．</w:t>
             </w:r>
           </w:p>
+          <w:p/>
         </w:tc>
       </w:tr>
     </w:tbl>
@@ -11210,17 +10296,16 @@
         <w:tblStyle w:val="Table"/>
         <w:tblLook w:firstRow="0" w:lastRow="0" w:firstColumn="0" w:lastColumn="0" w:noHBand="0" w:noVBand="0" w:val="0000"/>
         <w:tblBorders>
+          <w:top w:val="single" w:sz="4" w:space="0" w:color="CC1914"/>
           <w:left w:val="single" w:sz="24" w:space="0" w:color="CC1914"/>
+          <w:bottom w:val="single" w:sz="4" w:space="0" w:color="CC1914"/>
           <w:right w:val="single" w:sz="4" w:space="0" w:color="CC1914"/>
-          <w:top w:val="single" w:sz="4" w:space="0" w:color="CC1914"/>
-          <w:bottom w:val="single" w:sz="4" w:space="0" w:color="CC1914"/>
         </w:tblBorders>
         <w:tblCellMar>
           <w:left w:w="144" w:type="dxa"/>
           <w:right w:w="144" w:type="dxa"/>
         </w:tblCellMar>
-        <w:tblInd w:w="164" w:type="dxa"/>
-        <w:tblW w:type="pct" w:w="100%"/>
+        <w:tblLook w:firstRow="0" w:lastRow="0" w:firstColumn="0" w:lastColumn="0" w:noHBand="0" w:noVBand="0" w:val="0000"/>
       </w:tblPr>
       <w:tr>
         <w:trPr>
@@ -11247,18 +10332,18 @@
                 <wp:inline>
                   <wp:extent cx="152400" cy="152400"/>
                   <wp:effectExtent b="0" l="0" r="0" t="0"/>
-                  <wp:docPr descr="" title="" id="72" name="Picture"/>
+                  <wp:docPr descr="" title="" id="69" name="Picture"/>
                   <a:graphic>
                     <a:graphicData uri="http://schemas.openxmlformats.org/drawingml/2006/picture">
                       <pic:pic>
                         <pic:nvPicPr>
-                          <pic:cNvPr descr="/opt/quarto/share/formats/docx/important.png" id="73" name="Picture"/>
+                          <pic:cNvPr descr="/opt/quarto/share/formats/docx/important.png" id="70" name="Picture"/>
                           <pic:cNvPicPr>
                             <a:picLocks noChangeArrowheads="1" noChangeAspect="1"/>
                           </pic:cNvPicPr>
                         </pic:nvPicPr>
                         <pic:blipFill>
-                          <a:blip r:embed="rId71"/>
+                          <a:blip r:embed="rId68"/>
                           <a:stretch>
                             <a:fillRect/>
                           </a:stretch>
@@ -11333,6 +10418,7 @@
               <w:t xml:space="preserve">callout．</w:t>
             </w:r>
           </w:p>
+          <w:p/>
         </w:tc>
       </w:tr>
     </w:tbl>
@@ -11349,17 +10435,16 @@
         <w:tblStyle w:val="Table"/>
         <w:tblLook w:firstRow="0" w:lastRow="0" w:firstColumn="0" w:lastColumn="0" w:noHBand="0" w:noVBand="0" w:val="0000"/>
         <w:tblBorders>
+          <w:top w:val="single" w:sz="4" w:space="0" w:color="00A047"/>
           <w:left w:val="single" w:sz="24" w:space="0" w:color="00A047"/>
+          <w:bottom w:val="single" w:sz="4" w:space="0" w:color="00A047"/>
           <w:right w:val="single" w:sz="4" w:space="0" w:color="00A047"/>
-          <w:top w:val="single" w:sz="4" w:space="0" w:color="00A047"/>
-          <w:bottom w:val="single" w:sz="4" w:space="0" w:color="00A047"/>
         </w:tblBorders>
         <w:tblCellMar>
           <w:left w:w="144" w:type="dxa"/>
           <w:right w:w="144" w:type="dxa"/>
         </w:tblCellMar>
-        <w:tblInd w:w="164" w:type="dxa"/>
-        <w:tblW w:type="pct" w:w="100%"/>
+        <w:tblLook w:firstRow="0" w:lastRow="0" w:firstColumn="0" w:lastColumn="0" w:noHBand="0" w:noVBand="0" w:val="0000"/>
       </w:tblPr>
       <w:tr>
         <w:trPr>
@@ -11386,18 +10471,18 @@
                 <wp:inline>
                   <wp:extent cx="152400" cy="152400"/>
                   <wp:effectExtent b="0" l="0" r="0" t="0"/>
-                  <wp:docPr descr="" title="" id="75" name="Picture"/>
+                  <wp:docPr descr="" title="" id="72" name="Picture"/>
                   <a:graphic>
                     <a:graphicData uri="http://schemas.openxmlformats.org/drawingml/2006/picture">
                       <pic:pic>
                         <pic:nvPicPr>
-                          <pic:cNvPr descr="/opt/quarto/share/formats/docx/tip.png" id="76" name="Picture"/>
+                          <pic:cNvPr descr="/opt/quarto/share/formats/docx/tip.png" id="73" name="Picture"/>
                           <pic:cNvPicPr>
                             <a:picLocks noChangeArrowheads="1" noChangeAspect="1"/>
                           </pic:cNvPicPr>
                         </pic:nvPicPr>
                         <pic:blipFill>
-                          <a:blip r:embed="rId74"/>
+                          <a:blip r:embed="rId71"/>
                           <a:stretch>
                             <a:fillRect/>
                           </a:stretch>
@@ -11493,6 +10578,7 @@
               <w:t xml:space="preserve">callout．</w:t>
             </w:r>
           </w:p>
+          <w:p/>
         </w:tc>
       </w:tr>
     </w:tbl>
@@ -11509,17 +10595,16 @@
         <w:tblStyle w:val="Table"/>
         <w:tblLook w:firstRow="0" w:lastRow="0" w:firstColumn="0" w:lastColumn="0" w:noHBand="0" w:noVBand="0" w:val="0000"/>
         <w:tblBorders>
+          <w:top w:val="single" w:sz="4" w:space="0" w:color="FC5300"/>
           <w:left w:val="single" w:sz="24" w:space="0" w:color="FC5300"/>
+          <w:bottom w:val="single" w:sz="4" w:space="0" w:color="FC5300"/>
           <w:right w:val="single" w:sz="4" w:space="0" w:color="FC5300"/>
-          <w:top w:val="single" w:sz="4" w:space="0" w:color="FC5300"/>
-          <w:bottom w:val="single" w:sz="4" w:space="0" w:color="FC5300"/>
         </w:tblBorders>
         <w:tblCellMar>
           <w:left w:w="144" w:type="dxa"/>
           <w:right w:w="144" w:type="dxa"/>
         </w:tblCellMar>
-        <w:tblInd w:w="164" w:type="dxa"/>
-        <w:tblW w:type="pct" w:w="100%"/>
+        <w:tblLook w:firstRow="0" w:lastRow="0" w:firstColumn="0" w:lastColumn="0" w:noHBand="0" w:noVBand="0" w:val="0000"/>
       </w:tblPr>
       <w:tr>
         <w:trPr>
@@ -11546,18 +10631,18 @@
                 <wp:inline>
                   <wp:extent cx="152400" cy="152400"/>
                   <wp:effectExtent b="0" l="0" r="0" t="0"/>
-                  <wp:docPr descr="" title="" id="78" name="Picture"/>
+                  <wp:docPr descr="" title="" id="75" name="Picture"/>
                   <a:graphic>
                     <a:graphicData uri="http://schemas.openxmlformats.org/drawingml/2006/picture">
                       <pic:pic>
                         <pic:nvPicPr>
-                          <pic:cNvPr descr="/opt/quarto/share/formats/docx/caution.png" id="79" name="Picture"/>
+                          <pic:cNvPr descr="/opt/quarto/share/formats/docx/caution.png" id="76" name="Picture"/>
                           <pic:cNvPicPr>
                             <a:picLocks noChangeArrowheads="1" noChangeAspect="1"/>
                           </pic:cNvPicPr>
                         </pic:nvPicPr>
                         <pic:blipFill>
-                          <a:blip r:embed="rId77"/>
+                          <a:blip r:embed="rId74"/>
                           <a:stretch>
                             <a:fillRect/>
                           </a:stretch>
@@ -11644,6 +10729,7 @@
               <w:t xml:space="preserve">callout．</w:t>
             </w:r>
           </w:p>
+          <w:p/>
         </w:tc>
       </w:tr>
     </w:tbl>
@@ -11658,7 +10744,7 @@
     <w:tbl>
       <w:tblPr>
         <w:tblStyle w:val="Table"/>
-        <w:tblLook w:firstRow="0" w:lastRow="0" w:firstColumn="0" w:lastColumn="0" w:noHBand="0" w:noVBand="0" w:val="0000"/>
+        <w:tblInd w:w="164" w:type="dxa"/>
         <w:tblBorders>
           <w:left w:val="single" w:sz="24" w:space="0" w:color="FC5300"/>
         </w:tblBorders>
@@ -11666,8 +10752,11 @@
           <w:left w:w="0" w:type="dxa"/>
           <w:right w:w="0" w:type="dxa"/>
         </w:tblCellMar>
-        <w:tblInd w:w="164" w:type="dxa"/>
+        <w:tblLook w:firstRow="0" w:lastRow="0" w:firstColumn="0" w:lastColumn="0" w:noHBand="0" w:noVBand="0" w:val="0000"/>
       </w:tblPr>
+      <w:tblGrid>
+        <w:gridCol w:w="7920"/>
+      </w:tblGrid>
       <w:tr>
         <w:trPr>
           <w:cantSplit/>
@@ -11692,18 +10781,18 @@
                 <wp:inline>
                   <wp:extent cx="152400" cy="152400"/>
                   <wp:effectExtent b="0" l="0" r="0" t="0"/>
-                  <wp:docPr descr="" title="" id="80" name="Picture"/>
+                  <wp:docPr descr="" title="" id="77" name="Picture"/>
                   <a:graphic>
                     <a:graphicData uri="http://schemas.openxmlformats.org/drawingml/2006/picture">
                       <pic:pic>
                         <pic:nvPicPr>
-                          <pic:cNvPr descr="/opt/quarto/share/formats/docx/caution.png" id="81" name="Picture"/>
+                          <pic:cNvPr descr="/opt/quarto/share/formats/docx/caution.png" id="78" name="Picture"/>
                           <pic:cNvPicPr>
                             <a:picLocks noChangeArrowheads="1" noChangeAspect="1"/>
                           </pic:cNvPicPr>
                         </pic:nvPicPr>
                         <pic:blipFill>
-                          <a:blip r:embed="rId77"/>
+                          <a:blip r:embed="rId74"/>
                           <a:stretch>
                             <a:fillRect/>
                           </a:stretch>
@@ -11780,7 +10869,7 @@
     <w:tbl>
       <w:tblPr>
         <w:tblStyle w:val="Table"/>
-        <w:tblLook w:firstRow="0" w:lastRow="0" w:firstColumn="0" w:lastColumn="0" w:noHBand="0" w:noVBand="0" w:val="0000"/>
+        <w:tblInd w:w="164" w:type="dxa"/>
         <w:tblBorders>
           <w:left w:val="single" w:sz="24" w:space="0" w:color="FC5300"/>
         </w:tblBorders>
@@ -11788,8 +10877,11 @@
           <w:left w:w="0" w:type="dxa"/>
           <w:right w:w="0" w:type="dxa"/>
         </w:tblCellMar>
-        <w:tblInd w:w="164" w:type="dxa"/>
+        <w:tblLook w:firstRow="0" w:lastRow="0" w:firstColumn="0" w:lastColumn="0" w:noHBand="0" w:noVBand="0" w:val="0000"/>
       </w:tblPr>
+      <w:tblGrid>
+        <w:gridCol w:w="7920"/>
+      </w:tblGrid>
       <w:tr>
         <w:trPr>
           <w:cantSplit/>
@@ -11837,9 +10929,9 @@
         </w:tc>
       </w:tr>
     </w:tbl>
-    <w:bookmarkEnd w:id="82"/>
-    <w:bookmarkEnd w:id="83"/>
-    <w:bookmarkStart w:id="96" w:name="引用脚注测试"/>
+    <w:bookmarkEnd w:id="79"/>
+    <w:bookmarkEnd w:id="80"/>
+    <w:bookmarkStart w:id="93" w:name="引用脚注测试"/>
     <w:p>
       <w:pPr>
         <w:pStyle w:val="1"/>
@@ -11868,7 +10960,7 @@
         <w:rPr>
           <w:rStyle w:val="ad"/>
         </w:rPr>
-        <w:footnoteReference w:id="84"/>
+        <w:footnoteReference w:id="81"/>
       </w:r>
       <w:r>
         <w:rPr>
@@ -12020,8 +11112,8 @@
         <w:t xml:space="preserve">．</w:t>
       </w:r>
     </w:p>
-    <w:bookmarkStart w:id="95" w:name="refs"/>
-    <w:bookmarkStart w:id="87" w:name="ref-define"/>
+    <w:bookmarkStart w:id="92" w:name="refs"/>
+    <w:bookmarkStart w:id="84" w:name="ref-define"/>
     <w:p>
       <w:pPr>
         <w:pStyle w:val="a8"/>
@@ -12056,7 +11148,7 @@
       <w:r>
         <w:t xml:space="preserve"> </w:t>
       </w:r>
-      <w:hyperlink r:id="rId86">
+      <w:hyperlink r:id="rId83">
         <w:r>
           <w:rPr>
             <w:rStyle w:val="ae"/>
@@ -12074,8 +11166,8 @@
         <w:t xml:space="preserve">2020年.</w:t>
       </w:r>
     </w:p>
-    <w:bookmarkEnd w:id="87"/>
-    <w:bookmarkStart w:id="88" w:name="ref-history"/>
+    <w:bookmarkEnd w:id="84"/>
+    <w:bookmarkStart w:id="85" w:name="ref-history"/>
     <w:p>
       <w:pPr>
         <w:pStyle w:val="a8"/>
@@ -12142,8 +11234,8 @@
         <w:t xml:space="preserve"> 1965, 1965.</w:t>
       </w:r>
     </w:p>
-    <w:bookmarkEnd w:id="88"/>
-    <w:bookmarkStart w:id="89" w:name="ref-technical"/>
+    <w:bookmarkEnd w:id="85"/>
+    <w:bookmarkStart w:id="86" w:name="ref-technical"/>
     <w:p>
       <w:pPr>
         <w:pStyle w:val="a8"/>
@@ -12235,8 +11327,8 @@
         <w:t xml:space="preserve"> 19, 2021.</w:t>
       </w:r>
     </w:p>
-    <w:bookmarkEnd w:id="89"/>
-    <w:bookmarkStart w:id="90" w:name="ref-eigenfaces"/>
+    <w:bookmarkEnd w:id="86"/>
+    <w:bookmarkStart w:id="87" w:name="ref-eigenfaces"/>
     <w:p>
       <w:pPr>
         <w:pStyle w:val="a8"/>
@@ -12312,8 +11404,8 @@
         <w:t xml:space="preserve"> 71–86.</w:t>
       </w:r>
     </w:p>
-    <w:bookmarkEnd w:id="90"/>
-    <w:bookmarkStart w:id="91" w:name="ref-gabor"/>
+    <w:bookmarkEnd w:id="87"/>
+    <w:bookmarkStart w:id="88" w:name="ref-gabor"/>
     <w:p>
       <w:pPr>
         <w:pStyle w:val="a8"/>
@@ -12377,8 +11469,8 @@
         <w:t xml:space="preserve"> 270–275.</w:t>
       </w:r>
     </w:p>
-    <w:bookmarkEnd w:id="91"/>
-    <w:bookmarkStart w:id="92" w:name="ref-lbp"/>
+    <w:bookmarkEnd w:id="88"/>
+    <w:bookmarkStart w:id="89" w:name="ref-lbp"/>
     <w:p>
       <w:pPr>
         <w:pStyle w:val="a8"/>
@@ -12442,8 +11534,8 @@
         <w:t xml:space="preserve"> 469–481.</w:t>
       </w:r>
     </w:p>
-    <w:bookmarkEnd w:id="92"/>
-    <w:bookmarkStart w:id="93" w:name="ref-deepface"/>
+    <w:bookmarkEnd w:id="89"/>
+    <w:bookmarkStart w:id="90" w:name="ref-deepface"/>
     <w:p>
       <w:pPr>
         <w:pStyle w:val="a8"/>
@@ -12507,8 +11599,8 @@
         <w:t xml:space="preserve"> 6.</w:t>
       </w:r>
     </w:p>
-    <w:bookmarkEnd w:id="93"/>
-    <w:bookmarkStart w:id="94" w:name="ref-guochunzhen"/>
+    <w:bookmarkEnd w:id="90"/>
+    <w:bookmarkStart w:id="91" w:name="ref-guochunzhen"/>
     <w:p>
       <w:pPr>
         <w:pStyle w:val="a8"/>
@@ -12582,9 +11674,9 @@
         <w:t xml:space="preserve"> 18, 2020.</w:t>
       </w:r>
     </w:p>
-    <w:bookmarkEnd w:id="94"/>
-    <w:bookmarkEnd w:id="95"/>
-    <w:bookmarkEnd w:id="96"/>
+    <w:bookmarkEnd w:id="91"/>
+    <w:bookmarkEnd w:id="92"/>
+    <w:bookmarkEnd w:id="93"/>
     <w:sectPr>
       <w:pgSz w:h="15840" w:w="12240"/>
       <w:pgMar w:bottom="1440" w:footer="720" w:gutter="0" w:header="720" w:left="1800" w:right="1800" w:top="1440"/>
@@ -12614,7 +11706,7 @@
       </w:r>
     </w:p>
   </w:footnote>
-  <w:footnote w:id="84">
+  <w:footnote w:id="81">
     <w:p>
       <w:pPr>
         <w:pStyle w:val="aa"/>
@@ -12637,7 +11729,7 @@
       <w:r>
         <w:t xml:space="preserve"> </w:t>
       </w:r>
-      <w:hyperlink r:id="rId85">
+      <w:hyperlink r:id="rId82">
         <w:r>
           <w:rPr>
             <w:rStyle w:val="ae"/>

--- a/examples/cnart.docx
+++ b/examples/cnart.docx
@@ -82,7 +82,7 @@
         <w:t xml:space="preserve">等多种格式的中文学术写作工具，覆盖交叉引用、插图绘制、定理系统等多种功能．</w:t>
       </w:r>
     </w:p>
-    <w:bookmarkStart w:id="21" w:name="前言"/>
+    <w:bookmarkStart w:id="28" w:name="前言"/>
     <w:p>
       <w:pPr>
         <w:pStyle w:val="1"/>
@@ -113,7 +113,7 @@
       <w:r>
         <w:t xml:space="preserve"> </w:t>
       </w:r>
-      <w:hyperlink r:id="rId20">
+      <w:hyperlink r:id="rId27">
         <w:r>
           <w:rPr>
             <w:rStyle w:val="ae"/>
@@ -128,8 +128,8 @@
         <w:t xml:space="preserve">．</w:t>
       </w:r>
     </w:p>
-    <w:bookmarkEnd w:id="21"/>
-    <w:bookmarkStart w:id="26" w:name="文章结构测试"/>
+    <w:bookmarkEnd w:id="28"/>
+    <w:bookmarkStart w:id="33" w:name="文章结构测试"/>
     <w:p>
       <w:pPr>
         <w:pStyle w:val="1"/>
@@ -158,7 +158,7 @@
         <w:t xml:space="preserve">这一节测试文章结构．</w:t>
       </w:r>
     </w:p>
-    <w:bookmarkStart w:id="25" w:name="文章分-节"/>
+    <w:bookmarkStart w:id="32" w:name="文章分-节"/>
     <w:p>
       <w:pPr>
         <w:pStyle w:val="2"/>
@@ -221,7 +221,7 @@
         <w:t xml:space="preserve">非常非常非常非常非常非常非常非常长的句子．</w:t>
       </w:r>
     </w:p>
-    <w:bookmarkStart w:id="24" w:name="sec-test"/>
+    <w:bookmarkStart w:id="31" w:name="sec-test"/>
     <w:p>
       <w:pPr>
         <w:pStyle w:val="3"/>
@@ -256,7 +256,7 @@
         <w:t xml:space="preserve">支持交叉引用．比如这一节的标题就已经被打上了标签．</w:t>
       </w:r>
     </w:p>
-    <w:bookmarkStart w:id="23" w:name="分分分-节"/>
+    <w:bookmarkStart w:id="30" w:name="分分分-节"/>
     <w:p>
       <w:pPr>
         <w:pStyle w:val="4"/>
@@ -312,7 +312,7 @@
         <w:t xml:space="preserve">．</w:t>
       </w:r>
     </w:p>
-    <w:bookmarkStart w:id="22" w:name="分分分分-节"/>
+    <w:bookmarkStart w:id="29" w:name="分分分分-节"/>
     <w:p>
       <w:pPr>
         <w:pStyle w:val="5"/>
@@ -353,12 +353,12 @@
         <w:t xml:space="preserve">一级了．</w:t>
       </w:r>
     </w:p>
-    <w:bookmarkEnd w:id="22"/>
-    <w:bookmarkEnd w:id="23"/>
-    <w:bookmarkEnd w:id="24"/>
-    <w:bookmarkEnd w:id="25"/>
-    <w:bookmarkEnd w:id="26"/>
-    <w:bookmarkStart w:id="31" w:name="图片表格列表测试"/>
+    <w:bookmarkEnd w:id="29"/>
+    <w:bookmarkEnd w:id="30"/>
+    <w:bookmarkEnd w:id="31"/>
+    <w:bookmarkEnd w:id="32"/>
+    <w:bookmarkEnd w:id="33"/>
+    <w:bookmarkStart w:id="38" w:name="图片表格列表测试"/>
     <w:p>
       <w:pPr>
         <w:pStyle w:val="1"/>
@@ -386,7 +386,7 @@
       <w:tr>
         <w:tc>
           <w:tcPr/>
-          <w:bookmarkStart w:id="30" w:name="fig-figure"/>
+          <w:bookmarkStart w:id="37" w:name="fig-figure"/>
           <w:p>
             <w:pPr>
               <w:pStyle w:val="Compact"/>
@@ -397,18 +397,18 @@
                 <wp:inline>
                   <wp:extent cx="5486400" cy="1427256"/>
                   <wp:effectExtent b="0" l="0" r="0" t="0"/>
-                  <wp:docPr descr="" title="" id="28" name="Picture"/>
+                  <wp:docPr descr="" title="" id="35" name="Picture"/>
                   <a:graphic>
                     <a:graphicData uri="http://schemas.openxmlformats.org/drawingml/2006/picture">
                       <pic:pic>
                         <pic:nvPicPr>
-                          <pic:cNvPr descr="figure.png" id="29" name="Picture"/>
+                          <pic:cNvPr descr="figure.png" id="36" name="Picture"/>
                           <pic:cNvPicPr>
                             <a:picLocks noChangeArrowheads="1" noChangeAspect="1"/>
                           </pic:cNvPicPr>
                         </pic:nvPicPr>
                         <pic:blipFill>
-                          <a:blip r:embed="rId27"/>
+                          <a:blip r:embed="rId34"/>
                           <a:stretch>
                             <a:fillRect/>
                           </a:stretch>
@@ -460,7 +460,7 @@
               <w:t xml:space="preserve">这是一张插图</w:t>
             </w:r>
           </w:p>
-          <w:bookmarkEnd w:id="30"/>
+          <w:bookmarkEnd w:id="37"/>
         </w:tc>
       </w:tr>
     </w:tbl>
@@ -798,8 +798,8 @@
         </m:r>
       </m:oMath>
     </w:p>
-    <w:bookmarkEnd w:id="31"/>
-    <w:bookmarkStart w:id="35" w:name="数学公式定理系统测试"/>
+    <w:bookmarkEnd w:id="38"/>
+    <w:bookmarkStart w:id="42" w:name="数学公式定理系统测试"/>
     <w:p>
       <w:pPr>
         <w:pStyle w:val="1"/>
@@ -960,28 +960,30 @@
             </m:rPr>
             <m:t>∣</m:t>
           </m:r>
-          <m:d>
-            <m:dPr>
-              <m:begChr m:val="("/>
-              <m:sepChr m:val=""/>
-              <m:endChr m:val=")"/>
-              <m:grow/>
-            </m:dPr>
-            <m:e>
-              <m:r>
-                <m:t>x</m:t>
-              </m:r>
-              <m:r>
-                <m:rPr>
-                  <m:sty m:val="p"/>
-                </m:rPr>
-                <m:t>,</m:t>
-              </m:r>
-              <m:r>
-                <m:t>y</m:t>
-              </m:r>
-            </m:e>
-          </m:d>
+          <m:r>
+            <m:rPr>
+              <m:sty m:val="p"/>
+            </m:rPr>
+            <m:t>(</m:t>
+          </m:r>
+          <m:r>
+            <m:t>x</m:t>
+          </m:r>
+          <m:r>
+            <m:rPr>
+              <m:sty m:val="p"/>
+            </m:rPr>
+            <m:t>,</m:t>
+          </m:r>
+          <m:r>
+            <m:t>y</m:t>
+          </m:r>
+          <m:r>
+            <m:rPr>
+              <m:sty m:val="p"/>
+            </m:rPr>
+            <m:t>)</m:t>
+          </m:r>
           <m:r>
             <m:rPr>
               <m:sty m:val="p"/>
@@ -1159,7 +1161,7 @@
         <w:t xml:space="preserve">在势的视角下，它的表现如何呢？</w:t>
       </w:r>
     </w:p>
-    <w:bookmarkStart w:id="32" w:name="thm-cartesian-preserve"/>
+    <w:bookmarkStart w:id="39" w:name="thm-cartesian-preserve"/>
     <w:p>
       <w:pPr>
         <w:pStyle w:val="a0"/>
@@ -1284,7 +1286,7 @@
         </m:oMath>
       </m:oMathPara>
     </w:p>
-    <w:bookmarkEnd w:id="32"/>
+    <w:bookmarkEnd w:id="39"/>
     <w:p>
       <w:pPr>
         <w:pStyle w:val="FirstParagraph"/>
@@ -1316,157 +1318,141 @@
           <m:jc m:val="center"/>
         </m:oMathParaPr>
         <m:oMath>
-          <m:m>
-            <m:mPr>
-              <m:baseJc m:val="center"/>
-              <m:plcHide m:val="on"/>
-              <m:mcs>
-                <m:mc>
-                  <m:mcPr>
-                    <m:mcJc m:val="right"/>
-                    <m:count m:val="1"/>
-                  </m:mcPr>
-                </m:mc>
-                <m:mc>
-                  <m:mcPr>
-                    <m:mcJc m:val="left"/>
-                    <m:count m:val="1"/>
-                  </m:mcPr>
-                </m:mc>
-              </m:mcs>
-            </m:mPr>
-            <m:mr>
-              <m:e>
-                <m:r>
-                  <m:t>φ</m:t>
-                </m:r>
-                <m:r>
-                  <m:rPr>
-                    <m:sty m:val="p"/>
-                  </m:rPr>
-                  <m:t>:</m:t>
-                </m:r>
-                <m:r>
-                  <m:t>A</m:t>
-                </m:r>
-                <m:r>
-                  <m:rPr>
-                    <m:sty m:val="p"/>
-                  </m:rPr>
-                  <m:t>×</m:t>
-                </m:r>
-                <m:r>
-                  <m:t>B</m:t>
-                </m:r>
-              </m:e>
-              <m:e>
-                <m:r>
-                  <m:rPr>
-                    <m:sty m:val="p"/>
-                  </m:rPr>
-                  <m:t>→</m:t>
-                </m:r>
-                <m:r>
-                  <m:t>C</m:t>
-                </m:r>
-                <m:r>
-                  <m:rPr>
-                    <m:sty m:val="p"/>
-                  </m:rPr>
-                  <m:t>×</m:t>
-                </m:r>
-                <m:r>
-                  <m:t>D</m:t>
-                </m:r>
-              </m:e>
-            </m:mr>
-            <m:mr>
-              <m:e>
-                <m:r>
-                  <m:rPr>
-                    <m:sty m:val="p"/>
-                  </m:rPr>
-                  <m:t>⟨</m:t>
-                </m:r>
-                <m:r>
-                  <m:t>x</m:t>
-                </m:r>
-                <m:r>
-                  <m:rPr>
-                    <m:sty m:val="p"/>
-                  </m:rPr>
-                  <m:t>,</m:t>
-                </m:r>
-                <m:r>
-                  <m:t>y</m:t>
-                </m:r>
-                <m:r>
-                  <m:rPr>
-                    <m:sty m:val="p"/>
-                  </m:rPr>
-                  <m:t>⟩</m:t>
-                </m:r>
-              </m:e>
-              <m:e>
-                <m:r>
-                  <m:rPr>
-                    <m:sty m:val="p"/>
-                  </m:rPr>
-                  <m:t>↦</m:t>
-                </m:r>
-                <m:r>
-                  <m:rPr>
-                    <m:sty m:val="p"/>
-                  </m:rPr>
-                  <m:t>⟨</m:t>
-                </m:r>
-                <m:r>
-                  <m:t>f</m:t>
-                </m:r>
-                <m:d>
-                  <m:dPr>
-                    <m:begChr m:val="("/>
-                    <m:sepChr m:val=""/>
-                    <m:endChr m:val=")"/>
-                    <m:grow/>
-                  </m:dPr>
-                  <m:e>
-                    <m:r>
-                      <m:t>x</m:t>
-                    </m:r>
-                  </m:e>
-                </m:d>
-                <m:r>
-                  <m:rPr>
-                    <m:sty m:val="p"/>
-                  </m:rPr>
-                  <m:t>,</m:t>
-                </m:r>
-                <m:r>
-                  <m:t>g</m:t>
-                </m:r>
-                <m:d>
-                  <m:dPr>
-                    <m:begChr m:val="("/>
-                    <m:sepChr m:val=""/>
-                    <m:endChr m:val=")"/>
-                    <m:grow/>
-                  </m:dPr>
-                  <m:e>
-                    <m:r>
-                      <m:t>y</m:t>
-                    </m:r>
-                  </m:e>
-                </m:d>
-                <m:r>
-                  <m:rPr>
-                    <m:sty m:val="p"/>
-                  </m:rPr>
-                  <m:t>⟩</m:t>
-                </m:r>
-              </m:e>
-            </m:mr>
-          </m:m>
+          <m:eqArr>
+            <m:e>
+              <m:r>
+                <m:t>φ</m:t>
+              </m:r>
+              <m:r>
+                <m:rPr>
+                  <m:sty m:val="p"/>
+                </m:rPr>
+                <m:t>:</m:t>
+              </m:r>
+              <m:r>
+                <m:t>A</m:t>
+              </m:r>
+              <m:r>
+                <m:rPr>
+                  <m:sty m:val="p"/>
+                </m:rPr>
+                <m:t>×</m:t>
+              </m:r>
+              <m:r>
+                <m:t>B</m:t>
+              </m:r>
+              <m:r>
+                <m:t>&amp;</m:t>
+              </m:r>
+              <m:r>
+                <m:rPr>
+                  <m:sty m:val="p"/>
+                </m:rPr>
+                <m:t>→</m:t>
+              </m:r>
+              <m:r>
+                <m:t>C</m:t>
+              </m:r>
+              <m:r>
+                <m:rPr>
+                  <m:sty m:val="p"/>
+                </m:rPr>
+                <m:t>×</m:t>
+              </m:r>
+              <m:r>
+                <m:t>D</m:t>
+              </m:r>
+            </m:e>
+            <m:e>
+              <m:r>
+                <m:rPr>
+                  <m:sty m:val="p"/>
+                </m:rPr>
+                <m:t>⟨</m:t>
+              </m:r>
+              <m:r>
+                <m:t>x</m:t>
+              </m:r>
+              <m:r>
+                <m:rPr>
+                  <m:sty m:val="p"/>
+                </m:rPr>
+                <m:t>,</m:t>
+              </m:r>
+              <m:r>
+                <m:t>y</m:t>
+              </m:r>
+              <m:r>
+                <m:rPr>
+                  <m:sty m:val="p"/>
+                </m:rPr>
+                <m:t>⟩</m:t>
+              </m:r>
+              <m:r>
+                <m:t>&amp;</m:t>
+              </m:r>
+              <m:r>
+                <m:rPr>
+                  <m:sty m:val="p"/>
+                </m:rPr>
+                <m:t>↦</m:t>
+              </m:r>
+              <m:r>
+                <m:rPr>
+                  <m:sty m:val="p"/>
+                </m:rPr>
+                <m:t>⟨</m:t>
+              </m:r>
+              <m:r>
+                <m:t>f</m:t>
+              </m:r>
+              <m:r>
+                <m:rPr>
+                  <m:sty m:val="p"/>
+                </m:rPr>
+                <m:t>(</m:t>
+              </m:r>
+              <m:r>
+                <m:t>x</m:t>
+              </m:r>
+              <m:r>
+                <m:rPr>
+                  <m:sty m:val="p"/>
+                </m:rPr>
+                <m:t>)</m:t>
+              </m:r>
+              <m:r>
+                <m:rPr>
+                  <m:sty m:val="p"/>
+                </m:rPr>
+                <m:t>,</m:t>
+              </m:r>
+              <m:r>
+                <m:t>g</m:t>
+              </m:r>
+              <m:r>
+                <m:rPr>
+                  <m:sty m:val="p"/>
+                </m:rPr>
+                <m:t>(</m:t>
+              </m:r>
+              <m:r>
+                <m:t>y</m:t>
+              </m:r>
+              <m:r>
+                <m:rPr>
+                  <m:sty m:val="p"/>
+                </m:rPr>
+                <m:t>)</m:t>
+              </m:r>
+              <m:r>
+                <m:rPr>
+                  <m:sty m:val="p"/>
+                </m:rPr>
+                <m:t>⟩</m:t>
+              </m:r>
+            </m:e>
+          </m:eqArr>
         </m:oMath>
       </m:oMathPara>
     </w:p>
@@ -1665,7 +1651,7 @@
         <w:t xml:space="preserve">的证明．</w:t>
       </w:r>
     </w:p>
-    <w:bookmarkStart w:id="33" w:name="cor-random"/>
+    <w:bookmarkStart w:id="40" w:name="cor-random"/>
     <w:p>
       <w:pPr>
         <w:pStyle w:val="a0"/>
@@ -1793,8 +1779,8 @@
         <w:t xml:space="preserve">的定理.</w:t>
       </w:r>
     </w:p>
-    <w:bookmarkEnd w:id="33"/>
-    <w:bookmarkStart w:id="34" w:name="exm-rtimesn"/>
+    <w:bookmarkEnd w:id="40"/>
+    <w:bookmarkStart w:id="41" w:name="exm-rtimesn"/>
     <w:p>
       <w:pPr>
         <w:pStyle w:val="a0"/>
@@ -1835,8 +1821,8 @@
         <m:oMath>
           <m:r>
             <m:rPr>
+              <m:scr m:val="double-struck"/>
               <m:sty m:val="p"/>
-              <m:scr m:val="double-struck"/>
             </m:rPr>
             <m:t>R</m:t>
           </m:r>
@@ -1848,8 +1834,8 @@
           </m:r>
           <m:r>
             <m:rPr>
+              <m:scr m:val="double-struck"/>
               <m:sty m:val="p"/>
-              <m:scr m:val="double-struck"/>
             </m:rPr>
             <m:t>N</m:t>
           </m:r>
@@ -1861,8 +1847,8 @@
           </m:r>
           <m:r>
             <m:rPr>
+              <m:scr m:val="double-struck"/>
               <m:sty m:val="p"/>
-              <m:scr m:val="double-struck"/>
             </m:rPr>
             <m:t>N</m:t>
           </m:r>
@@ -1874,8 +1860,8 @@
           </m:r>
           <m:r>
             <m:rPr>
+              <m:scr m:val="double-struck"/>
               <m:sty m:val="p"/>
-              <m:scr m:val="double-struck"/>
             </m:rPr>
             <m:t>R</m:t>
           </m:r>
@@ -1887,15 +1873,15 @@
           </m:r>
           <m:r>
             <m:rPr>
+              <m:scr m:val="double-struck"/>
               <m:sty m:val="p"/>
-              <m:scr m:val="double-struck"/>
             </m:rPr>
             <m:t>R</m:t>
           </m:r>
         </m:oMath>
       </m:oMathPara>
     </w:p>
-    <w:bookmarkEnd w:id="34"/>
+    <w:bookmarkEnd w:id="41"/>
     <w:p>
       <w:pPr>
         <w:pStyle w:val="FirstParagraph"/>
@@ -1950,8 +1936,8 @@
       <m:oMath>
         <m:r>
           <m:rPr>
+            <m:scr m:val="double-struck"/>
             <m:sty m:val="p"/>
-            <m:scr m:val="double-struck"/>
           </m:rPr>
           <m:t>R</m:t>
         </m:r>
@@ -1980,8 +1966,8 @@
       <m:oMath>
         <m:r>
           <m:rPr>
+            <m:scr m:val="double-struck"/>
             <m:sty m:val="p"/>
-            <m:scr m:val="double-struck"/>
           </m:rPr>
           <m:t>R</m:t>
         </m:r>
@@ -1993,8 +1979,8 @@
         </m:r>
         <m:r>
           <m:rPr>
+            <m:scr m:val="double-struck"/>
             <m:sty m:val="p"/>
-            <m:scr m:val="double-struck"/>
           </m:rPr>
           <m:t>R</m:t>
         </m:r>
@@ -2020,8 +2006,8 @@
         <m:oMath>
           <m:r>
             <m:rPr>
+              <m:scr m:val="double-struck"/>
               <m:sty m:val="p"/>
-              <m:scr m:val="double-struck"/>
             </m:rPr>
             <m:t>R</m:t>
           </m:r>
@@ -2033,8 +2019,8 @@
           </m:r>
           <m:r>
             <m:rPr>
+              <m:scr m:val="double-struck"/>
               <m:sty m:val="p"/>
-              <m:scr m:val="double-struck"/>
             </m:rPr>
             <m:t>R</m:t>
           </m:r>
@@ -2055,8 +2041,8 @@
           </m:r>
           <m:r>
             <m:rPr>
+              <m:scr m:val="double-struck"/>
               <m:sty m:val="p"/>
-              <m:scr m:val="double-struck"/>
             </m:rPr>
             <m:t>R</m:t>
           </m:r>
@@ -2068,8 +2054,8 @@
           </m:r>
           <m:r>
             <m:rPr>
+              <m:scr m:val="double-struck"/>
               <m:sty m:val="p"/>
-              <m:scr m:val="double-struck"/>
             </m:rPr>
             <m:t>N</m:t>
           </m:r>
@@ -2081,8 +2067,8 @@
           </m:r>
           <m:r>
             <m:rPr>
+              <m:scr m:val="double-struck"/>
               <m:sty m:val="p"/>
-              <m:scr m:val="double-struck"/>
             </m:rPr>
             <m:t>R</m:t>
           </m:r>
@@ -2094,8 +2080,8 @@
           </m:r>
           <m:r>
             <m:rPr>
+              <m:scr m:val="double-struck"/>
               <m:sty m:val="p"/>
-              <m:scr m:val="double-struck"/>
             </m:rPr>
             <m:t>R</m:t>
           </m:r>
@@ -2107,8 +2093,8 @@
           </m:r>
           <m:r>
             <m:rPr>
+              <m:scr m:val="double-struck"/>
               <m:sty m:val="p"/>
-              <m:scr m:val="double-struck"/>
             </m:rPr>
             <m:t>R</m:t>
           </m:r>
@@ -2120,8 +2106,8 @@
           </m:r>
           <m:r>
             <m:rPr>
+              <m:scr m:val="double-struck"/>
               <m:sty m:val="p"/>
-              <m:scr m:val="double-struck"/>
             </m:rPr>
             <m:t>R</m:t>
           </m:r>
@@ -2133,8 +2119,8 @@
           </m:r>
           <m:r>
             <m:rPr>
+              <m:scr m:val="double-struck"/>
               <m:sty m:val="p"/>
-              <m:scr m:val="double-struck"/>
             </m:rPr>
             <m:t>N</m:t>
           </m:r>
@@ -2146,8 +2132,8 @@
           </m:r>
           <m:r>
             <m:rPr>
+              <m:scr m:val="double-struck"/>
               <m:sty m:val="p"/>
-              <m:scr m:val="double-struck"/>
             </m:rPr>
             <m:t>N</m:t>
           </m:r>
@@ -2159,8 +2145,8 @@
           </m:r>
           <m:r>
             <m:rPr>
+              <m:scr m:val="double-struck"/>
               <m:sty m:val="p"/>
-              <m:scr m:val="double-struck"/>
             </m:rPr>
             <m:t>R</m:t>
           </m:r>
@@ -2172,8 +2158,8 @@
           </m:r>
           <m:r>
             <m:rPr>
+              <m:scr m:val="double-struck"/>
               <m:sty m:val="p"/>
-              <m:scr m:val="double-struck"/>
             </m:rPr>
             <m:t>R</m:t>
           </m:r>
@@ -2224,8 +2210,8 @@
         <w:t xml:space="preserve">这是一个注记．</w:t>
       </w:r>
     </w:p>
-    <w:bookmarkEnd w:id="35"/>
-    <w:bookmarkStart w:id="54" w:name="数据可视化table-figure-diagram"/>
+    <w:bookmarkEnd w:id="42"/>
+    <w:bookmarkStart w:id="61" w:name="数据可视化table-figure-diagram"/>
     <w:p>
       <w:pPr>
         <w:pStyle w:val="1"/>
@@ -2665,7 +2651,7 @@
       <w:tr>
         <w:tc>
           <w:tcPr/>
-          <w:bookmarkStart w:id="39" w:name="fig-polar"/>
+          <w:bookmarkStart w:id="46" w:name="fig-polar"/>
           <w:p>
             <w:pPr>
               <w:pStyle w:val="Compact"/>
@@ -2676,18 +2662,18 @@
                 <wp:inline>
                   <wp:extent cx="3571875" cy="3476625"/>
                   <wp:effectExtent b="0" l="0" r="0" t="0"/>
-                  <wp:docPr descr="" title="" id="37" name="Picture"/>
+                  <wp:docPr descr="" title="" id="44" name="Picture"/>
                   <a:graphic>
                     <a:graphicData uri="http://schemas.openxmlformats.org/drawingml/2006/picture">
                       <pic:pic>
                         <pic:nvPicPr>
-                          <pic:cNvPr descr="cnart_files/figure-docx/fig-polar-output-1.png" id="38" name="Picture"/>
+                          <pic:cNvPr descr="cnart_files/figure-docx/fig-polar-output-1.png" id="45" name="Picture"/>
                           <pic:cNvPicPr>
                             <a:picLocks noChangeArrowheads="1" noChangeAspect="1"/>
                           </pic:cNvPicPr>
                         </pic:nvPicPr>
                         <pic:blipFill>
-                          <a:blip r:embed="rId36"/>
+                          <a:blip r:embed="rId43"/>
                           <a:stretch>
                             <a:fillRect/>
                           </a:stretch>
@@ -2733,7 +2719,7 @@
               <w:t xml:space="preserve"> 2: A line plot on a polar axis</w:t>
             </w:r>
           </w:p>
-          <w:bookmarkEnd w:id="39"/>
+          <w:bookmarkEnd w:id="46"/>
         </w:tc>
       </w:tr>
     </w:tbl>
@@ -4905,7 +4891,7 @@
         <w:t xml:space="preserve">])))</w:t>
       </w:r>
     </w:p>
-    <w:bookmarkStart w:id="44" w:name="tbl-light-on"/>
+    <w:bookmarkStart w:id="51" w:name="tbl-light-on"/>
     <w:tbl>
       <w:tblPr>
         <w:tblStyle w:val="Table"/>
@@ -4943,8 +4929,8 @@
             <w:tr>
               <w:tc>
                 <w:tcPr/>
-                <w:bookmarkStart w:id="41" w:name="tbl-light-on-1"/>
-                <w:bookmarkStart w:id="40" w:name="tbl-light-on-1"/>
+                <w:bookmarkStart w:id="48" w:name="tbl-light-on-1"/>
+                <w:bookmarkStart w:id="47" w:name="tbl-light-on-1"/>
                 <w:tbl>
                   <w:tblPr>
                     <w:tblStyle w:val="Table"/>
@@ -6042,7 +6028,7 @@
                     </w:tc>
                   </w:tr>
                 </w:tbl>
-                <w:bookmarkEnd w:id="40"/>
+                <w:bookmarkEnd w:id="47"/>
                 <w:p>
                   <w:pPr>
                     <w:jc w:val="center"/>
@@ -6062,7 +6048,7 @@
                     <w:t xml:space="preserve">（粗）</w:t>
                   </w:r>
                 </w:p>
-                <w:bookmarkEnd w:id="41"/>
+                <w:bookmarkEnd w:id="48"/>
               </w:tc>
             </w:tr>
           </w:tbl>
@@ -6093,8 +6079,8 @@
             <w:tr>
               <w:tc>
                 <w:tcPr/>
-                <w:bookmarkStart w:id="43" w:name="tbl-light-on-2"/>
-                <w:bookmarkStart w:id="42" w:name="tbl-light-on-2"/>
+                <w:bookmarkStart w:id="50" w:name="tbl-light-on-2"/>
+                <w:bookmarkStart w:id="49" w:name="tbl-light-on-2"/>
                 <w:tbl>
                   <w:tblPr>
                     <w:tblStyle w:val="Table"/>
@@ -7192,7 +7178,7 @@
                     </w:tc>
                   </w:tr>
                 </w:tbl>
-                <w:bookmarkEnd w:id="42"/>
+                <w:bookmarkEnd w:id="49"/>
                 <w:p>
                   <w:pPr>
                     <w:jc w:val="center"/>
@@ -7212,7 +7198,7 @@
                     <w:t xml:space="preserve">（细）</w:t>
                   </w:r>
                 </w:p>
-                <w:bookmarkEnd w:id="43"/>
+                <w:bookmarkEnd w:id="50"/>
               </w:tc>
             </w:tr>
           </w:tbl>
@@ -7244,7 +7230,7 @@
         <w:t xml:space="preserve">太阳能电池的负载特性</w:t>
       </w:r>
     </w:p>
-    <w:bookmarkEnd w:id="44"/>
+    <w:bookmarkEnd w:id="51"/>
     <w:p>
       <w:pPr>
         <w:pStyle w:val="a0"/>
@@ -7699,7 +7685,7 @@
         <w:t xml:space="preserve">plt.show()</w:t>
       </w:r>
     </w:p>
-    <w:bookmarkStart w:id="53" w:name="fig-light-on"/>
+    <w:bookmarkStart w:id="60" w:name="fig-light-on"/>
     <w:tbl>
       <w:tblPr>
         <w:tblStyle w:val="Table"/>
@@ -7727,7 +7713,7 @@
             <w:tr>
               <w:tc>
                 <w:tcPr/>
-                <w:bookmarkStart w:id="48" w:name="fig-light-on-1"/>
+                <w:bookmarkStart w:id="55" w:name="fig-light-on-1"/>
                 <w:p>
                   <w:pPr>
                     <w:pStyle w:val="Compact"/>
@@ -7739,18 +7725,18 @@
                       <wp:inline>
                         <wp:extent cx="2971800" cy="2397702"/>
                         <wp:effectExtent b="0" l="0" r="0" t="0"/>
-                        <wp:docPr descr="" title="" id="46" name="Picture"/>
+                        <wp:docPr descr="" title="" id="53" name="Picture"/>
                         <a:graphic>
                           <a:graphicData uri="http://schemas.openxmlformats.org/drawingml/2006/picture">
                             <pic:pic>
                               <pic:nvPicPr>
-                                <pic:cNvPr descr="cnart_files/figure-docx/fig-light-on-output-1.png" id="47" name="Picture"/>
+                                <pic:cNvPr descr="cnart_files/figure-docx/fig-light-on-output-1.png" id="54" name="Picture"/>
                                 <pic:cNvPicPr>
                                   <a:picLocks noChangeArrowheads="1" noChangeAspect="1"/>
                                 </pic:cNvPicPr>
                               </pic:nvPicPr>
                               <pic:blipFill>
-                                <a:blip r:embed="rId45"/>
+                                <a:blip r:embed="rId52"/>
                                 <a:stretch>
                                   <a:fillRect/>
                                 </a:stretch>
@@ -7797,7 +7783,7 @@
                     <w:t xml:space="preserve">输出电流与电压关系曲线</w:t>
                   </w:r>
                 </w:p>
-                <w:bookmarkEnd w:id="48"/>
+                <w:bookmarkEnd w:id="55"/>
               </w:tc>
             </w:tr>
           </w:tbl>
@@ -7818,7 +7804,7 @@
             <w:tr>
               <w:tc>
                 <w:tcPr/>
-                <w:bookmarkStart w:id="52" w:name="fig-light-on-2"/>
+                <w:bookmarkStart w:id="59" w:name="fig-light-on-2"/>
                 <w:p>
                   <w:pPr>
                     <w:pStyle w:val="Compact"/>
@@ -7830,18 +7816,18 @@
                       <wp:inline>
                         <wp:extent cx="2971800" cy="2328894"/>
                         <wp:effectExtent b="0" l="0" r="0" t="0"/>
-                        <wp:docPr descr="" title="" id="50" name="Picture"/>
+                        <wp:docPr descr="" title="" id="57" name="Picture"/>
                         <a:graphic>
                           <a:graphicData uri="http://schemas.openxmlformats.org/drawingml/2006/picture">
                             <pic:pic>
                               <pic:nvPicPr>
-                                <pic:cNvPr descr="cnart_files/figure-docx/fig-light-on-output-2.png" id="51" name="Picture"/>
+                                <pic:cNvPr descr="cnart_files/figure-docx/fig-light-on-output-2.png" id="58" name="Picture"/>
                                 <pic:cNvPicPr>
                                   <a:picLocks noChangeArrowheads="1" noChangeAspect="1"/>
                                 </pic:cNvPicPr>
                               </pic:nvPicPr>
                               <pic:blipFill>
-                                <a:blip r:embed="rId49"/>
+                                <a:blip r:embed="rId56"/>
                                 <a:stretch>
                                   <a:fillRect/>
                                 </a:stretch>
@@ -7888,7 +7874,7 @@
                     <w:t xml:space="preserve">输出功率与负载电阻关系曲线</w:t>
                   </w:r>
                 </w:p>
-                <w:bookmarkEnd w:id="52"/>
+                <w:bookmarkEnd w:id="59"/>
               </w:tc>
             </w:tr>
           </w:tbl>
@@ -7920,9 +7906,9 @@
         <w:t xml:space="preserve">太阳能电池的负载特性</w:t>
       </w:r>
     </w:p>
-    <w:bookmarkEnd w:id="53"/>
-    <w:bookmarkEnd w:id="54"/>
-    <w:bookmarkStart w:id="58" w:name="diagrams"/>
+    <w:bookmarkEnd w:id="60"/>
+    <w:bookmarkEnd w:id="61"/>
+    <w:bookmarkStart w:id="65" w:name="diagrams"/>
     <w:p>
       <w:pPr>
         <w:pStyle w:val="1"/>
@@ -7997,7 +7983,7 @@
       <w:tr>
         <w:tc>
           <w:tcPr/>
-          <w:bookmarkStart w:id="55" w:name="fig-tikzcd-han"/>
+          <w:bookmarkStart w:id="62" w:name="fig-tikzcd-han"/>
           <w:p>
             <w:pPr>
               <w:pStyle w:val="SourceCode"/>
@@ -8115,7 +8101,7 @@
               <w:t xml:space="preserve">测试图片</w:t>
             </w:r>
           </w:p>
-          <w:bookmarkEnd w:id="55"/>
+          <w:bookmarkEnd w:id="62"/>
         </w:tc>
       </w:tr>
     </w:tbl>
@@ -8140,7 +8126,7 @@
       <w:tr>
         <w:tc>
           <w:tcPr/>
-          <w:bookmarkStart w:id="56" w:name="fig-tikzcd-quiver"/>
+          <w:bookmarkStart w:id="63" w:name="fig-tikzcd-quiver"/>
           <w:p>
             <w:pPr>
               <w:pStyle w:val="SourceCode"/>
@@ -8286,7 +8272,7 @@
               <w:t xml:space="preserve">测试图片</w:t>
             </w:r>
           </w:p>
-          <w:bookmarkEnd w:id="56"/>
+          <w:bookmarkEnd w:id="63"/>
         </w:tc>
       </w:tr>
     </w:tbl>
@@ -8311,7 +8297,7 @@
       <w:tr>
         <w:tc>
           <w:tcPr/>
-          <w:bookmarkStart w:id="57" w:name="fig-tikzcd-another"/>
+          <w:bookmarkStart w:id="64" w:name="fig-tikzcd-another"/>
           <w:p>
             <w:pPr>
               <w:pStyle w:val="SourceCode"/>
@@ -8385,12 +8371,12 @@
               <w:t xml:space="preserve">可能产生的样式冲突</w:t>
             </w:r>
           </w:p>
-          <w:bookmarkEnd w:id="57"/>
+          <w:bookmarkEnd w:id="64"/>
         </w:tc>
       </w:tr>
     </w:tbl>
-    <w:bookmarkEnd w:id="58"/>
-    <w:bookmarkStart w:id="60" w:name="layout"/>
+    <w:bookmarkEnd w:id="65"/>
+    <w:bookmarkStart w:id="67" w:name="layout"/>
     <w:p>
       <w:pPr>
         <w:pStyle w:val="1"/>
@@ -8412,7 +8398,7 @@
       <w:r>
         <w:t xml:space="preserve"> </w:t>
       </w:r>
-      <w:hyperlink r:id="rId59">
+      <w:hyperlink r:id="rId66">
         <w:r>
           <w:rPr>
             <w:rStyle w:val="ae"/>
@@ -8783,19 +8769,21 @@
                   </m:rPr>
                   <m:t>F</m:t>
                 </m:r>
-                <m:d>
-                  <m:dPr>
-                    <m:begChr m:val="("/>
-                    <m:sepChr m:val=""/>
-                    <m:endChr m:val=")"/>
-                    <m:grow/>
-                  </m:dPr>
-                  <m:e>
-                    <m:r>
-                      <m:t>x</m:t>
-                    </m:r>
-                  </m:e>
-                </m:d>
+                <m:r>
+                  <m:rPr>
+                    <m:sty m:val="p"/>
+                  </m:rPr>
+                  <m:t>(</m:t>
+                </m:r>
+                <m:r>
+                  <m:t>x</m:t>
+                </m:r>
+                <m:r>
+                  <m:rPr>
+                    <m:sty m:val="p"/>
+                  </m:rPr>
+                  <m:t>)</m:t>
+                </m:r>
                 <m:r>
                   <m:rPr>
                     <m:sty m:val="p"/>
@@ -8807,39 +8795,41 @@
                     <m:type m:val="bar"/>
                   </m:fPr>
                   <m:num>
+                    <m:r>
+                      <m:rPr>
+                        <m:sty m:val="p"/>
+                      </m:rPr>
+                      <m:t>(</m:t>
+                    </m:r>
                     <m:sSup>
                       <m:e>
-                        <m:d>
-                          <m:dPr>
-                            <m:begChr m:val="("/>
-                            <m:sepChr m:val=""/>
-                            <m:endChr m:val=")"/>
-                            <m:grow/>
-                          </m:dPr>
-                          <m:e>
-                            <m:sSup>
-                              <m:e>
-                                <m:r>
-                                  <m:t>e</m:t>
-                                </m:r>
-                              </m:e>
-                              <m:sup>
-                                <m:r>
-                                  <m:t>x</m:t>
-                                </m:r>
-                              </m:sup>
-                            </m:sSup>
-                            <m:r>
-                              <m:rPr>
-                                <m:sty m:val="p"/>
-                              </m:rPr>
-                              <m:t>−</m:t>
-                            </m:r>
-                            <m:r>
-                              <m:t>1</m:t>
-                            </m:r>
-                          </m:e>
-                        </m:d>
+                        <m:r>
+                          <m:t>e</m:t>
+                        </m:r>
+                      </m:e>
+                      <m:sup>
+                        <m:r>
+                          <m:t>x</m:t>
+                        </m:r>
+                      </m:sup>
+                    </m:sSup>
+                    <m:r>
+                      <m:rPr>
+                        <m:sty m:val="p"/>
+                      </m:rPr>
+                      <m:t>−</m:t>
+                    </m:r>
+                    <m:r>
+                      <m:t>1</m:t>
+                    </m:r>
+                    <m:sSup>
+                      <m:e>
+                        <m:r>
+                          <m:rPr>
+                            <m:sty m:val="p"/>
+                          </m:rPr>
+                          <m:t>)</m:t>
+                        </m:r>
                       </m:e>
                       <m:sup>
                         <m:r>
@@ -8890,8 +8880,8 @@
         </w:tc>
       </w:tr>
     </w:tbl>
-    <w:bookmarkEnd w:id="60"/>
-    <w:bookmarkStart w:id="61" w:name="代码块和引用"/>
+    <w:bookmarkEnd w:id="67"/>
+    <w:bookmarkStart w:id="68" w:name="代码块和引用"/>
     <w:p>
       <w:pPr>
         <w:pStyle w:val="1"/>
@@ -9834,8 +9824,8 @@
         <w:t xml:space="preserve">这是一个引用块和一个非常非常非常非常非常非常非常非常非常非常非常非常非常非常非常非常非常非常非常非常非常非常非常非常长的句子．</w:t>
       </w:r>
     </w:p>
-    <w:bookmarkEnd w:id="61"/>
-    <w:bookmarkStart w:id="80" w:name="html-专用测试"/>
+    <w:bookmarkEnd w:id="68"/>
+    <w:bookmarkStart w:id="87" w:name="html-专用测试"/>
     <w:p>
       <w:pPr>
         <w:pStyle w:val="1"/>
@@ -9897,7 +9887,7 @@
         <w:t xml:space="preserve">格式下被渲染．</w:t>
       </w:r>
     </w:p>
-    <w:bookmarkStart w:id="79" w:name="callouts"/>
+    <w:bookmarkStart w:id="86" w:name="callouts"/>
     <w:p>
       <w:pPr>
         <w:pStyle w:val="2"/>
@@ -10042,18 +10032,18 @@
                 <wp:inline>
                   <wp:extent cx="152400" cy="152400"/>
                   <wp:effectExtent b="0" l="0" r="0" t="0"/>
-                  <wp:docPr descr="" title="" id="63" name="Picture"/>
+                  <wp:docPr descr="" title="" id="70" name="Picture"/>
                   <a:graphic>
                     <a:graphicData uri="http://schemas.openxmlformats.org/drawingml/2006/picture">
                       <pic:pic>
                         <pic:nvPicPr>
-                          <pic:cNvPr descr="/opt/quarto/share/formats/docx/note.png" id="64" name="Picture"/>
+                          <pic:cNvPr descr="/opt/quarto/share/formats/docx/note.png" id="71" name="Picture"/>
                           <pic:cNvPicPr>
                             <a:picLocks noChangeArrowheads="1" noChangeAspect="1"/>
                           </pic:cNvPicPr>
                         </pic:nvPicPr>
                         <pic:blipFill>
-                          <a:blip r:embed="rId62"/>
+                          <a:blip r:embed="rId69"/>
                           <a:stretch>
                             <a:fillRect/>
                           </a:stretch>
@@ -10181,18 +10171,18 @@
                 <wp:inline>
                   <wp:extent cx="152400" cy="152400"/>
                   <wp:effectExtent b="0" l="0" r="0" t="0"/>
-                  <wp:docPr descr="" title="" id="66" name="Picture"/>
+                  <wp:docPr descr="" title="" id="73" name="Picture"/>
                   <a:graphic>
                     <a:graphicData uri="http://schemas.openxmlformats.org/drawingml/2006/picture">
                       <pic:pic>
                         <pic:nvPicPr>
-                          <pic:cNvPr descr="/opt/quarto/share/formats/docx/warning.png" id="67" name="Picture"/>
+                          <pic:cNvPr descr="/opt/quarto/share/formats/docx/warning.png" id="74" name="Picture"/>
                           <pic:cNvPicPr>
                             <a:picLocks noChangeArrowheads="1" noChangeAspect="1"/>
                           </pic:cNvPicPr>
                         </pic:nvPicPr>
                         <pic:blipFill>
-                          <a:blip r:embed="rId65"/>
+                          <a:blip r:embed="rId72"/>
                           <a:stretch>
                             <a:fillRect/>
                           </a:stretch>
@@ -10332,18 +10322,18 @@
                 <wp:inline>
                   <wp:extent cx="152400" cy="152400"/>
                   <wp:effectExtent b="0" l="0" r="0" t="0"/>
-                  <wp:docPr descr="" title="" id="69" name="Picture"/>
+                  <wp:docPr descr="" title="" id="76" name="Picture"/>
                   <a:graphic>
                     <a:graphicData uri="http://schemas.openxmlformats.org/drawingml/2006/picture">
                       <pic:pic>
                         <pic:nvPicPr>
-                          <pic:cNvPr descr="/opt/quarto/share/formats/docx/important.png" id="70" name="Picture"/>
+                          <pic:cNvPr descr="/opt/quarto/share/formats/docx/important.png" id="77" name="Picture"/>
                           <pic:cNvPicPr>
                             <a:picLocks noChangeArrowheads="1" noChangeAspect="1"/>
                           </pic:cNvPicPr>
                         </pic:nvPicPr>
                         <pic:blipFill>
-                          <a:blip r:embed="rId68"/>
+                          <a:blip r:embed="rId75"/>
                           <a:stretch>
                             <a:fillRect/>
                           </a:stretch>
@@ -10471,18 +10461,18 @@
                 <wp:inline>
                   <wp:extent cx="152400" cy="152400"/>
                   <wp:effectExtent b="0" l="0" r="0" t="0"/>
-                  <wp:docPr descr="" title="" id="72" name="Picture"/>
+                  <wp:docPr descr="" title="" id="79" name="Picture"/>
                   <a:graphic>
                     <a:graphicData uri="http://schemas.openxmlformats.org/drawingml/2006/picture">
                       <pic:pic>
                         <pic:nvPicPr>
-                          <pic:cNvPr descr="/opt/quarto/share/formats/docx/tip.png" id="73" name="Picture"/>
+                          <pic:cNvPr descr="/opt/quarto/share/formats/docx/tip.png" id="80" name="Picture"/>
                           <pic:cNvPicPr>
                             <a:picLocks noChangeArrowheads="1" noChangeAspect="1"/>
                           </pic:cNvPicPr>
                         </pic:nvPicPr>
                         <pic:blipFill>
-                          <a:blip r:embed="rId71"/>
+                          <a:blip r:embed="rId78"/>
                           <a:stretch>
                             <a:fillRect/>
                           </a:stretch>
@@ -10631,18 +10621,18 @@
                 <wp:inline>
                   <wp:extent cx="152400" cy="152400"/>
                   <wp:effectExtent b="0" l="0" r="0" t="0"/>
-                  <wp:docPr descr="" title="" id="75" name="Picture"/>
+                  <wp:docPr descr="" title="" id="82" name="Picture"/>
                   <a:graphic>
                     <a:graphicData uri="http://schemas.openxmlformats.org/drawingml/2006/picture">
                       <pic:pic>
                         <pic:nvPicPr>
-                          <pic:cNvPr descr="/opt/quarto/share/formats/docx/caution.png" id="76" name="Picture"/>
+                          <pic:cNvPr descr="/opt/quarto/share/formats/docx/caution.png" id="83" name="Picture"/>
                           <pic:cNvPicPr>
                             <a:picLocks noChangeArrowheads="1" noChangeAspect="1"/>
                           </pic:cNvPicPr>
                         </pic:nvPicPr>
                         <pic:blipFill>
-                          <a:blip r:embed="rId74"/>
+                          <a:blip r:embed="rId81"/>
                           <a:stretch>
                             <a:fillRect/>
                           </a:stretch>
@@ -10781,18 +10771,18 @@
                 <wp:inline>
                   <wp:extent cx="152400" cy="152400"/>
                   <wp:effectExtent b="0" l="0" r="0" t="0"/>
-                  <wp:docPr descr="" title="" id="77" name="Picture"/>
+                  <wp:docPr descr="" title="" id="84" name="Picture"/>
                   <a:graphic>
                     <a:graphicData uri="http://schemas.openxmlformats.org/drawingml/2006/picture">
                       <pic:pic>
                         <pic:nvPicPr>
-                          <pic:cNvPr descr="/opt/quarto/share/formats/docx/caution.png" id="78" name="Picture"/>
+                          <pic:cNvPr descr="/opt/quarto/share/formats/docx/caution.png" id="85" name="Picture"/>
                           <pic:cNvPicPr>
                             <a:picLocks noChangeArrowheads="1" noChangeAspect="1"/>
                           </pic:cNvPicPr>
                         </pic:nvPicPr>
                         <pic:blipFill>
-                          <a:blip r:embed="rId74"/>
+                          <a:blip r:embed="rId81"/>
                           <a:stretch>
                             <a:fillRect/>
                           </a:stretch>
@@ -10929,9 +10919,9 @@
         </w:tc>
       </w:tr>
     </w:tbl>
-    <w:bookmarkEnd w:id="79"/>
-    <w:bookmarkEnd w:id="80"/>
-    <w:bookmarkStart w:id="93" w:name="引用脚注测试"/>
+    <w:bookmarkEnd w:id="86"/>
+    <w:bookmarkEnd w:id="87"/>
+    <w:bookmarkStart w:id="100" w:name="引用脚注测试"/>
     <w:p>
       <w:pPr>
         <w:pStyle w:val="1"/>
@@ -10960,7 +10950,7 @@
         <w:rPr>
           <w:rStyle w:val="ad"/>
         </w:rPr>
-        <w:footnoteReference w:id="81"/>
+        <w:footnoteReference w:id="88"/>
       </w:r>
       <w:r>
         <w:rPr>
@@ -11112,8 +11102,8 @@
         <w:t xml:space="preserve">．</w:t>
       </w:r>
     </w:p>
-    <w:bookmarkStart w:id="92" w:name="refs"/>
-    <w:bookmarkStart w:id="84" w:name="ref-define"/>
+    <w:bookmarkStart w:id="99" w:name="refs"/>
+    <w:bookmarkStart w:id="91" w:name="ref-define"/>
     <w:p>
       <w:pPr>
         <w:pStyle w:val="a8"/>
@@ -11148,7 +11138,7 @@
       <w:r>
         <w:t xml:space="preserve"> </w:t>
       </w:r>
-      <w:hyperlink r:id="rId83">
+      <w:hyperlink r:id="rId90">
         <w:r>
           <w:rPr>
             <w:rStyle w:val="ae"/>
@@ -11166,8 +11156,8 @@
         <w:t xml:space="preserve">2020年.</w:t>
       </w:r>
     </w:p>
-    <w:bookmarkEnd w:id="84"/>
-    <w:bookmarkStart w:id="85" w:name="ref-history"/>
+    <w:bookmarkEnd w:id="91"/>
+    <w:bookmarkStart w:id="92" w:name="ref-history"/>
     <w:p>
       <w:pPr>
         <w:pStyle w:val="a8"/>
@@ -11234,8 +11224,8 @@
         <w:t xml:space="preserve"> 1965, 1965.</w:t>
       </w:r>
     </w:p>
-    <w:bookmarkEnd w:id="85"/>
-    <w:bookmarkStart w:id="86" w:name="ref-technical"/>
+    <w:bookmarkEnd w:id="92"/>
+    <w:bookmarkStart w:id="93" w:name="ref-technical"/>
     <w:p>
       <w:pPr>
         <w:pStyle w:val="a8"/>
@@ -11327,8 +11317,8 @@
         <w:t xml:space="preserve"> 19, 2021.</w:t>
       </w:r>
     </w:p>
-    <w:bookmarkEnd w:id="86"/>
-    <w:bookmarkStart w:id="87" w:name="ref-eigenfaces"/>
+    <w:bookmarkEnd w:id="93"/>
+    <w:bookmarkStart w:id="94" w:name="ref-eigenfaces"/>
     <w:p>
       <w:pPr>
         <w:pStyle w:val="a8"/>
@@ -11401,11 +11391,17 @@
         <w:t xml:space="preserve">页</w:t>
       </w:r>
       <w:r>
-        <w:t xml:space="preserve"> 71–86.</w:t>
+        <w:t xml:space="preserve"> </w:t>
+      </w:r>
+      <w:r>
+        <w:rPr>
+          <w:rFonts w:hint="eastAsia"/>
+        </w:rPr>
+        <w:t xml:space="preserve">71～86.</w:t>
       </w:r>
     </w:p>
-    <w:bookmarkEnd w:id="87"/>
-    <w:bookmarkStart w:id="88" w:name="ref-gabor"/>
+    <w:bookmarkEnd w:id="94"/>
+    <w:bookmarkStart w:id="95" w:name="ref-gabor"/>
     <w:p>
       <w:pPr>
         <w:pStyle w:val="a8"/>
@@ -11466,11 +11462,17 @@
         <w:t xml:space="preserve">页</w:t>
       </w:r>
       <w:r>
-        <w:t xml:space="preserve"> 270–275.</w:t>
+        <w:t xml:space="preserve"> </w:t>
+      </w:r>
+      <w:r>
+        <w:rPr>
+          <w:rFonts w:hint="eastAsia"/>
+        </w:rPr>
+        <w:t xml:space="preserve">270～275.</w:t>
       </w:r>
     </w:p>
-    <w:bookmarkEnd w:id="88"/>
-    <w:bookmarkStart w:id="89" w:name="ref-lbp"/>
+    <w:bookmarkEnd w:id="95"/>
+    <w:bookmarkStart w:id="96" w:name="ref-lbp"/>
     <w:p>
       <w:pPr>
         <w:pStyle w:val="a8"/>
@@ -11531,11 +11533,17 @@
         <w:t xml:space="preserve">页</w:t>
       </w:r>
       <w:r>
-        <w:t xml:space="preserve"> 469–481.</w:t>
+        <w:t xml:space="preserve"> </w:t>
+      </w:r>
+      <w:r>
+        <w:rPr>
+          <w:rFonts w:hint="eastAsia"/>
+        </w:rPr>
+        <w:t xml:space="preserve">469～481.</w:t>
       </w:r>
     </w:p>
-    <w:bookmarkEnd w:id="89"/>
-    <w:bookmarkStart w:id="90" w:name="ref-deepface"/>
+    <w:bookmarkEnd w:id="96"/>
+    <w:bookmarkStart w:id="97" w:name="ref-deepface"/>
     <w:p>
       <w:pPr>
         <w:pStyle w:val="a8"/>
@@ -11599,8 +11607,8 @@
         <w:t xml:space="preserve"> 6.</w:t>
       </w:r>
     </w:p>
-    <w:bookmarkEnd w:id="90"/>
-    <w:bookmarkStart w:id="91" w:name="ref-guochunzhen"/>
+    <w:bookmarkEnd w:id="97"/>
+    <w:bookmarkStart w:id="98" w:name="ref-guochunzhen"/>
     <w:p>
       <w:pPr>
         <w:pStyle w:val="a8"/>
@@ -11674,9 +11682,9 @@
         <w:t xml:space="preserve"> 18, 2020.</w:t>
       </w:r>
     </w:p>
-    <w:bookmarkEnd w:id="91"/>
-    <w:bookmarkEnd w:id="92"/>
-    <w:bookmarkEnd w:id="93"/>
+    <w:bookmarkEnd w:id="98"/>
+    <w:bookmarkEnd w:id="99"/>
+    <w:bookmarkEnd w:id="100"/>
     <w:sectPr>
       <w:pgSz w:h="15840" w:w="12240"/>
       <w:pgMar w:bottom="1440" w:footer="720" w:gutter="0" w:header="720" w:left="1800" w:right="1800" w:top="1440"/>
@@ -11706,7 +11714,7 @@
       </w:r>
     </w:p>
   </w:footnote>
-  <w:footnote w:id="81">
+  <w:footnote w:id="88">
     <w:p>
       <w:pPr>
         <w:pStyle w:val="aa"/>
@@ -11729,7 +11737,7 @@
       <w:r>
         <w:t xml:space="preserve"> </w:t>
       </w:r>
-      <w:hyperlink r:id="rId82">
+      <w:hyperlink r:id="rId89">
         <w:r>
           <w:rPr>
             <w:rStyle w:val="ae"/>

--- a/examples/cnart.docx
+++ b/examples/cnart.docx
@@ -7,7 +7,10 @@
         <w:pStyle w:val="a5"/>
       </w:pPr>
       <w:r>
-        <w:t xml:space="preserve">SunQuarTeX Example - cnart</w:t>
+        <w:rPr>
+          <w:rFonts w:hint="eastAsia"/>
+        </w:rPr>
+        <w:t xml:space="preserve">中文学术写作示例</w:t>
       </w:r>
     </w:p>
     <w:p>
@@ -15,10 +18,7 @@
         <w:pStyle w:val="a6"/>
       </w:pPr>
       <w:r>
-        <w:rPr>
-          <w:rFonts w:hint="eastAsia"/>
-        </w:rPr>
-        <w:t xml:space="preserve">这是副标题</w:t>
+        <w:t xml:space="preserve">SunQuarTeX Examples</w:t>
       </w:r>
     </w:p>
     <w:p>

--- a/examples/cnart.docx
+++ b/examples/cnart.docx
@@ -129,7 +129,7 @@
       </w:r>
     </w:p>
     <w:bookmarkEnd w:id="28"/>
-    <w:bookmarkStart w:id="33" w:name="文章结构测试"/>
+    <w:bookmarkStart w:id="34" w:name="文章结构测试"/>
     <w:p>
       <w:pPr>
         <w:pStyle w:val="1"/>
@@ -158,7 +158,7 @@
         <w:t xml:space="preserve">这一节测试文章结构．</w:t>
       </w:r>
     </w:p>
-    <w:bookmarkStart w:id="32" w:name="文章分-节"/>
+    <w:bookmarkStart w:id="33" w:name="文章分-节"/>
     <w:p>
       <w:pPr>
         <w:pStyle w:val="2"/>
@@ -221,7 +221,7 @@
         <w:t xml:space="preserve">非常非常非常非常非常非常非常非常长的句子．</w:t>
       </w:r>
     </w:p>
-    <w:bookmarkStart w:id="31" w:name="sec-test"/>
+    <w:bookmarkStart w:id="32" w:name="sec-test"/>
     <w:p>
       <w:pPr>
         <w:pStyle w:val="3"/>
@@ -256,7 +256,7 @@
         <w:t xml:space="preserve">支持交叉引用．比如这一节的标题就已经被打上了标签．</w:t>
       </w:r>
     </w:p>
-    <w:bookmarkStart w:id="30" w:name="分分分-节"/>
+    <w:bookmarkStart w:id="31" w:name="分分分-节"/>
     <w:p>
       <w:pPr>
         <w:pStyle w:val="4"/>
@@ -309,10 +309,66 @@
         <w:rPr>
           <w:rFonts w:hint="eastAsia"/>
         </w:rPr>
+        <w:t xml:space="preserve">．测试</w:t>
+      </w:r>
+      <w:hyperlink r:id="rId29">
+        <w:r>
+          <w:rPr>
+            <w:rStyle w:val="ae"/>
+            <w:rFonts w:hint="eastAsia"/>
+          </w:rPr>
+          <w:t xml:space="preserve">跨页</w:t>
+        </w:r>
+        <w:r>
+          <w:rPr>
+            <w:rStyle w:val="ae"/>
+          </w:rPr>
+          <w:t xml:space="preserve"> qmd </w:t>
+        </w:r>
+        <w:r>
+          <w:rPr>
+            <w:rStyle w:val="ae"/>
+            <w:rFonts w:hint="eastAsia"/>
+          </w:rPr>
+          <w:t xml:space="preserve">链接</w:t>
+        </w:r>
+      </w:hyperlink>
+      <w:r>
+        <w:rPr>
+          <w:rFonts w:hint="eastAsia"/>
+        </w:rPr>
+        <w:t xml:space="preserve">和</w:t>
+      </w:r>
+      <w:hyperlink r:id="rId29">
+        <w:r>
+          <w:rPr>
+            <w:rStyle w:val="ae"/>
+            <w:rFonts w:hint="eastAsia"/>
+          </w:rPr>
+          <w:t xml:space="preserve">跨页</w:t>
+        </w:r>
+        <w:r>
+          <w:rPr>
+            <w:rStyle w:val="ae"/>
+          </w:rPr>
+          <w:t xml:space="preserve"> html </w:t>
+        </w:r>
+        <w:r>
+          <w:rPr>
+            <w:rStyle w:val="ae"/>
+            <w:rFonts w:hint="eastAsia"/>
+          </w:rPr>
+          <w:t xml:space="preserve">链接</w:t>
+        </w:r>
+      </w:hyperlink>
+      <w:r>
+        <w:rPr>
+          <w:rFonts w:hint="eastAsia"/>
+        </w:rPr>
         <w:t xml:space="preserve">．</w:t>
       </w:r>
     </w:p>
-    <w:bookmarkStart w:id="29" w:name="分分分分-节"/>
+    <w:bookmarkStart w:id="30" w:name="分分分分-节"/>
     <w:p>
       <w:pPr>
         <w:pStyle w:val="5"/>
@@ -353,12 +409,12 @@
         <w:t xml:space="preserve">一级了．</w:t>
       </w:r>
     </w:p>
-    <w:bookmarkEnd w:id="29"/>
     <w:bookmarkEnd w:id="30"/>
     <w:bookmarkEnd w:id="31"/>
     <w:bookmarkEnd w:id="32"/>
     <w:bookmarkEnd w:id="33"/>
-    <w:bookmarkStart w:id="38" w:name="图片表格列表测试"/>
+    <w:bookmarkEnd w:id="34"/>
+    <w:bookmarkStart w:id="39" w:name="图片表格列表测试"/>
     <w:p>
       <w:pPr>
         <w:pStyle w:val="1"/>
@@ -386,7 +442,7 @@
       <w:tr>
         <w:tc>
           <w:tcPr/>
-          <w:bookmarkStart w:id="37" w:name="fig-figure"/>
+          <w:bookmarkStart w:id="38" w:name="fig-figure"/>
           <w:p>
             <w:pPr>
               <w:pStyle w:val="Compact"/>
@@ -397,18 +453,18 @@
                 <wp:inline>
                   <wp:extent cx="5486400" cy="1427256"/>
                   <wp:effectExtent b="0" l="0" r="0" t="0"/>
-                  <wp:docPr descr="" title="" id="35" name="Picture"/>
+                  <wp:docPr descr="" title="" id="36" name="Picture"/>
                   <a:graphic>
                     <a:graphicData uri="http://schemas.openxmlformats.org/drawingml/2006/picture">
                       <pic:pic>
                         <pic:nvPicPr>
-                          <pic:cNvPr descr="figure.png" id="36" name="Picture"/>
+                          <pic:cNvPr descr="figure.png" id="37" name="Picture"/>
                           <pic:cNvPicPr>
                             <a:picLocks noChangeArrowheads="1" noChangeAspect="1"/>
                           </pic:cNvPicPr>
                         </pic:nvPicPr>
                         <pic:blipFill>
-                          <a:blip r:embed="rId34"/>
+                          <a:blip r:embed="rId35"/>
                           <a:stretch>
                             <a:fillRect/>
                           </a:stretch>
@@ -460,7 +516,7 @@
               <w:t xml:space="preserve">这是一张插图</w:t>
             </w:r>
           </w:p>
-          <w:bookmarkEnd w:id="37"/>
+          <w:bookmarkEnd w:id="38"/>
         </w:tc>
       </w:tr>
     </w:tbl>
@@ -798,8 +854,8 @@
         </m:r>
       </m:oMath>
     </w:p>
-    <w:bookmarkEnd w:id="38"/>
-    <w:bookmarkStart w:id="42" w:name="数学公式定理系统测试"/>
+    <w:bookmarkEnd w:id="39"/>
+    <w:bookmarkStart w:id="43" w:name="数学公式定理系统测试"/>
     <w:p>
       <w:pPr>
         <w:pStyle w:val="1"/>
@@ -1161,7 +1217,7 @@
         <w:t xml:space="preserve">在势的视角下，它的表现如何呢？</w:t>
       </w:r>
     </w:p>
-    <w:bookmarkStart w:id="39" w:name="thm-cartesian-preserve"/>
+    <w:bookmarkStart w:id="40" w:name="thm-cartesian-preserve"/>
     <w:p>
       <w:pPr>
         <w:pStyle w:val="a0"/>
@@ -1286,7 +1342,7 @@
         </m:oMath>
       </m:oMathPara>
     </w:p>
-    <w:bookmarkEnd w:id="39"/>
+    <w:bookmarkEnd w:id="40"/>
     <w:p>
       <w:pPr>
         <w:pStyle w:val="FirstParagraph"/>
@@ -1651,7 +1707,7 @@
         <w:t xml:space="preserve">的证明．</w:t>
       </w:r>
     </w:p>
-    <w:bookmarkStart w:id="40" w:name="cor-random"/>
+    <w:bookmarkStart w:id="41" w:name="cor-random"/>
     <w:p>
       <w:pPr>
         <w:pStyle w:val="a0"/>
@@ -1779,8 +1835,8 @@
         <w:t xml:space="preserve">的定理.</w:t>
       </w:r>
     </w:p>
-    <w:bookmarkEnd w:id="40"/>
-    <w:bookmarkStart w:id="41" w:name="exm-rtimesn"/>
+    <w:bookmarkEnd w:id="41"/>
+    <w:bookmarkStart w:id="42" w:name="exm-rtimesn"/>
     <w:p>
       <w:pPr>
         <w:pStyle w:val="a0"/>
@@ -1881,7 +1937,7 @@
         </m:oMath>
       </m:oMathPara>
     </w:p>
-    <w:bookmarkEnd w:id="41"/>
+    <w:bookmarkEnd w:id="42"/>
     <w:p>
       <w:pPr>
         <w:pStyle w:val="FirstParagraph"/>
@@ -2210,8 +2266,8 @@
         <w:t xml:space="preserve">这是一个注记．</w:t>
       </w:r>
     </w:p>
-    <w:bookmarkEnd w:id="42"/>
-    <w:bookmarkStart w:id="61" w:name="数据可视化table-figure-diagram"/>
+    <w:bookmarkEnd w:id="43"/>
+    <w:bookmarkStart w:id="62" w:name="数据可视化table-figure-diagram"/>
     <w:p>
       <w:pPr>
         <w:pStyle w:val="1"/>
@@ -2651,7 +2707,7 @@
       <w:tr>
         <w:tc>
           <w:tcPr/>
-          <w:bookmarkStart w:id="46" w:name="fig-polar"/>
+          <w:bookmarkStart w:id="47" w:name="fig-polar"/>
           <w:p>
             <w:pPr>
               <w:pStyle w:val="Compact"/>
@@ -2662,18 +2718,18 @@
                 <wp:inline>
                   <wp:extent cx="3571875" cy="3476625"/>
                   <wp:effectExtent b="0" l="0" r="0" t="0"/>
-                  <wp:docPr descr="" title="" id="44" name="Picture"/>
+                  <wp:docPr descr="" title="" id="45" name="Picture"/>
                   <a:graphic>
                     <a:graphicData uri="http://schemas.openxmlformats.org/drawingml/2006/picture">
                       <pic:pic>
                         <pic:nvPicPr>
-                          <pic:cNvPr descr="cnart_files/figure-docx/fig-polar-output-1.png" id="45" name="Picture"/>
+                          <pic:cNvPr descr="cnart_files/figure-docx/fig-polar-output-1.png" id="46" name="Picture"/>
                           <pic:cNvPicPr>
                             <a:picLocks noChangeArrowheads="1" noChangeAspect="1"/>
                           </pic:cNvPicPr>
                         </pic:nvPicPr>
                         <pic:blipFill>
-                          <a:blip r:embed="rId43"/>
+                          <a:blip r:embed="rId44"/>
                           <a:stretch>
                             <a:fillRect/>
                           </a:stretch>
@@ -2719,7 +2775,7 @@
               <w:t xml:space="preserve"> 2: A line plot on a polar axis</w:t>
             </w:r>
           </w:p>
-          <w:bookmarkEnd w:id="46"/>
+          <w:bookmarkEnd w:id="47"/>
         </w:tc>
       </w:tr>
     </w:tbl>
@@ -4891,7 +4947,7 @@
         <w:t xml:space="preserve">])))</w:t>
       </w:r>
     </w:p>
-    <w:bookmarkStart w:id="51" w:name="tbl-light-on"/>
+    <w:bookmarkStart w:id="52" w:name="tbl-light-on"/>
     <w:tbl>
       <w:tblPr>
         <w:tblStyle w:val="Table"/>
@@ -4929,8 +4985,8 @@
             <w:tr>
               <w:tc>
                 <w:tcPr/>
+                <w:bookmarkStart w:id="49" w:name="tbl-light-on-1"/>
                 <w:bookmarkStart w:id="48" w:name="tbl-light-on-1"/>
-                <w:bookmarkStart w:id="47" w:name="tbl-light-on-1"/>
                 <w:tbl>
                   <w:tblPr>
                     <w:tblStyle w:val="Table"/>
@@ -6028,7 +6084,7 @@
                     </w:tc>
                   </w:tr>
                 </w:tbl>
-                <w:bookmarkEnd w:id="47"/>
+                <w:bookmarkEnd w:id="48"/>
                 <w:p>
                   <w:pPr>
                     <w:jc w:val="center"/>
@@ -6048,7 +6104,7 @@
                     <w:t xml:space="preserve">（粗）</w:t>
                   </w:r>
                 </w:p>
-                <w:bookmarkEnd w:id="48"/>
+                <w:bookmarkEnd w:id="49"/>
               </w:tc>
             </w:tr>
           </w:tbl>
@@ -6079,8 +6135,8 @@
             <w:tr>
               <w:tc>
                 <w:tcPr/>
+                <w:bookmarkStart w:id="51" w:name="tbl-light-on-2"/>
                 <w:bookmarkStart w:id="50" w:name="tbl-light-on-2"/>
-                <w:bookmarkStart w:id="49" w:name="tbl-light-on-2"/>
                 <w:tbl>
                   <w:tblPr>
                     <w:tblStyle w:val="Table"/>
@@ -7178,7 +7234,7 @@
                     </w:tc>
                   </w:tr>
                 </w:tbl>
-                <w:bookmarkEnd w:id="49"/>
+                <w:bookmarkEnd w:id="50"/>
                 <w:p>
                   <w:pPr>
                     <w:jc w:val="center"/>
@@ -7198,7 +7254,7 @@
                     <w:t xml:space="preserve">（细）</w:t>
                   </w:r>
                 </w:p>
-                <w:bookmarkEnd w:id="50"/>
+                <w:bookmarkEnd w:id="51"/>
               </w:tc>
             </w:tr>
           </w:tbl>
@@ -7230,7 +7286,7 @@
         <w:t xml:space="preserve">太阳能电池的负载特性</w:t>
       </w:r>
     </w:p>
-    <w:bookmarkEnd w:id="51"/>
+    <w:bookmarkEnd w:id="52"/>
     <w:p>
       <w:pPr>
         <w:pStyle w:val="a0"/>
@@ -7685,7 +7741,7 @@
         <w:t xml:space="preserve">plt.show()</w:t>
       </w:r>
     </w:p>
-    <w:bookmarkStart w:id="60" w:name="fig-light-on"/>
+    <w:bookmarkStart w:id="61" w:name="fig-light-on"/>
     <w:tbl>
       <w:tblPr>
         <w:tblStyle w:val="Table"/>
@@ -7713,7 +7769,7 @@
             <w:tr>
               <w:tc>
                 <w:tcPr/>
-                <w:bookmarkStart w:id="55" w:name="fig-light-on-1"/>
+                <w:bookmarkStart w:id="56" w:name="fig-light-on-1"/>
                 <w:p>
                   <w:pPr>
                     <w:pStyle w:val="Compact"/>
@@ -7725,18 +7781,18 @@
                       <wp:inline>
                         <wp:extent cx="2971800" cy="2397702"/>
                         <wp:effectExtent b="0" l="0" r="0" t="0"/>
-                        <wp:docPr descr="" title="" id="53" name="Picture"/>
+                        <wp:docPr descr="" title="" id="54" name="Picture"/>
                         <a:graphic>
                           <a:graphicData uri="http://schemas.openxmlformats.org/drawingml/2006/picture">
                             <pic:pic>
                               <pic:nvPicPr>
-                                <pic:cNvPr descr="cnart_files/figure-docx/fig-light-on-output-1.png" id="54" name="Picture"/>
+                                <pic:cNvPr descr="cnart_files/figure-docx/fig-light-on-output-1.png" id="55" name="Picture"/>
                                 <pic:cNvPicPr>
                                   <a:picLocks noChangeArrowheads="1" noChangeAspect="1"/>
                                 </pic:cNvPicPr>
                               </pic:nvPicPr>
                               <pic:blipFill>
-                                <a:blip r:embed="rId52"/>
+                                <a:blip r:embed="rId53"/>
                                 <a:stretch>
                                   <a:fillRect/>
                                 </a:stretch>
@@ -7783,7 +7839,7 @@
                     <w:t xml:space="preserve">输出电流与电压关系曲线</w:t>
                   </w:r>
                 </w:p>
-                <w:bookmarkEnd w:id="55"/>
+                <w:bookmarkEnd w:id="56"/>
               </w:tc>
             </w:tr>
           </w:tbl>
@@ -7804,7 +7860,7 @@
             <w:tr>
               <w:tc>
                 <w:tcPr/>
-                <w:bookmarkStart w:id="59" w:name="fig-light-on-2"/>
+                <w:bookmarkStart w:id="60" w:name="fig-light-on-2"/>
                 <w:p>
                   <w:pPr>
                     <w:pStyle w:val="Compact"/>
@@ -7816,18 +7872,18 @@
                       <wp:inline>
                         <wp:extent cx="2971800" cy="2328894"/>
                         <wp:effectExtent b="0" l="0" r="0" t="0"/>
-                        <wp:docPr descr="" title="" id="57" name="Picture"/>
+                        <wp:docPr descr="" title="" id="58" name="Picture"/>
                         <a:graphic>
                           <a:graphicData uri="http://schemas.openxmlformats.org/drawingml/2006/picture">
                             <pic:pic>
                               <pic:nvPicPr>
-                                <pic:cNvPr descr="cnart_files/figure-docx/fig-light-on-output-2.png" id="58" name="Picture"/>
+                                <pic:cNvPr descr="cnart_files/figure-docx/fig-light-on-output-2.png" id="59" name="Picture"/>
                                 <pic:cNvPicPr>
                                   <a:picLocks noChangeArrowheads="1" noChangeAspect="1"/>
                                 </pic:cNvPicPr>
                               </pic:nvPicPr>
                               <pic:blipFill>
-                                <a:blip r:embed="rId56"/>
+                                <a:blip r:embed="rId57"/>
                                 <a:stretch>
                                   <a:fillRect/>
                                 </a:stretch>
@@ -7874,7 +7930,7 @@
                     <w:t xml:space="preserve">输出功率与负载电阻关系曲线</w:t>
                   </w:r>
                 </w:p>
-                <w:bookmarkEnd w:id="59"/>
+                <w:bookmarkEnd w:id="60"/>
               </w:tc>
             </w:tr>
           </w:tbl>
@@ -7906,9 +7962,9 @@
         <w:t xml:space="preserve">太阳能电池的负载特性</w:t>
       </w:r>
     </w:p>
-    <w:bookmarkEnd w:id="60"/>
     <w:bookmarkEnd w:id="61"/>
-    <w:bookmarkStart w:id="65" w:name="diagrams"/>
+    <w:bookmarkEnd w:id="62"/>
+    <w:bookmarkStart w:id="66" w:name="diagrams"/>
     <w:p>
       <w:pPr>
         <w:pStyle w:val="1"/>
@@ -7983,7 +8039,7 @@
       <w:tr>
         <w:tc>
           <w:tcPr/>
-          <w:bookmarkStart w:id="62" w:name="fig-tikzcd-han"/>
+          <w:bookmarkStart w:id="63" w:name="fig-tikzcd-han"/>
           <w:p>
             <w:pPr>
               <w:pStyle w:val="SourceCode"/>
@@ -8101,7 +8157,7 @@
               <w:t xml:space="preserve">测试图片</w:t>
             </w:r>
           </w:p>
-          <w:bookmarkEnd w:id="62"/>
+          <w:bookmarkEnd w:id="63"/>
         </w:tc>
       </w:tr>
     </w:tbl>
@@ -8126,7 +8182,7 @@
       <w:tr>
         <w:tc>
           <w:tcPr/>
-          <w:bookmarkStart w:id="63" w:name="fig-tikzcd-quiver"/>
+          <w:bookmarkStart w:id="64" w:name="fig-tikzcd-quiver"/>
           <w:p>
             <w:pPr>
               <w:pStyle w:val="SourceCode"/>
@@ -8272,7 +8328,7 @@
               <w:t xml:space="preserve">测试图片</w:t>
             </w:r>
           </w:p>
-          <w:bookmarkEnd w:id="63"/>
+          <w:bookmarkEnd w:id="64"/>
         </w:tc>
       </w:tr>
     </w:tbl>
@@ -8297,7 +8353,7 @@
       <w:tr>
         <w:tc>
           <w:tcPr/>
-          <w:bookmarkStart w:id="64" w:name="fig-tikzcd-another"/>
+          <w:bookmarkStart w:id="65" w:name="fig-tikzcd-another"/>
           <w:p>
             <w:pPr>
               <w:pStyle w:val="SourceCode"/>
@@ -8371,12 +8427,12 @@
               <w:t xml:space="preserve">可能产生的样式冲突</w:t>
             </w:r>
           </w:p>
-          <w:bookmarkEnd w:id="64"/>
+          <w:bookmarkEnd w:id="65"/>
         </w:tc>
       </w:tr>
     </w:tbl>
-    <w:bookmarkEnd w:id="65"/>
-    <w:bookmarkStart w:id="67" w:name="layout"/>
+    <w:bookmarkEnd w:id="66"/>
+    <w:bookmarkStart w:id="68" w:name="layout"/>
     <w:p>
       <w:pPr>
         <w:pStyle w:val="1"/>
@@ -8398,7 +8454,7 @@
       <w:r>
         <w:t xml:space="preserve"> </w:t>
       </w:r>
-      <w:hyperlink r:id="rId66">
+      <w:hyperlink r:id="rId67">
         <w:r>
           <w:rPr>
             <w:rStyle w:val="ae"/>
@@ -8880,8 +8936,8 @@
         </w:tc>
       </w:tr>
     </w:tbl>
-    <w:bookmarkEnd w:id="67"/>
-    <w:bookmarkStart w:id="68" w:name="代码块和引用"/>
+    <w:bookmarkEnd w:id="68"/>
+    <w:bookmarkStart w:id="69" w:name="代码块和引用"/>
     <w:p>
       <w:pPr>
         <w:pStyle w:val="1"/>
@@ -9824,8 +9880,8 @@
         <w:t xml:space="preserve">这是一个引用块和一个非常非常非常非常非常非常非常非常非常非常非常非常非常非常非常非常非常非常非常非常非常非常非常非常长的句子．</w:t>
       </w:r>
     </w:p>
-    <w:bookmarkEnd w:id="68"/>
-    <w:bookmarkStart w:id="87" w:name="html-专用测试"/>
+    <w:bookmarkEnd w:id="69"/>
+    <w:bookmarkStart w:id="88" w:name="html-专用测试"/>
     <w:p>
       <w:pPr>
         <w:pStyle w:val="1"/>
@@ -9887,7 +9943,7 @@
         <w:t xml:space="preserve">格式下被渲染．</w:t>
       </w:r>
     </w:p>
-    <w:bookmarkStart w:id="86" w:name="callouts"/>
+    <w:bookmarkStart w:id="87" w:name="callouts"/>
     <w:p>
       <w:pPr>
         <w:pStyle w:val="2"/>
@@ -10032,18 +10088,18 @@
                 <wp:inline>
                   <wp:extent cx="152400" cy="152400"/>
                   <wp:effectExtent b="0" l="0" r="0" t="0"/>
-                  <wp:docPr descr="" title="" id="70" name="Picture"/>
+                  <wp:docPr descr="" title="" id="71" name="Picture"/>
                   <a:graphic>
                     <a:graphicData uri="http://schemas.openxmlformats.org/drawingml/2006/picture">
                       <pic:pic>
                         <pic:nvPicPr>
-                          <pic:cNvPr descr="/opt/quarto/share/formats/docx/note.png" id="71" name="Picture"/>
+                          <pic:cNvPr descr="/opt/quarto/share/formats/docx/note.png" id="72" name="Picture"/>
                           <pic:cNvPicPr>
                             <a:picLocks noChangeArrowheads="1" noChangeAspect="1"/>
                           </pic:cNvPicPr>
                         </pic:nvPicPr>
                         <pic:blipFill>
-                          <a:blip r:embed="rId69"/>
+                          <a:blip r:embed="rId70"/>
                           <a:stretch>
                             <a:fillRect/>
                           </a:stretch>
@@ -10171,18 +10227,18 @@
                 <wp:inline>
                   <wp:extent cx="152400" cy="152400"/>
                   <wp:effectExtent b="0" l="0" r="0" t="0"/>
-                  <wp:docPr descr="" title="" id="73" name="Picture"/>
+                  <wp:docPr descr="" title="" id="74" name="Picture"/>
                   <a:graphic>
                     <a:graphicData uri="http://schemas.openxmlformats.org/drawingml/2006/picture">
                       <pic:pic>
                         <pic:nvPicPr>
-                          <pic:cNvPr descr="/opt/quarto/share/formats/docx/warning.png" id="74" name="Picture"/>
+                          <pic:cNvPr descr="/opt/quarto/share/formats/docx/warning.png" id="75" name="Picture"/>
                           <pic:cNvPicPr>
                             <a:picLocks noChangeArrowheads="1" noChangeAspect="1"/>
                           </pic:cNvPicPr>
                         </pic:nvPicPr>
                         <pic:blipFill>
-                          <a:blip r:embed="rId72"/>
+                          <a:blip r:embed="rId73"/>
                           <a:stretch>
                             <a:fillRect/>
                           </a:stretch>
@@ -10322,18 +10378,18 @@
                 <wp:inline>
                   <wp:extent cx="152400" cy="152400"/>
                   <wp:effectExtent b="0" l="0" r="0" t="0"/>
-                  <wp:docPr descr="" title="" id="76" name="Picture"/>
+                  <wp:docPr descr="" title="" id="77" name="Picture"/>
                   <a:graphic>
                     <a:graphicData uri="http://schemas.openxmlformats.org/drawingml/2006/picture">
                       <pic:pic>
                         <pic:nvPicPr>
-                          <pic:cNvPr descr="/opt/quarto/share/formats/docx/important.png" id="77" name="Picture"/>
+                          <pic:cNvPr descr="/opt/quarto/share/formats/docx/important.png" id="78" name="Picture"/>
                           <pic:cNvPicPr>
                             <a:picLocks noChangeArrowheads="1" noChangeAspect="1"/>
                           </pic:cNvPicPr>
                         </pic:nvPicPr>
                         <pic:blipFill>
-                          <a:blip r:embed="rId75"/>
+                          <a:blip r:embed="rId76"/>
                           <a:stretch>
                             <a:fillRect/>
                           </a:stretch>
@@ -10461,18 +10517,18 @@
                 <wp:inline>
                   <wp:extent cx="152400" cy="152400"/>
                   <wp:effectExtent b="0" l="0" r="0" t="0"/>
-                  <wp:docPr descr="" title="" id="79" name="Picture"/>
+                  <wp:docPr descr="" title="" id="80" name="Picture"/>
                   <a:graphic>
                     <a:graphicData uri="http://schemas.openxmlformats.org/drawingml/2006/picture">
                       <pic:pic>
                         <pic:nvPicPr>
-                          <pic:cNvPr descr="/opt/quarto/share/formats/docx/tip.png" id="80" name="Picture"/>
+                          <pic:cNvPr descr="/opt/quarto/share/formats/docx/tip.png" id="81" name="Picture"/>
                           <pic:cNvPicPr>
                             <a:picLocks noChangeArrowheads="1" noChangeAspect="1"/>
                           </pic:cNvPicPr>
                         </pic:nvPicPr>
                         <pic:blipFill>
-                          <a:blip r:embed="rId78"/>
+                          <a:blip r:embed="rId79"/>
                           <a:stretch>
                             <a:fillRect/>
                           </a:stretch>
@@ -10621,18 +10677,18 @@
                 <wp:inline>
                   <wp:extent cx="152400" cy="152400"/>
                   <wp:effectExtent b="0" l="0" r="0" t="0"/>
-                  <wp:docPr descr="" title="" id="82" name="Picture"/>
+                  <wp:docPr descr="" title="" id="83" name="Picture"/>
                   <a:graphic>
                     <a:graphicData uri="http://schemas.openxmlformats.org/drawingml/2006/picture">
                       <pic:pic>
                         <pic:nvPicPr>
-                          <pic:cNvPr descr="/opt/quarto/share/formats/docx/caution.png" id="83" name="Picture"/>
+                          <pic:cNvPr descr="/opt/quarto/share/formats/docx/caution.png" id="84" name="Picture"/>
                           <pic:cNvPicPr>
                             <a:picLocks noChangeArrowheads="1" noChangeAspect="1"/>
                           </pic:cNvPicPr>
                         </pic:nvPicPr>
                         <pic:blipFill>
-                          <a:blip r:embed="rId81"/>
+                          <a:blip r:embed="rId82"/>
                           <a:stretch>
                             <a:fillRect/>
                           </a:stretch>
@@ -10771,18 +10827,18 @@
                 <wp:inline>
                   <wp:extent cx="152400" cy="152400"/>
                   <wp:effectExtent b="0" l="0" r="0" t="0"/>
-                  <wp:docPr descr="" title="" id="84" name="Picture"/>
+                  <wp:docPr descr="" title="" id="85" name="Picture"/>
                   <a:graphic>
                     <a:graphicData uri="http://schemas.openxmlformats.org/drawingml/2006/picture">
                       <pic:pic>
                         <pic:nvPicPr>
-                          <pic:cNvPr descr="/opt/quarto/share/formats/docx/caution.png" id="85" name="Picture"/>
+                          <pic:cNvPr descr="/opt/quarto/share/formats/docx/caution.png" id="86" name="Picture"/>
                           <pic:cNvPicPr>
                             <a:picLocks noChangeArrowheads="1" noChangeAspect="1"/>
                           </pic:cNvPicPr>
                         </pic:nvPicPr>
                         <pic:blipFill>
-                          <a:blip r:embed="rId81"/>
+                          <a:blip r:embed="rId82"/>
                           <a:stretch>
                             <a:fillRect/>
                           </a:stretch>
@@ -10919,9 +10975,9 @@
         </w:tc>
       </w:tr>
     </w:tbl>
-    <w:bookmarkEnd w:id="86"/>
     <w:bookmarkEnd w:id="87"/>
-    <w:bookmarkStart w:id="100" w:name="引用脚注测试"/>
+    <w:bookmarkEnd w:id="88"/>
+    <w:bookmarkStart w:id="101" w:name="引用脚注测试"/>
     <w:p>
       <w:pPr>
         <w:pStyle w:val="1"/>
@@ -10950,7 +11006,7 @@
         <w:rPr>
           <w:rStyle w:val="ad"/>
         </w:rPr>
-        <w:footnoteReference w:id="88"/>
+        <w:footnoteReference w:id="89"/>
       </w:r>
       <w:r>
         <w:rPr>
@@ -11102,8 +11158,8 @@
         <w:t xml:space="preserve">．</w:t>
       </w:r>
     </w:p>
-    <w:bookmarkStart w:id="99" w:name="refs"/>
-    <w:bookmarkStart w:id="91" w:name="ref-define"/>
+    <w:bookmarkStart w:id="100" w:name="refs"/>
+    <w:bookmarkStart w:id="92" w:name="ref-define"/>
     <w:p>
       <w:pPr>
         <w:pStyle w:val="a8"/>
@@ -11138,7 +11194,7 @@
       <w:r>
         <w:t xml:space="preserve"> </w:t>
       </w:r>
-      <w:hyperlink r:id="rId90">
+      <w:hyperlink r:id="rId91">
         <w:r>
           <w:rPr>
             <w:rStyle w:val="ae"/>
@@ -11156,8 +11212,8 @@
         <w:t xml:space="preserve">2020年.</w:t>
       </w:r>
     </w:p>
-    <w:bookmarkEnd w:id="91"/>
-    <w:bookmarkStart w:id="92" w:name="ref-history"/>
+    <w:bookmarkEnd w:id="92"/>
+    <w:bookmarkStart w:id="93" w:name="ref-history"/>
     <w:p>
       <w:pPr>
         <w:pStyle w:val="a8"/>
@@ -11224,8 +11280,8 @@
         <w:t xml:space="preserve"> 1965, 1965.</w:t>
       </w:r>
     </w:p>
-    <w:bookmarkEnd w:id="92"/>
-    <w:bookmarkStart w:id="93" w:name="ref-technical"/>
+    <w:bookmarkEnd w:id="93"/>
+    <w:bookmarkStart w:id="94" w:name="ref-technical"/>
     <w:p>
       <w:pPr>
         <w:pStyle w:val="a8"/>
@@ -11317,8 +11373,8 @@
         <w:t xml:space="preserve"> 19, 2021.</w:t>
       </w:r>
     </w:p>
-    <w:bookmarkEnd w:id="93"/>
-    <w:bookmarkStart w:id="94" w:name="ref-eigenfaces"/>
+    <w:bookmarkEnd w:id="94"/>
+    <w:bookmarkStart w:id="95" w:name="ref-eigenfaces"/>
     <w:p>
       <w:pPr>
         <w:pStyle w:val="a8"/>
@@ -11400,8 +11456,8 @@
         <w:t xml:space="preserve">71～86.</w:t>
       </w:r>
     </w:p>
-    <w:bookmarkEnd w:id="94"/>
-    <w:bookmarkStart w:id="95" w:name="ref-gabor"/>
+    <w:bookmarkEnd w:id="95"/>
+    <w:bookmarkStart w:id="96" w:name="ref-gabor"/>
     <w:p>
       <w:pPr>
         <w:pStyle w:val="a8"/>
@@ -11471,8 +11527,8 @@
         <w:t xml:space="preserve">270～275.</w:t>
       </w:r>
     </w:p>
-    <w:bookmarkEnd w:id="95"/>
-    <w:bookmarkStart w:id="96" w:name="ref-lbp"/>
+    <w:bookmarkEnd w:id="96"/>
+    <w:bookmarkStart w:id="97" w:name="ref-lbp"/>
     <w:p>
       <w:pPr>
         <w:pStyle w:val="a8"/>
@@ -11542,8 +11598,8 @@
         <w:t xml:space="preserve">469～481.</w:t>
       </w:r>
     </w:p>
-    <w:bookmarkEnd w:id="96"/>
-    <w:bookmarkStart w:id="97" w:name="ref-deepface"/>
+    <w:bookmarkEnd w:id="97"/>
+    <w:bookmarkStart w:id="98" w:name="ref-deepface"/>
     <w:p>
       <w:pPr>
         <w:pStyle w:val="a8"/>
@@ -11607,8 +11663,8 @@
         <w:t xml:space="preserve"> 6.</w:t>
       </w:r>
     </w:p>
-    <w:bookmarkEnd w:id="97"/>
-    <w:bookmarkStart w:id="98" w:name="ref-guochunzhen"/>
+    <w:bookmarkEnd w:id="98"/>
+    <w:bookmarkStart w:id="99" w:name="ref-guochunzhen"/>
     <w:p>
       <w:pPr>
         <w:pStyle w:val="a8"/>
@@ -11682,9 +11738,9 @@
         <w:t xml:space="preserve"> 18, 2020.</w:t>
       </w:r>
     </w:p>
-    <w:bookmarkEnd w:id="98"/>
     <w:bookmarkEnd w:id="99"/>
     <w:bookmarkEnd w:id="100"/>
+    <w:bookmarkEnd w:id="101"/>
     <w:sectPr>
       <w:pgSz w:h="15840" w:w="12240"/>
       <w:pgMar w:bottom="1440" w:footer="720" w:gutter="0" w:header="720" w:left="1800" w:right="1800" w:top="1440"/>
@@ -11714,7 +11770,7 @@
       </w:r>
     </w:p>
   </w:footnote>
-  <w:footnote w:id="88">
+  <w:footnote w:id="89">
     <w:p>
       <w:pPr>
         <w:pStyle w:val="aa"/>
@@ -11737,7 +11793,7 @@
       <w:r>
         <w:t xml:space="preserve"> </w:t>
       </w:r>
-      <w:hyperlink r:id="rId89">
+      <w:hyperlink r:id="rId90">
         <w:r>
           <w:rPr>
             <w:rStyle w:val="ae"/>

--- a/examples/cnart.docx
+++ b/examples/cnart.docx
@@ -129,7 +129,7 @@
       </w:r>
     </w:p>
     <w:bookmarkEnd w:id="28"/>
-    <w:bookmarkStart w:id="34" w:name="文章结构测试"/>
+    <w:bookmarkStart w:id="33" w:name="文章结构测试"/>
     <w:p>
       <w:pPr>
         <w:pStyle w:val="1"/>
@@ -158,7 +158,7 @@
         <w:t xml:space="preserve">这一节测试文章结构．</w:t>
       </w:r>
     </w:p>
-    <w:bookmarkStart w:id="33" w:name="文章分-节"/>
+    <w:bookmarkStart w:id="32" w:name="文章分-节"/>
     <w:p>
       <w:pPr>
         <w:pStyle w:val="2"/>
@@ -221,7 +221,7 @@
         <w:t xml:space="preserve">非常非常非常非常非常非常非常非常长的句子．</w:t>
       </w:r>
     </w:p>
-    <w:bookmarkStart w:id="32" w:name="sec-test"/>
+    <w:bookmarkStart w:id="31" w:name="sec-test"/>
     <w:p>
       <w:pPr>
         <w:pStyle w:val="3"/>
@@ -256,7 +256,7 @@
         <w:t xml:space="preserve">支持交叉引用．比如这一节的标题就已经被打上了标签．</w:t>
       </w:r>
     </w:p>
-    <w:bookmarkStart w:id="31" w:name="分分分-节"/>
+    <w:bookmarkStart w:id="30" w:name="分分分-节"/>
     <w:p>
       <w:pPr>
         <w:pStyle w:val="4"/>
@@ -309,21 +309,102 @@
         <w:rPr>
           <w:rFonts w:hint="eastAsia"/>
         </w:rPr>
-        <w:t xml:space="preserve">．测试</w:t>
-      </w:r>
-      <w:hyperlink r:id="rId29">
+        <w:t xml:space="preserve">．</w:t>
+      </w:r>
+    </w:p>
+    <w:bookmarkStart w:id="29" w:name="分分分分-节"/>
+    <w:p>
+      <w:pPr>
+        <w:pStyle w:val="5"/>
+      </w:pPr>
+      <w:r>
+        <w:rPr>
+          <w:rFonts w:hint="eastAsia"/>
+        </w:rPr>
+        <w:t xml:space="preserve">分分分分</w:t>
+      </w:r>
+      <w:r>
+        <w:t xml:space="preserve"> SunQuarTeX </w:t>
+      </w:r>
+      <w:r>
+        <w:rPr>
+          <w:rFonts w:hint="eastAsia"/>
+        </w:rPr>
+        <w:t xml:space="preserve">节</w:t>
+      </w:r>
+    </w:p>
+    <w:p>
+      <w:pPr>
+        <w:pStyle w:val="FirstParagraph"/>
+      </w:pPr>
+      <w:r>
+        <w:rPr>
+          <w:rFonts w:hint="eastAsia"/>
+        </w:rPr>
+        <w:t xml:space="preserve">这是最小的</w:t>
+      </w:r>
+      <w:r>
+        <w:t xml:space="preserve"> SunQuarTeX </w:t>
+      </w:r>
+      <w:r>
+        <w:rPr>
+          <w:rFonts w:hint="eastAsia"/>
+        </w:rPr>
+        <w:t xml:space="preserve">一级了．</w:t>
+      </w:r>
+    </w:p>
+    <w:bookmarkEnd w:id="29"/>
+    <w:bookmarkEnd w:id="30"/>
+    <w:bookmarkEnd w:id="31"/>
+    <w:bookmarkEnd w:id="32"/>
+    <w:bookmarkEnd w:id="33"/>
+    <w:bookmarkStart w:id="37" w:name="sec-link-test"/>
+    <w:p>
+      <w:pPr>
+        <w:pStyle w:val="1"/>
+      </w:pPr>
+      <w:r>
+        <w:t xml:space="preserve">3 </w:t>
+      </w:r>
+      <w:r>
+        <w:rPr>
+          <w:rFonts w:hint="eastAsia"/>
+        </w:rPr>
+        <w:t xml:space="preserve">超链接测试</w:t>
+      </w:r>
+    </w:p>
+    <w:p>
+      <w:pPr>
+        <w:pStyle w:val="FirstParagraph"/>
+      </w:pPr>
+      <w:r>
+        <w:rPr>
+          <w:rFonts w:hint="eastAsia"/>
+        </w:rPr>
+        <w:t xml:space="preserve">需要链接不在书内但在站点内的文档：使用站点绝对链接</w:t>
+      </w:r>
+    </w:p>
+    <w:p>
+      <w:pPr>
+        <w:pStyle w:val="Compact"/>
+        <w:numPr>
+          <w:ilvl w:val="0"/>
+          <w:numId w:val="1001"/>
+        </w:numPr>
+      </w:pPr>
+      <w:hyperlink r:id="rId34">
         <w:r>
           <w:rPr>
             <w:rStyle w:val="ae"/>
             <w:rFonts w:hint="eastAsia"/>
           </w:rPr>
-          <w:t xml:space="preserve">跨页</w:t>
+          <w:t xml:space="preserve">书内、站点相对、qmd</w:t>
         </w:r>
         <w:r>
           <w:rPr>
             <w:rStyle w:val="ae"/>
           </w:rPr>
-          <w:t xml:space="preserve"> qmd </w:t>
+          <w:t xml:space="preserve"> </w:t>
         </w:r>
         <w:r>
           <w:rPr>
@@ -333,25 +414,28 @@
           <w:t xml:space="preserve">链接</w:t>
         </w:r>
       </w:hyperlink>
-      <w:r>
-        <w:rPr>
-          <w:rFonts w:hint="eastAsia"/>
-        </w:rPr>
-        <w:t xml:space="preserve">和</w:t>
-      </w:r>
-      <w:hyperlink r:id="rId29">
+    </w:p>
+    <w:p>
+      <w:pPr>
+        <w:pStyle w:val="Compact"/>
+        <w:numPr>
+          <w:ilvl w:val="0"/>
+          <w:numId w:val="1001"/>
+        </w:numPr>
+      </w:pPr>
+      <w:hyperlink r:id="rId34">
         <w:r>
           <w:rPr>
             <w:rStyle w:val="ae"/>
             <w:rFonts w:hint="eastAsia"/>
           </w:rPr>
-          <w:t xml:space="preserve">跨页</w:t>
+          <w:t xml:space="preserve">书内、站点相对、html</w:t>
         </w:r>
         <w:r>
           <w:rPr>
             <w:rStyle w:val="ae"/>
           </w:rPr>
-          <w:t xml:space="preserve"> html </w:t>
+          <w:t xml:space="preserve"> </w:t>
         </w:r>
         <w:r>
           <w:rPr>
@@ -361,33 +445,6 @@
           <w:t xml:space="preserve">链接</w:t>
         </w:r>
       </w:hyperlink>
-      <w:r>
-        <w:rPr>
-          <w:rFonts w:hint="eastAsia"/>
-        </w:rPr>
-        <w:t xml:space="preserve">．</w:t>
-      </w:r>
-    </w:p>
-    <w:bookmarkStart w:id="30" w:name="分分分分-节"/>
-    <w:p>
-      <w:pPr>
-        <w:pStyle w:val="5"/>
-      </w:pPr>
-      <w:r>
-        <w:rPr>
-          <w:rFonts w:hint="eastAsia"/>
-        </w:rPr>
-        <w:t xml:space="preserve">分分分分</w:t>
-      </w:r>
-      <w:r>
-        <w:t xml:space="preserve"> SunQuarTeX </w:t>
-      </w:r>
-      <w:r>
-        <w:rPr>
-          <w:rFonts w:hint="eastAsia"/>
-        </w:rPr>
-        <w:t xml:space="preserve">节</w:t>
-      </w:r>
     </w:p>
     <w:p>
       <w:pPr>
@@ -397,30 +454,203 @@
         <w:rPr>
           <w:rFonts w:hint="eastAsia"/>
         </w:rPr>
-        <w:t xml:space="preserve">这是最小的</w:t>
-      </w:r>
-      <w:r>
-        <w:t xml:space="preserve"> SunQuarTeX </w:t>
-      </w:r>
-      <w:r>
-        <w:rPr>
-          <w:rFonts w:hint="eastAsia"/>
-        </w:rPr>
-        <w:t xml:space="preserve">一级了．</w:t>
+        <w:t xml:space="preserve">需要链接在书内的文档：使用相对链接或者标签链接</w:t>
       </w:r>
     </w:p>
-    <w:bookmarkEnd w:id="30"/>
-    <w:bookmarkEnd w:id="31"/>
-    <w:bookmarkEnd w:id="32"/>
-    <w:bookmarkEnd w:id="33"/>
-    <w:bookmarkEnd w:id="34"/>
-    <w:bookmarkStart w:id="39" w:name="图片表格列表测试"/>
     <w:p>
       <w:pPr>
+        <w:pStyle w:val="Compact"/>
+        <w:numPr>
+          <w:ilvl w:val="0"/>
+          <w:numId w:val="1002"/>
+        </w:numPr>
+      </w:pPr>
+      <w:hyperlink r:id="rId35">
+        <w:r>
+          <w:rPr>
+            <w:rStyle w:val="ae"/>
+            <w:rFonts w:hint="eastAsia"/>
+          </w:rPr>
+          <w:t xml:space="preserve">书内、文档相对、qmd</w:t>
+        </w:r>
+        <w:r>
+          <w:rPr>
+            <w:rStyle w:val="ae"/>
+          </w:rPr>
+          <w:t xml:space="preserve"> </w:t>
+        </w:r>
+        <w:r>
+          <w:rPr>
+            <w:rStyle w:val="ae"/>
+            <w:rFonts w:hint="eastAsia"/>
+          </w:rPr>
+          <w:t xml:space="preserve">链接</w:t>
+        </w:r>
+      </w:hyperlink>
+    </w:p>
+    <w:p>
+      <w:pPr>
+        <w:pStyle w:val="Compact"/>
+        <w:numPr>
+          <w:ilvl w:val="0"/>
+          <w:numId w:val="1002"/>
+        </w:numPr>
+      </w:pPr>
+      <w:hyperlink r:id="rId35">
+        <w:r>
+          <w:rPr>
+            <w:rStyle w:val="ae"/>
+            <w:rFonts w:hint="eastAsia"/>
+          </w:rPr>
+          <w:t xml:space="preserve">书内、文档相对、html</w:t>
+        </w:r>
+        <w:r>
+          <w:rPr>
+            <w:rStyle w:val="ae"/>
+          </w:rPr>
+          <w:t xml:space="preserve"> </w:t>
+        </w:r>
+        <w:r>
+          <w:rPr>
+            <w:rStyle w:val="ae"/>
+            <w:rFonts w:hint="eastAsia"/>
+          </w:rPr>
+          <w:t xml:space="preserve">链接</w:t>
+        </w:r>
+      </w:hyperlink>
+    </w:p>
+    <w:p>
+      <w:pPr>
+        <w:pStyle w:val="Compact"/>
+        <w:numPr>
+          <w:ilvl w:val="0"/>
+          <w:numId w:val="1002"/>
+        </w:numPr>
+      </w:pPr>
+      <w:r>
+        <w:rPr>
+          <w:rFonts w:hint="eastAsia"/>
+        </w:rPr>
+        <w:t xml:space="preserve">标签链接</w:t>
+      </w:r>
+      <w:r>
+        <w:t xml:space="preserve"> </w:t>
+      </w:r>
+      <w:hyperlink w:anchor="exm-rtimesn">
+        <w:r>
+          <w:rPr>
+            <w:rStyle w:val="ae"/>
+            <w:rFonts w:hint="eastAsia"/>
+          </w:rPr>
+          <w:t xml:space="preserve">例</w:t>
+        </w:r>
+        <w:r>
+          <w:rPr>
+            <w:rStyle w:val="ae"/>
+          </w:rPr>
+          <w:t xml:space="preserve"> 1</w:t>
+        </w:r>
+      </w:hyperlink>
+    </w:p>
+    <w:p>
+      <w:pPr>
+        <w:pStyle w:val="FirstParagraph"/>
+      </w:pPr>
+      <w:r>
+        <w:rPr>
+          <w:rFonts w:hint="eastAsia"/>
+        </w:rPr>
+        <w:t xml:space="preserve">错误示范：对不在书内、在站点内的文档使用相对链接，非</w:t>
+      </w:r>
+      <w:r>
+        <w:t xml:space="preserve"> HTML </w:t>
+      </w:r>
+      <w:r>
+        <w:rPr>
+          <w:rFonts w:hint="eastAsia"/>
+        </w:rPr>
+        <w:t xml:space="preserve">格式</w:t>
+      </w:r>
+      <w:r>
+        <w:t xml:space="preserve"> Quarto </w:t>
+      </w:r>
+      <w:r>
+        <w:rPr>
+          <w:rFonts w:hint="eastAsia"/>
+        </w:rPr>
+        <w:t xml:space="preserve">无法正确处理：</w:t>
+      </w:r>
+    </w:p>
+    <w:p>
+      <w:pPr>
+        <w:pStyle w:val="Compact"/>
+        <w:numPr>
+          <w:ilvl w:val="0"/>
+          <w:numId w:val="1003"/>
+        </w:numPr>
+      </w:pPr>
+      <w:hyperlink r:id="rId36">
+        <w:r>
+          <w:rPr>
+            <w:rStyle w:val="ae"/>
+            <w:rFonts w:hint="eastAsia"/>
+          </w:rPr>
+          <w:t xml:space="preserve">书外、文档相对、qmd</w:t>
+        </w:r>
+        <w:r>
+          <w:rPr>
+            <w:rStyle w:val="ae"/>
+          </w:rPr>
+          <w:t xml:space="preserve"> </w:t>
+        </w:r>
+        <w:r>
+          <w:rPr>
+            <w:rStyle w:val="ae"/>
+            <w:rFonts w:hint="eastAsia"/>
+          </w:rPr>
+          <w:t xml:space="preserve">链接</w:t>
+        </w:r>
+      </w:hyperlink>
+    </w:p>
+    <w:p>
+      <w:pPr>
+        <w:pStyle w:val="Compact"/>
+        <w:numPr>
+          <w:ilvl w:val="0"/>
+          <w:numId w:val="1003"/>
+        </w:numPr>
+      </w:pPr>
+      <w:hyperlink r:id="rId36">
+        <w:r>
+          <w:rPr>
+            <w:rStyle w:val="ae"/>
+            <w:rFonts w:hint="eastAsia"/>
+          </w:rPr>
+          <w:t xml:space="preserve">书外、文档相对、html</w:t>
+        </w:r>
+        <w:r>
+          <w:rPr>
+            <w:rStyle w:val="ae"/>
+          </w:rPr>
+          <w:t xml:space="preserve"> </w:t>
+        </w:r>
+        <w:r>
+          <w:rPr>
+            <w:rStyle w:val="ae"/>
+            <w:rFonts w:hint="eastAsia"/>
+          </w:rPr>
+          <w:t xml:space="preserve">链接</w:t>
+        </w:r>
+      </w:hyperlink>
+    </w:p>
+    <w:bookmarkEnd w:id="37"/>
+    <w:bookmarkStart w:id="42" w:name="图片表格列表测试"/>
+    <w:p>
+      <w:pPr>
         <w:pStyle w:val="1"/>
       </w:pPr>
       <w:r>
-        <w:t xml:space="preserve">3 </w:t>
+        <w:t xml:space="preserve">4 </w:t>
       </w:r>
       <w:r>
         <w:rPr>
@@ -442,7 +672,7 @@
       <w:tr>
         <w:tc>
           <w:tcPr/>
-          <w:bookmarkStart w:id="38" w:name="fig-figure"/>
+          <w:bookmarkStart w:id="41" w:name="fig-figure"/>
           <w:p>
             <w:pPr>
               <w:pStyle w:val="Compact"/>
@@ -453,18 +683,18 @@
                 <wp:inline>
                   <wp:extent cx="5486400" cy="1427256"/>
                   <wp:effectExtent b="0" l="0" r="0" t="0"/>
-                  <wp:docPr descr="" title="" id="36" name="Picture"/>
+                  <wp:docPr descr="" title="" id="39" name="Picture"/>
                   <a:graphic>
                     <a:graphicData uri="http://schemas.openxmlformats.org/drawingml/2006/picture">
                       <pic:pic>
                         <pic:nvPicPr>
-                          <pic:cNvPr descr="figure.png" id="37" name="Picture"/>
+                          <pic:cNvPr descr="figure.png" id="40" name="Picture"/>
                           <pic:cNvPicPr>
                             <a:picLocks noChangeArrowheads="1" noChangeAspect="1"/>
                           </pic:cNvPicPr>
                         </pic:nvPicPr>
                         <pic:blipFill>
-                          <a:blip r:embed="rId35"/>
+                          <a:blip r:embed="rId38"/>
                           <a:stretch>
                             <a:fillRect/>
                           </a:stretch>
@@ -516,7 +746,7 @@
               <w:t xml:space="preserve">这是一张插图</w:t>
             </w:r>
           </w:p>
-          <w:bookmarkEnd w:id="38"/>
+          <w:bookmarkEnd w:id="41"/>
         </w:tc>
       </w:tr>
     </w:tbl>
@@ -574,7 +804,7 @@
         <w:pStyle w:val="Compact"/>
         <w:numPr>
           <w:ilvl w:val="0"/>
-          <w:numId w:val="1001"/>
+          <w:numId w:val="1004"/>
         </w:numPr>
       </w:pPr>
       <w:r>
@@ -589,7 +819,7 @@
         <w:pStyle w:val="Compact"/>
         <w:numPr>
           <w:ilvl w:val="0"/>
-          <w:numId w:val="1001"/>
+          <w:numId w:val="1004"/>
         </w:numPr>
       </w:pPr>
       <w:r>
@@ -604,7 +834,7 @@
         <w:pStyle w:val="Compact"/>
         <w:numPr>
           <w:ilvl w:val="0"/>
-          <w:numId w:val="1001"/>
+          <w:numId w:val="1004"/>
         </w:numPr>
       </w:pPr>
       <w:r>
@@ -629,7 +859,7 @@
       <w:pPr>
         <w:numPr>
           <w:ilvl w:val="0"/>
-          <w:numId w:val="1002"/>
+          <w:numId w:val="1005"/>
         </w:numPr>
       </w:pPr>
       <w:r>
@@ -643,7 +873,7 @@
       <w:pPr>
         <w:numPr>
           <w:ilvl w:val="0"/>
-          <w:numId w:val="1002"/>
+          <w:numId w:val="1005"/>
         </w:numPr>
       </w:pPr>
       <w:r>
@@ -671,7 +901,7 @@
       <w:pPr>
         <w:numPr>
           <w:ilvl w:val="0"/>
-          <w:numId w:val="1002"/>
+          <w:numId w:val="1005"/>
         </w:numPr>
       </w:pPr>
       <w:r>
@@ -854,14 +1084,14 @@
         </m:r>
       </m:oMath>
     </w:p>
-    <w:bookmarkEnd w:id="39"/>
-    <w:bookmarkStart w:id="43" w:name="数学公式定理系统测试"/>
+    <w:bookmarkEnd w:id="42"/>
+    <w:bookmarkStart w:id="46" w:name="数学公式定理系统测试"/>
     <w:p>
       <w:pPr>
         <w:pStyle w:val="1"/>
       </w:pPr>
       <w:r>
-        <w:t xml:space="preserve">4 </w:t>
+        <w:t xml:space="preserve">5 </w:t>
       </w:r>
       <w:r>
         <w:rPr>
@@ -1217,7 +1447,7 @@
         <w:t xml:space="preserve">在势的视角下，它的表现如何呢？</w:t>
       </w:r>
     </w:p>
-    <w:bookmarkStart w:id="40" w:name="thm-cartesian-preserve"/>
+    <w:bookmarkStart w:id="43" w:name="thm-cartesian-preserve"/>
     <w:p>
       <w:pPr>
         <w:pStyle w:val="a0"/>
@@ -1342,7 +1572,7 @@
         </m:oMath>
       </m:oMathPara>
     </w:p>
-    <w:bookmarkEnd w:id="40"/>
+    <w:bookmarkEnd w:id="43"/>
     <w:p>
       <w:pPr>
         <w:pStyle w:val="FirstParagraph"/>
@@ -1707,7 +1937,7 @@
         <w:t xml:space="preserve">的证明．</w:t>
       </w:r>
     </w:p>
-    <w:bookmarkStart w:id="41" w:name="cor-random"/>
+    <w:bookmarkStart w:id="44" w:name="cor-random"/>
     <w:p>
       <w:pPr>
         <w:pStyle w:val="a0"/>
@@ -1835,8 +2065,8 @@
         <w:t xml:space="preserve">的定理.</w:t>
       </w:r>
     </w:p>
-    <w:bookmarkEnd w:id="41"/>
-    <w:bookmarkStart w:id="42" w:name="exm-rtimesn"/>
+    <w:bookmarkEnd w:id="44"/>
+    <w:bookmarkStart w:id="45" w:name="exm-rtimesn"/>
     <w:p>
       <w:pPr>
         <w:pStyle w:val="a0"/>
@@ -1937,7 +2167,7 @@
         </m:oMath>
       </m:oMathPara>
     </w:p>
-    <w:bookmarkEnd w:id="42"/>
+    <w:bookmarkEnd w:id="45"/>
     <w:p>
       <w:pPr>
         <w:pStyle w:val="FirstParagraph"/>
@@ -2266,14 +2496,14 @@
         <w:t xml:space="preserve">这是一个注记．</w:t>
       </w:r>
     </w:p>
-    <w:bookmarkEnd w:id="43"/>
-    <w:bookmarkStart w:id="62" w:name="数据可视化table-figure-diagram"/>
+    <w:bookmarkEnd w:id="46"/>
+    <w:bookmarkStart w:id="65" w:name="数据可视化table-figure-diagram"/>
     <w:p>
       <w:pPr>
         <w:pStyle w:val="1"/>
       </w:pPr>
       <w:r>
-        <w:t xml:space="preserve">5 </w:t>
+        <w:t xml:space="preserve">6 </w:t>
       </w:r>
       <w:r>
         <w:rPr>
@@ -2707,7 +2937,7 @@
       <w:tr>
         <w:tc>
           <w:tcPr/>
-          <w:bookmarkStart w:id="47" w:name="fig-polar"/>
+          <w:bookmarkStart w:id="50" w:name="fig-polar"/>
           <w:p>
             <w:pPr>
               <w:pStyle w:val="Compact"/>
@@ -2718,18 +2948,18 @@
                 <wp:inline>
                   <wp:extent cx="3571875" cy="3476625"/>
                   <wp:effectExtent b="0" l="0" r="0" t="0"/>
-                  <wp:docPr descr="" title="" id="45" name="Picture"/>
+                  <wp:docPr descr="" title="" id="48" name="Picture"/>
                   <a:graphic>
                     <a:graphicData uri="http://schemas.openxmlformats.org/drawingml/2006/picture">
                       <pic:pic>
                         <pic:nvPicPr>
-                          <pic:cNvPr descr="cnart_files/figure-docx/fig-polar-output-1.png" id="46" name="Picture"/>
+                          <pic:cNvPr descr="cnart_files/figure-docx/fig-polar-output-1.png" id="49" name="Picture"/>
                           <pic:cNvPicPr>
                             <a:picLocks noChangeArrowheads="1" noChangeAspect="1"/>
                           </pic:cNvPicPr>
                         </pic:nvPicPr>
                         <pic:blipFill>
-                          <a:blip r:embed="rId44"/>
+                          <a:blip r:embed="rId47"/>
                           <a:stretch>
                             <a:fillRect/>
                           </a:stretch>
@@ -2775,7 +3005,7 @@
               <w:t xml:space="preserve"> 2: A line plot on a polar axis</w:t>
             </w:r>
           </w:p>
-          <w:bookmarkEnd w:id="47"/>
+          <w:bookmarkEnd w:id="50"/>
         </w:tc>
       </w:tr>
     </w:tbl>
@@ -4947,7 +5177,7 @@
         <w:t xml:space="preserve">])))</w:t>
       </w:r>
     </w:p>
-    <w:bookmarkStart w:id="52" w:name="tbl-light-on"/>
+    <w:bookmarkStart w:id="55" w:name="tbl-light-on"/>
     <w:tbl>
       <w:tblPr>
         <w:tblStyle w:val="Table"/>
@@ -4985,8 +5215,8 @@
             <w:tr>
               <w:tc>
                 <w:tcPr/>
-                <w:bookmarkStart w:id="49" w:name="tbl-light-on-1"/>
-                <w:bookmarkStart w:id="48" w:name="tbl-light-on-1"/>
+                <w:bookmarkStart w:id="52" w:name="tbl-light-on-1"/>
+                <w:bookmarkStart w:id="51" w:name="tbl-light-on-1"/>
                 <w:tbl>
                   <w:tblPr>
                     <w:tblStyle w:val="Table"/>
@@ -6084,7 +6314,7 @@
                     </w:tc>
                   </w:tr>
                 </w:tbl>
-                <w:bookmarkEnd w:id="48"/>
+                <w:bookmarkEnd w:id="51"/>
                 <w:p>
                   <w:pPr>
                     <w:jc w:val="center"/>
@@ -6104,7 +6334,7 @@
                     <w:t xml:space="preserve">（粗）</w:t>
                   </w:r>
                 </w:p>
-                <w:bookmarkEnd w:id="49"/>
+                <w:bookmarkEnd w:id="52"/>
               </w:tc>
             </w:tr>
           </w:tbl>
@@ -6135,8 +6365,8 @@
             <w:tr>
               <w:tc>
                 <w:tcPr/>
-                <w:bookmarkStart w:id="51" w:name="tbl-light-on-2"/>
-                <w:bookmarkStart w:id="50" w:name="tbl-light-on-2"/>
+                <w:bookmarkStart w:id="54" w:name="tbl-light-on-2"/>
+                <w:bookmarkStart w:id="53" w:name="tbl-light-on-2"/>
                 <w:tbl>
                   <w:tblPr>
                     <w:tblStyle w:val="Table"/>
@@ -7234,7 +7464,7 @@
                     </w:tc>
                   </w:tr>
                 </w:tbl>
-                <w:bookmarkEnd w:id="50"/>
+                <w:bookmarkEnd w:id="53"/>
                 <w:p>
                   <w:pPr>
                     <w:jc w:val="center"/>
@@ -7254,7 +7484,7 @@
                     <w:t xml:space="preserve">（细）</w:t>
                   </w:r>
                 </w:p>
-                <w:bookmarkEnd w:id="51"/>
+                <w:bookmarkEnd w:id="54"/>
               </w:tc>
             </w:tr>
           </w:tbl>
@@ -7286,7 +7516,7 @@
         <w:t xml:space="preserve">太阳能电池的负载特性</w:t>
       </w:r>
     </w:p>
-    <w:bookmarkEnd w:id="52"/>
+    <w:bookmarkEnd w:id="55"/>
     <w:p>
       <w:pPr>
         <w:pStyle w:val="a0"/>
@@ -7741,7 +7971,7 @@
         <w:t xml:space="preserve">plt.show()</w:t>
       </w:r>
     </w:p>
-    <w:bookmarkStart w:id="61" w:name="fig-light-on"/>
+    <w:bookmarkStart w:id="64" w:name="fig-light-on"/>
     <w:tbl>
       <w:tblPr>
         <w:tblStyle w:val="Table"/>
@@ -7769,7 +7999,7 @@
             <w:tr>
               <w:tc>
                 <w:tcPr/>
-                <w:bookmarkStart w:id="56" w:name="fig-light-on-1"/>
+                <w:bookmarkStart w:id="59" w:name="fig-light-on-1"/>
                 <w:p>
                   <w:pPr>
                     <w:pStyle w:val="Compact"/>
@@ -7781,18 +8011,18 @@
                       <wp:inline>
                         <wp:extent cx="2971800" cy="2397702"/>
                         <wp:effectExtent b="0" l="0" r="0" t="0"/>
-                        <wp:docPr descr="" title="" id="54" name="Picture"/>
+                        <wp:docPr descr="" title="" id="57" name="Picture"/>
                         <a:graphic>
                           <a:graphicData uri="http://schemas.openxmlformats.org/drawingml/2006/picture">
                             <pic:pic>
                               <pic:nvPicPr>
-                                <pic:cNvPr descr="cnart_files/figure-docx/fig-light-on-output-1.png" id="55" name="Picture"/>
+                                <pic:cNvPr descr="cnart_files/figure-docx/fig-light-on-output-1.png" id="58" name="Picture"/>
                                 <pic:cNvPicPr>
                                   <a:picLocks noChangeArrowheads="1" noChangeAspect="1"/>
                                 </pic:cNvPicPr>
                               </pic:nvPicPr>
                               <pic:blipFill>
-                                <a:blip r:embed="rId53"/>
+                                <a:blip r:embed="rId56"/>
                                 <a:stretch>
                                   <a:fillRect/>
                                 </a:stretch>
@@ -7839,7 +8069,7 @@
                     <w:t xml:space="preserve">输出电流与电压关系曲线</w:t>
                   </w:r>
                 </w:p>
-                <w:bookmarkEnd w:id="56"/>
+                <w:bookmarkEnd w:id="59"/>
               </w:tc>
             </w:tr>
           </w:tbl>
@@ -7860,7 +8090,7 @@
             <w:tr>
               <w:tc>
                 <w:tcPr/>
-                <w:bookmarkStart w:id="60" w:name="fig-light-on-2"/>
+                <w:bookmarkStart w:id="63" w:name="fig-light-on-2"/>
                 <w:p>
                   <w:pPr>
                     <w:pStyle w:val="Compact"/>
@@ -7872,18 +8102,18 @@
                       <wp:inline>
                         <wp:extent cx="2971800" cy="2328894"/>
                         <wp:effectExtent b="0" l="0" r="0" t="0"/>
-                        <wp:docPr descr="" title="" id="58" name="Picture"/>
+                        <wp:docPr descr="" title="" id="61" name="Picture"/>
                         <a:graphic>
                           <a:graphicData uri="http://schemas.openxmlformats.org/drawingml/2006/picture">
                             <pic:pic>
                               <pic:nvPicPr>
-                                <pic:cNvPr descr="cnart_files/figure-docx/fig-light-on-output-2.png" id="59" name="Picture"/>
+                                <pic:cNvPr descr="cnart_files/figure-docx/fig-light-on-output-2.png" id="62" name="Picture"/>
                                 <pic:cNvPicPr>
                                   <a:picLocks noChangeArrowheads="1" noChangeAspect="1"/>
                                 </pic:cNvPicPr>
                               </pic:nvPicPr>
                               <pic:blipFill>
-                                <a:blip r:embed="rId57"/>
+                                <a:blip r:embed="rId60"/>
                                 <a:stretch>
                                   <a:fillRect/>
                                 </a:stretch>
@@ -7930,7 +8160,7 @@
                     <w:t xml:space="preserve">输出功率与负载电阻关系曲线</w:t>
                   </w:r>
                 </w:p>
-                <w:bookmarkEnd w:id="60"/>
+                <w:bookmarkEnd w:id="63"/>
               </w:tc>
             </w:tr>
           </w:tbl>
@@ -7962,15 +8192,15 @@
         <w:t xml:space="preserve">太阳能电池的负载特性</w:t>
       </w:r>
     </w:p>
-    <w:bookmarkEnd w:id="61"/>
-    <w:bookmarkEnd w:id="62"/>
-    <w:bookmarkStart w:id="66" w:name="diagrams"/>
+    <w:bookmarkEnd w:id="64"/>
+    <w:bookmarkEnd w:id="65"/>
+    <w:bookmarkStart w:id="69" w:name="diagrams"/>
     <w:p>
       <w:pPr>
         <w:pStyle w:val="1"/>
       </w:pPr>
       <w:r>
-        <w:t xml:space="preserve">6 Diagrams</w:t>
+        <w:t xml:space="preserve">7 Diagrams</w:t>
       </w:r>
     </w:p>
     <w:p>
@@ -8039,7 +8269,7 @@
       <w:tr>
         <w:tc>
           <w:tcPr/>
-          <w:bookmarkStart w:id="63" w:name="fig-tikzcd-han"/>
+          <w:bookmarkStart w:id="66" w:name="fig-tikzcd-han"/>
           <w:p>
             <w:pPr>
               <w:pStyle w:val="SourceCode"/>
@@ -8157,7 +8387,7 @@
               <w:t xml:space="preserve">测试图片</w:t>
             </w:r>
           </w:p>
-          <w:bookmarkEnd w:id="63"/>
+          <w:bookmarkEnd w:id="66"/>
         </w:tc>
       </w:tr>
     </w:tbl>
@@ -8182,7 +8412,7 @@
       <w:tr>
         <w:tc>
           <w:tcPr/>
-          <w:bookmarkStart w:id="64" w:name="fig-tikzcd-quiver"/>
+          <w:bookmarkStart w:id="67" w:name="fig-tikzcd-quiver"/>
           <w:p>
             <w:pPr>
               <w:pStyle w:val="SourceCode"/>
@@ -8328,7 +8558,7 @@
               <w:t xml:space="preserve">测试图片</w:t>
             </w:r>
           </w:p>
-          <w:bookmarkEnd w:id="64"/>
+          <w:bookmarkEnd w:id="67"/>
         </w:tc>
       </w:tr>
     </w:tbl>
@@ -8353,7 +8583,7 @@
       <w:tr>
         <w:tc>
           <w:tcPr/>
-          <w:bookmarkStart w:id="65" w:name="fig-tikzcd-another"/>
+          <w:bookmarkStart w:id="68" w:name="fig-tikzcd-another"/>
           <w:p>
             <w:pPr>
               <w:pStyle w:val="SourceCode"/>
@@ -8427,18 +8657,18 @@
               <w:t xml:space="preserve">可能产生的样式冲突</w:t>
             </w:r>
           </w:p>
-          <w:bookmarkEnd w:id="65"/>
+          <w:bookmarkEnd w:id="68"/>
         </w:tc>
       </w:tr>
     </w:tbl>
-    <w:bookmarkEnd w:id="66"/>
-    <w:bookmarkStart w:id="68" w:name="layout"/>
+    <w:bookmarkEnd w:id="69"/>
+    <w:bookmarkStart w:id="71" w:name="layout"/>
     <w:p>
       <w:pPr>
         <w:pStyle w:val="1"/>
       </w:pPr>
       <w:r>
-        <w:t xml:space="preserve">7 Layout</w:t>
+        <w:t xml:space="preserve">8 Layout</w:t>
       </w:r>
     </w:p>
     <w:p>
@@ -8454,7 +8684,7 @@
       <w:r>
         <w:t xml:space="preserve"> </w:t>
       </w:r>
-      <w:hyperlink r:id="rId67">
+      <w:hyperlink r:id="rId70">
         <w:r>
           <w:rPr>
             <w:rStyle w:val="ae"/>
@@ -8936,14 +9166,14 @@
         </w:tc>
       </w:tr>
     </w:tbl>
-    <w:bookmarkEnd w:id="68"/>
-    <w:bookmarkStart w:id="69" w:name="代码块和引用"/>
+    <w:bookmarkEnd w:id="71"/>
+    <w:bookmarkStart w:id="72" w:name="代码块和引用"/>
     <w:p>
       <w:pPr>
         <w:pStyle w:val="1"/>
       </w:pPr>
       <w:r>
-        <w:t xml:space="preserve">8 </w:t>
+        <w:t xml:space="preserve">9 </w:t>
       </w:r>
       <w:r>
         <w:rPr>
@@ -8957,7 +9187,7 @@
         <w:pStyle w:val="Compact"/>
         <w:numPr>
           <w:ilvl w:val="0"/>
-          <w:numId w:val="1003"/>
+          <w:numId w:val="1006"/>
         </w:numPr>
       </w:pPr>
       <w:r>
@@ -8990,7 +9220,7 @@
         <w:pStyle w:val="Compact"/>
         <w:numPr>
           <w:ilvl w:val="0"/>
-          <w:numId w:val="1003"/>
+          <w:numId w:val="1006"/>
         </w:numPr>
       </w:pPr>
       <w:r>
@@ -9024,7 +9254,7 @@
         <w:pStyle w:val="Compact"/>
         <w:numPr>
           <w:ilvl w:val="0"/>
-          <w:numId w:val="1003"/>
+          <w:numId w:val="1006"/>
         </w:numPr>
       </w:pPr>
       <w:r>
@@ -9880,14 +10110,14 @@
         <w:t xml:space="preserve">这是一个引用块和一个非常非常非常非常非常非常非常非常非常非常非常非常非常非常非常非常非常非常非常非常非常非常非常非常长的句子．</w:t>
       </w:r>
     </w:p>
-    <w:bookmarkEnd w:id="69"/>
-    <w:bookmarkStart w:id="88" w:name="html-专用测试"/>
+    <w:bookmarkEnd w:id="72"/>
+    <w:bookmarkStart w:id="91" w:name="html-专用测试"/>
     <w:p>
       <w:pPr>
         <w:pStyle w:val="1"/>
       </w:pPr>
       <w:r>
-        <w:t xml:space="preserve">9 HTML </w:t>
+        <w:t xml:space="preserve">10 HTML </w:t>
       </w:r>
       <w:r>
         <w:rPr>
@@ -9943,13 +10173,13 @@
         <w:t xml:space="preserve">格式下被渲染．</w:t>
       </w:r>
     </w:p>
-    <w:bookmarkStart w:id="87" w:name="callouts"/>
+    <w:bookmarkStart w:id="90" w:name="callouts"/>
     <w:p>
       <w:pPr>
         <w:pStyle w:val="2"/>
       </w:pPr>
       <w:r>
-        <w:t xml:space="preserve">9.1 Callouts</w:t>
+        <w:t xml:space="preserve">10.1 Callouts</w:t>
       </w:r>
     </w:p>
     <w:p>
@@ -10088,18 +10318,18 @@
                 <wp:inline>
                   <wp:extent cx="152400" cy="152400"/>
                   <wp:effectExtent b="0" l="0" r="0" t="0"/>
-                  <wp:docPr descr="" title="" id="71" name="Picture"/>
+                  <wp:docPr descr="" title="" id="74" name="Picture"/>
                   <a:graphic>
                     <a:graphicData uri="http://schemas.openxmlformats.org/drawingml/2006/picture">
                       <pic:pic>
                         <pic:nvPicPr>
-                          <pic:cNvPr descr="/opt/quarto/share/formats/docx/note.png" id="72" name="Picture"/>
+                          <pic:cNvPr descr="/opt/quarto/share/formats/docx/note.png" id="75" name="Picture"/>
                           <pic:cNvPicPr>
                             <a:picLocks noChangeArrowheads="1" noChangeAspect="1"/>
                           </pic:cNvPicPr>
                         </pic:nvPicPr>
                         <pic:blipFill>
-                          <a:blip r:embed="rId70"/>
+                          <a:blip r:embed="rId73"/>
                           <a:stretch>
                             <a:fillRect/>
                           </a:stretch>
@@ -10227,18 +10457,18 @@
                 <wp:inline>
                   <wp:extent cx="152400" cy="152400"/>
                   <wp:effectExtent b="0" l="0" r="0" t="0"/>
-                  <wp:docPr descr="" title="" id="74" name="Picture"/>
+                  <wp:docPr descr="" title="" id="77" name="Picture"/>
                   <a:graphic>
                     <a:graphicData uri="http://schemas.openxmlformats.org/drawingml/2006/picture">
                       <pic:pic>
                         <pic:nvPicPr>
-                          <pic:cNvPr descr="/opt/quarto/share/formats/docx/warning.png" id="75" name="Picture"/>
+                          <pic:cNvPr descr="/opt/quarto/share/formats/docx/warning.png" id="78" name="Picture"/>
                           <pic:cNvPicPr>
                             <a:picLocks noChangeArrowheads="1" noChangeAspect="1"/>
                           </pic:cNvPicPr>
                         </pic:nvPicPr>
                         <pic:blipFill>
-                          <a:blip r:embed="rId73"/>
+                          <a:blip r:embed="rId76"/>
                           <a:stretch>
                             <a:fillRect/>
                           </a:stretch>
@@ -10378,18 +10608,18 @@
                 <wp:inline>
                   <wp:extent cx="152400" cy="152400"/>
                   <wp:effectExtent b="0" l="0" r="0" t="0"/>
-                  <wp:docPr descr="" title="" id="77" name="Picture"/>
+                  <wp:docPr descr="" title="" id="80" name="Picture"/>
                   <a:graphic>
                     <a:graphicData uri="http://schemas.openxmlformats.org/drawingml/2006/picture">
                       <pic:pic>
                         <pic:nvPicPr>
-                          <pic:cNvPr descr="/opt/quarto/share/formats/docx/important.png" id="78" name="Picture"/>
+                          <pic:cNvPr descr="/opt/quarto/share/formats/docx/important.png" id="81" name="Picture"/>
                           <pic:cNvPicPr>
                             <a:picLocks noChangeArrowheads="1" noChangeAspect="1"/>
                           </pic:cNvPicPr>
                         </pic:nvPicPr>
                         <pic:blipFill>
-                          <a:blip r:embed="rId76"/>
+                          <a:blip r:embed="rId79"/>
                           <a:stretch>
                             <a:fillRect/>
                           </a:stretch>
@@ -10517,18 +10747,18 @@
                 <wp:inline>
                   <wp:extent cx="152400" cy="152400"/>
                   <wp:effectExtent b="0" l="0" r="0" t="0"/>
-                  <wp:docPr descr="" title="" id="80" name="Picture"/>
+                  <wp:docPr descr="" title="" id="83" name="Picture"/>
                   <a:graphic>
                     <a:graphicData uri="http://schemas.openxmlformats.org/drawingml/2006/picture">
                       <pic:pic>
                         <pic:nvPicPr>
-                          <pic:cNvPr descr="/opt/quarto/share/formats/docx/tip.png" id="81" name="Picture"/>
+                          <pic:cNvPr descr="/opt/quarto/share/formats/docx/tip.png" id="84" name="Picture"/>
                           <pic:cNvPicPr>
                             <a:picLocks noChangeArrowheads="1" noChangeAspect="1"/>
                           </pic:cNvPicPr>
                         </pic:nvPicPr>
                         <pic:blipFill>
-                          <a:blip r:embed="rId79"/>
+                          <a:blip r:embed="rId82"/>
                           <a:stretch>
                             <a:fillRect/>
                           </a:stretch>
@@ -10677,18 +10907,18 @@
                 <wp:inline>
                   <wp:extent cx="152400" cy="152400"/>
                   <wp:effectExtent b="0" l="0" r="0" t="0"/>
-                  <wp:docPr descr="" title="" id="83" name="Picture"/>
+                  <wp:docPr descr="" title="" id="86" name="Picture"/>
                   <a:graphic>
                     <a:graphicData uri="http://schemas.openxmlformats.org/drawingml/2006/picture">
                       <pic:pic>
                         <pic:nvPicPr>
-                          <pic:cNvPr descr="/opt/quarto/share/formats/docx/caution.png" id="84" name="Picture"/>
+                          <pic:cNvPr descr="/opt/quarto/share/formats/docx/caution.png" id="87" name="Picture"/>
                           <pic:cNvPicPr>
                             <a:picLocks noChangeArrowheads="1" noChangeAspect="1"/>
                           </pic:cNvPicPr>
                         </pic:nvPicPr>
                         <pic:blipFill>
-                          <a:blip r:embed="rId82"/>
+                          <a:blip r:embed="rId85"/>
                           <a:stretch>
                             <a:fillRect/>
                           </a:stretch>
@@ -10827,18 +11057,18 @@
                 <wp:inline>
                   <wp:extent cx="152400" cy="152400"/>
                   <wp:effectExtent b="0" l="0" r="0" t="0"/>
-                  <wp:docPr descr="" title="" id="85" name="Picture"/>
+                  <wp:docPr descr="" title="" id="88" name="Picture"/>
                   <a:graphic>
                     <a:graphicData uri="http://schemas.openxmlformats.org/drawingml/2006/picture">
                       <pic:pic>
                         <pic:nvPicPr>
-                          <pic:cNvPr descr="/opt/quarto/share/formats/docx/caution.png" id="86" name="Picture"/>
+                          <pic:cNvPr descr="/opt/quarto/share/formats/docx/caution.png" id="89" name="Picture"/>
                           <pic:cNvPicPr>
                             <a:picLocks noChangeArrowheads="1" noChangeAspect="1"/>
                           </pic:cNvPicPr>
                         </pic:nvPicPr>
                         <pic:blipFill>
-                          <a:blip r:embed="rId82"/>
+                          <a:blip r:embed="rId85"/>
                           <a:stretch>
                             <a:fillRect/>
                           </a:stretch>
@@ -10975,15 +11205,15 @@
         </w:tc>
       </w:tr>
     </w:tbl>
-    <w:bookmarkEnd w:id="87"/>
-    <w:bookmarkEnd w:id="88"/>
-    <w:bookmarkStart w:id="101" w:name="引用脚注测试"/>
+    <w:bookmarkEnd w:id="90"/>
+    <w:bookmarkEnd w:id="91"/>
+    <w:bookmarkStart w:id="104" w:name="引用脚注测试"/>
     <w:p>
       <w:pPr>
         <w:pStyle w:val="1"/>
       </w:pPr>
       <w:r>
-        <w:t xml:space="preserve">10 </w:t>
+        <w:t xml:space="preserve">11 </w:t>
       </w:r>
       <w:r>
         <w:rPr>
@@ -11006,7 +11236,7 @@
         <w:rPr>
           <w:rStyle w:val="ad"/>
         </w:rPr>
-        <w:footnoteReference w:id="89"/>
+        <w:footnoteReference w:id="92"/>
       </w:r>
       <w:r>
         <w:rPr>
@@ -11158,8 +11388,8 @@
         <w:t xml:space="preserve">．</w:t>
       </w:r>
     </w:p>
-    <w:bookmarkStart w:id="100" w:name="refs"/>
-    <w:bookmarkStart w:id="92" w:name="ref-define"/>
+    <w:bookmarkStart w:id="103" w:name="refs"/>
+    <w:bookmarkStart w:id="95" w:name="ref-define"/>
     <w:p>
       <w:pPr>
         <w:pStyle w:val="a8"/>
@@ -11194,7 +11424,7 @@
       <w:r>
         <w:t xml:space="preserve"> </w:t>
       </w:r>
-      <w:hyperlink r:id="rId91">
+      <w:hyperlink r:id="rId94">
         <w:r>
           <w:rPr>
             <w:rStyle w:val="ae"/>
@@ -11212,8 +11442,8 @@
         <w:t xml:space="preserve">2020年.</w:t>
       </w:r>
     </w:p>
-    <w:bookmarkEnd w:id="92"/>
-    <w:bookmarkStart w:id="93" w:name="ref-history"/>
+    <w:bookmarkEnd w:id="95"/>
+    <w:bookmarkStart w:id="96" w:name="ref-history"/>
     <w:p>
       <w:pPr>
         <w:pStyle w:val="a8"/>
@@ -11280,8 +11510,8 @@
         <w:t xml:space="preserve"> 1965, 1965.</w:t>
       </w:r>
     </w:p>
-    <w:bookmarkEnd w:id="93"/>
-    <w:bookmarkStart w:id="94" w:name="ref-technical"/>
+    <w:bookmarkEnd w:id="96"/>
+    <w:bookmarkStart w:id="97" w:name="ref-technical"/>
     <w:p>
       <w:pPr>
         <w:pStyle w:val="a8"/>
@@ -11373,8 +11603,8 @@
         <w:t xml:space="preserve"> 19, 2021.</w:t>
       </w:r>
     </w:p>
-    <w:bookmarkEnd w:id="94"/>
-    <w:bookmarkStart w:id="95" w:name="ref-eigenfaces"/>
+    <w:bookmarkEnd w:id="97"/>
+    <w:bookmarkStart w:id="98" w:name="ref-eigenfaces"/>
     <w:p>
       <w:pPr>
         <w:pStyle w:val="a8"/>
@@ -11456,8 +11686,8 @@
         <w:t xml:space="preserve">71～86.</w:t>
       </w:r>
     </w:p>
-    <w:bookmarkEnd w:id="95"/>
-    <w:bookmarkStart w:id="96" w:name="ref-gabor"/>
+    <w:bookmarkEnd w:id="98"/>
+    <w:bookmarkStart w:id="99" w:name="ref-gabor"/>
     <w:p>
       <w:pPr>
         <w:pStyle w:val="a8"/>
@@ -11527,8 +11757,8 @@
         <w:t xml:space="preserve">270～275.</w:t>
       </w:r>
     </w:p>
-    <w:bookmarkEnd w:id="96"/>
-    <w:bookmarkStart w:id="97" w:name="ref-lbp"/>
+    <w:bookmarkEnd w:id="99"/>
+    <w:bookmarkStart w:id="100" w:name="ref-lbp"/>
     <w:p>
       <w:pPr>
         <w:pStyle w:val="a8"/>
@@ -11598,8 +11828,8 @@
         <w:t xml:space="preserve">469～481.</w:t>
       </w:r>
     </w:p>
-    <w:bookmarkEnd w:id="97"/>
-    <w:bookmarkStart w:id="98" w:name="ref-deepface"/>
+    <w:bookmarkEnd w:id="100"/>
+    <w:bookmarkStart w:id="101" w:name="ref-deepface"/>
     <w:p>
       <w:pPr>
         <w:pStyle w:val="a8"/>
@@ -11663,8 +11893,8 @@
         <w:t xml:space="preserve"> 6.</w:t>
       </w:r>
     </w:p>
-    <w:bookmarkEnd w:id="98"/>
-    <w:bookmarkStart w:id="99" w:name="ref-guochunzhen"/>
+    <w:bookmarkEnd w:id="101"/>
+    <w:bookmarkStart w:id="102" w:name="ref-guochunzhen"/>
     <w:p>
       <w:pPr>
         <w:pStyle w:val="a8"/>
@@ -11738,9 +11968,9 @@
         <w:t xml:space="preserve"> 18, 2020.</w:t>
       </w:r>
     </w:p>
-    <w:bookmarkEnd w:id="99"/>
-    <w:bookmarkEnd w:id="100"/>
-    <w:bookmarkEnd w:id="101"/>
+    <w:bookmarkEnd w:id="102"/>
+    <w:bookmarkEnd w:id="103"/>
+    <w:bookmarkEnd w:id="104"/>
     <w:sectPr>
       <w:pgSz w:h="15840" w:w="12240"/>
       <w:pgMar w:bottom="1440" w:footer="720" w:gutter="0" w:header="720" w:left="1800" w:right="1800" w:top="1440"/>
@@ -11770,7 +12000,7 @@
       </w:r>
     </w:p>
   </w:footnote>
-  <w:footnote w:id="89">
+  <w:footnote w:id="92">
     <w:p>
       <w:pPr>
         <w:pStyle w:val="aa"/>
@@ -11793,7 +12023,7 @@
       <w:r>
         <w:t xml:space="preserve"> </w:t>
       </w:r>
-      <w:hyperlink r:id="rId90">
+      <w:hyperlink r:id="rId93">
         <w:r>
           <w:rPr>
             <w:rStyle w:val="ae"/>
@@ -14549,6 +14779,15 @@
     <w:abstractNumId w:val="991"/>
   </w:num>
   <w:num w:numId="1003">
+    <w:abstractNumId w:val="991"/>
+  </w:num>
+  <w:num w:numId="1004">
+    <w:abstractNumId w:val="991"/>
+  </w:num>
+  <w:num w:numId="1005">
+    <w:abstractNumId w:val="991"/>
+  </w:num>
+  <w:num w:numId="1006">
     <w:abstractNumId w:val="991"/>
   </w:num>
 </w:numbering>

--- a/examples/cnart.docx
+++ b/examples/cnart.docx
@@ -358,7 +358,7 @@
     <w:bookmarkEnd w:id="31"/>
     <w:bookmarkEnd w:id="32"/>
     <w:bookmarkEnd w:id="33"/>
-    <w:bookmarkStart w:id="37" w:name="sec-link-test"/>
+    <w:bookmarkStart w:id="38" w:name="sec-link-test"/>
     <w:p>
       <w:pPr>
         <w:pStyle w:val="1"/>
@@ -393,6 +393,37 @@
         </w:numPr>
       </w:pPr>
       <w:hyperlink r:id="rId34">
+        <w:r>
+          <w:rPr>
+            <w:rStyle w:val="ae"/>
+            <w:rFonts w:hint="eastAsia"/>
+          </w:rPr>
+          <w:t xml:space="preserve">书内、站点绝对、index</w:t>
+        </w:r>
+        <w:r>
+          <w:rPr>
+            <w:rStyle w:val="ae"/>
+          </w:rPr>
+          <w:t xml:space="preserve"> </w:t>
+        </w:r>
+        <w:r>
+          <w:rPr>
+            <w:rStyle w:val="ae"/>
+            <w:rFonts w:hint="eastAsia"/>
+          </w:rPr>
+          <w:t xml:space="preserve">链接</w:t>
+        </w:r>
+      </w:hyperlink>
+    </w:p>
+    <w:p>
+      <w:pPr>
+        <w:pStyle w:val="Compact"/>
+        <w:numPr>
+          <w:ilvl w:val="0"/>
+          <w:numId w:val="1001"/>
+        </w:numPr>
+      </w:pPr>
+      <w:hyperlink r:id="rId35">
         <w:r>
           <w:rPr>
             <w:rStyle w:val="ae"/>
@@ -423,7 +454,7 @@
           <w:numId w:val="1001"/>
         </w:numPr>
       </w:pPr>
-      <w:hyperlink r:id="rId34">
+      <w:hyperlink r:id="rId35">
         <w:r>
           <w:rPr>
             <w:rStyle w:val="ae"/>
@@ -465,7 +496,7 @@
           <w:numId w:val="1002"/>
         </w:numPr>
       </w:pPr>
-      <w:hyperlink r:id="rId35">
+      <w:hyperlink r:id="rId36">
         <w:r>
           <w:rPr>
             <w:rStyle w:val="ae"/>
@@ -496,7 +527,7 @@
           <w:numId w:val="1002"/>
         </w:numPr>
       </w:pPr>
-      <w:hyperlink r:id="rId35">
+      <w:hyperlink r:id="rId36">
         <w:r>
           <w:rPr>
             <w:rStyle w:val="ae"/>
@@ -589,7 +620,7 @@
           <w:numId w:val="1003"/>
         </w:numPr>
       </w:pPr>
-      <w:hyperlink r:id="rId36">
+      <w:hyperlink r:id="rId37">
         <w:r>
           <w:rPr>
             <w:rStyle w:val="ae"/>
@@ -620,7 +651,7 @@
           <w:numId w:val="1003"/>
         </w:numPr>
       </w:pPr>
-      <w:hyperlink r:id="rId36">
+      <w:hyperlink r:id="rId37">
         <w:r>
           <w:rPr>
             <w:rStyle w:val="ae"/>
@@ -643,8 +674,8 @@
         </w:r>
       </w:hyperlink>
     </w:p>
-    <w:bookmarkEnd w:id="37"/>
-    <w:bookmarkStart w:id="42" w:name="图片表格列表测试"/>
+    <w:bookmarkEnd w:id="38"/>
+    <w:bookmarkStart w:id="43" w:name="图片表格列表测试"/>
     <w:p>
       <w:pPr>
         <w:pStyle w:val="1"/>
@@ -672,7 +703,7 @@
       <w:tr>
         <w:tc>
           <w:tcPr/>
-          <w:bookmarkStart w:id="41" w:name="fig-figure"/>
+          <w:bookmarkStart w:id="42" w:name="fig-figure"/>
           <w:p>
             <w:pPr>
               <w:pStyle w:val="Compact"/>
@@ -683,18 +714,18 @@
                 <wp:inline>
                   <wp:extent cx="5486400" cy="1427256"/>
                   <wp:effectExtent b="0" l="0" r="0" t="0"/>
-                  <wp:docPr descr="" title="" id="39" name="Picture"/>
+                  <wp:docPr descr="" title="" id="40" name="Picture"/>
                   <a:graphic>
                     <a:graphicData uri="http://schemas.openxmlformats.org/drawingml/2006/picture">
                       <pic:pic>
                         <pic:nvPicPr>
-                          <pic:cNvPr descr="figure.png" id="40" name="Picture"/>
+                          <pic:cNvPr descr="figure.png" id="41" name="Picture"/>
                           <pic:cNvPicPr>
                             <a:picLocks noChangeArrowheads="1" noChangeAspect="1"/>
                           </pic:cNvPicPr>
                         </pic:nvPicPr>
                         <pic:blipFill>
-                          <a:blip r:embed="rId38"/>
+                          <a:blip r:embed="rId39"/>
                           <a:stretch>
                             <a:fillRect/>
                           </a:stretch>
@@ -746,7 +777,7 @@
               <w:t xml:space="preserve">这是一张插图</w:t>
             </w:r>
           </w:p>
-          <w:bookmarkEnd w:id="41"/>
+          <w:bookmarkEnd w:id="42"/>
         </w:tc>
       </w:tr>
     </w:tbl>
@@ -1084,8 +1115,8 @@
         </m:r>
       </m:oMath>
     </w:p>
-    <w:bookmarkEnd w:id="42"/>
-    <w:bookmarkStart w:id="46" w:name="数学公式定理系统测试"/>
+    <w:bookmarkEnd w:id="43"/>
+    <w:bookmarkStart w:id="47" w:name="数学公式定理系统测试"/>
     <w:p>
       <w:pPr>
         <w:pStyle w:val="1"/>
@@ -1447,7 +1478,7 @@
         <w:t xml:space="preserve">在势的视角下，它的表现如何呢？</w:t>
       </w:r>
     </w:p>
-    <w:bookmarkStart w:id="43" w:name="thm-cartesian-preserve"/>
+    <w:bookmarkStart w:id="44" w:name="thm-cartesian-preserve"/>
     <w:p>
       <w:pPr>
         <w:pStyle w:val="a0"/>
@@ -1572,7 +1603,7 @@
         </m:oMath>
       </m:oMathPara>
     </w:p>
-    <w:bookmarkEnd w:id="43"/>
+    <w:bookmarkEnd w:id="44"/>
     <w:p>
       <w:pPr>
         <w:pStyle w:val="FirstParagraph"/>
@@ -1937,7 +1968,7 @@
         <w:t xml:space="preserve">的证明．</w:t>
       </w:r>
     </w:p>
-    <w:bookmarkStart w:id="44" w:name="cor-random"/>
+    <w:bookmarkStart w:id="45" w:name="cor-random"/>
     <w:p>
       <w:pPr>
         <w:pStyle w:val="a0"/>
@@ -2065,8 +2096,8 @@
         <w:t xml:space="preserve">的定理.</w:t>
       </w:r>
     </w:p>
-    <w:bookmarkEnd w:id="44"/>
-    <w:bookmarkStart w:id="45" w:name="exm-rtimesn"/>
+    <w:bookmarkEnd w:id="45"/>
+    <w:bookmarkStart w:id="46" w:name="exm-rtimesn"/>
     <w:p>
       <w:pPr>
         <w:pStyle w:val="a0"/>
@@ -2167,7 +2198,7 @@
         </m:oMath>
       </m:oMathPara>
     </w:p>
-    <w:bookmarkEnd w:id="45"/>
+    <w:bookmarkEnd w:id="46"/>
     <w:p>
       <w:pPr>
         <w:pStyle w:val="FirstParagraph"/>
@@ -2496,8 +2527,8 @@
         <w:t xml:space="preserve">这是一个注记．</w:t>
       </w:r>
     </w:p>
-    <w:bookmarkEnd w:id="46"/>
-    <w:bookmarkStart w:id="65" w:name="数据可视化table-figure-diagram"/>
+    <w:bookmarkEnd w:id="47"/>
+    <w:bookmarkStart w:id="66" w:name="数据可视化table-figure-diagram"/>
     <w:p>
       <w:pPr>
         <w:pStyle w:val="1"/>
@@ -2937,7 +2968,7 @@
       <w:tr>
         <w:tc>
           <w:tcPr/>
-          <w:bookmarkStart w:id="50" w:name="fig-polar"/>
+          <w:bookmarkStart w:id="51" w:name="fig-polar"/>
           <w:p>
             <w:pPr>
               <w:pStyle w:val="Compact"/>
@@ -2948,18 +2979,18 @@
                 <wp:inline>
                   <wp:extent cx="3571875" cy="3476625"/>
                   <wp:effectExtent b="0" l="0" r="0" t="0"/>
-                  <wp:docPr descr="" title="" id="48" name="Picture"/>
+                  <wp:docPr descr="" title="" id="49" name="Picture"/>
                   <a:graphic>
                     <a:graphicData uri="http://schemas.openxmlformats.org/drawingml/2006/picture">
                       <pic:pic>
                         <pic:nvPicPr>
-                          <pic:cNvPr descr="cnart_files/figure-docx/fig-polar-output-1.png" id="49" name="Picture"/>
+                          <pic:cNvPr descr="cnart_files/figure-docx/fig-polar-output-1.png" id="50" name="Picture"/>
                           <pic:cNvPicPr>
                             <a:picLocks noChangeArrowheads="1" noChangeAspect="1"/>
                           </pic:cNvPicPr>
                         </pic:nvPicPr>
                         <pic:blipFill>
-                          <a:blip r:embed="rId47"/>
+                          <a:blip r:embed="rId48"/>
                           <a:stretch>
                             <a:fillRect/>
                           </a:stretch>
@@ -3005,7 +3036,7 @@
               <w:t xml:space="preserve"> 2: A line plot on a polar axis</w:t>
             </w:r>
           </w:p>
-          <w:bookmarkEnd w:id="50"/>
+          <w:bookmarkEnd w:id="51"/>
         </w:tc>
       </w:tr>
     </w:tbl>
@@ -5177,7 +5208,7 @@
         <w:t xml:space="preserve">])))</w:t>
       </w:r>
     </w:p>
-    <w:bookmarkStart w:id="55" w:name="tbl-light-on"/>
+    <w:bookmarkStart w:id="56" w:name="tbl-light-on"/>
     <w:tbl>
       <w:tblPr>
         <w:tblStyle w:val="Table"/>
@@ -5215,8 +5246,8 @@
             <w:tr>
               <w:tc>
                 <w:tcPr/>
+                <w:bookmarkStart w:id="53" w:name="tbl-light-on-1"/>
                 <w:bookmarkStart w:id="52" w:name="tbl-light-on-1"/>
-                <w:bookmarkStart w:id="51" w:name="tbl-light-on-1"/>
                 <w:tbl>
                   <w:tblPr>
                     <w:tblStyle w:val="Table"/>
@@ -6314,7 +6345,7 @@
                     </w:tc>
                   </w:tr>
                 </w:tbl>
-                <w:bookmarkEnd w:id="51"/>
+                <w:bookmarkEnd w:id="52"/>
                 <w:p>
                   <w:pPr>
                     <w:jc w:val="center"/>
@@ -6334,7 +6365,7 @@
                     <w:t xml:space="preserve">（粗）</w:t>
                   </w:r>
                 </w:p>
-                <w:bookmarkEnd w:id="52"/>
+                <w:bookmarkEnd w:id="53"/>
               </w:tc>
             </w:tr>
           </w:tbl>
@@ -6365,8 +6396,8 @@
             <w:tr>
               <w:tc>
                 <w:tcPr/>
+                <w:bookmarkStart w:id="55" w:name="tbl-light-on-2"/>
                 <w:bookmarkStart w:id="54" w:name="tbl-light-on-2"/>
-                <w:bookmarkStart w:id="53" w:name="tbl-light-on-2"/>
                 <w:tbl>
                   <w:tblPr>
                     <w:tblStyle w:val="Table"/>
@@ -7464,7 +7495,7 @@
                     </w:tc>
                   </w:tr>
                 </w:tbl>
-                <w:bookmarkEnd w:id="53"/>
+                <w:bookmarkEnd w:id="54"/>
                 <w:p>
                   <w:pPr>
                     <w:jc w:val="center"/>
@@ -7484,7 +7515,7 @@
                     <w:t xml:space="preserve">（细）</w:t>
                   </w:r>
                 </w:p>
-                <w:bookmarkEnd w:id="54"/>
+                <w:bookmarkEnd w:id="55"/>
               </w:tc>
             </w:tr>
           </w:tbl>
@@ -7516,7 +7547,7 @@
         <w:t xml:space="preserve">太阳能电池的负载特性</w:t>
       </w:r>
     </w:p>
-    <w:bookmarkEnd w:id="55"/>
+    <w:bookmarkEnd w:id="56"/>
     <w:p>
       <w:pPr>
         <w:pStyle w:val="a0"/>
@@ -7971,7 +8002,7 @@
         <w:t xml:space="preserve">plt.show()</w:t>
       </w:r>
     </w:p>
-    <w:bookmarkStart w:id="64" w:name="fig-light-on"/>
+    <w:bookmarkStart w:id="65" w:name="fig-light-on"/>
     <w:tbl>
       <w:tblPr>
         <w:tblStyle w:val="Table"/>
@@ -7999,7 +8030,7 @@
             <w:tr>
               <w:tc>
                 <w:tcPr/>
-                <w:bookmarkStart w:id="59" w:name="fig-light-on-1"/>
+                <w:bookmarkStart w:id="60" w:name="fig-light-on-1"/>
                 <w:p>
                   <w:pPr>
                     <w:pStyle w:val="Compact"/>
@@ -8011,18 +8042,18 @@
                       <wp:inline>
                         <wp:extent cx="2971800" cy="2397702"/>
                         <wp:effectExtent b="0" l="0" r="0" t="0"/>
-                        <wp:docPr descr="" title="" id="57" name="Picture"/>
+                        <wp:docPr descr="" title="" id="58" name="Picture"/>
                         <a:graphic>
                           <a:graphicData uri="http://schemas.openxmlformats.org/drawingml/2006/picture">
                             <pic:pic>
                               <pic:nvPicPr>
-                                <pic:cNvPr descr="cnart_files/figure-docx/fig-light-on-output-1.png" id="58" name="Picture"/>
+                                <pic:cNvPr descr="cnart_files/figure-docx/fig-light-on-output-1.png" id="59" name="Picture"/>
                                 <pic:cNvPicPr>
                                   <a:picLocks noChangeArrowheads="1" noChangeAspect="1"/>
                                 </pic:cNvPicPr>
                               </pic:nvPicPr>
                               <pic:blipFill>
-                                <a:blip r:embed="rId56"/>
+                                <a:blip r:embed="rId57"/>
                                 <a:stretch>
                                   <a:fillRect/>
                                 </a:stretch>
@@ -8069,7 +8100,7 @@
                     <w:t xml:space="preserve">输出电流与电压关系曲线</w:t>
                   </w:r>
                 </w:p>
-                <w:bookmarkEnd w:id="59"/>
+                <w:bookmarkEnd w:id="60"/>
               </w:tc>
             </w:tr>
           </w:tbl>
@@ -8090,7 +8121,7 @@
             <w:tr>
               <w:tc>
                 <w:tcPr/>
-                <w:bookmarkStart w:id="63" w:name="fig-light-on-2"/>
+                <w:bookmarkStart w:id="64" w:name="fig-light-on-2"/>
                 <w:p>
                   <w:pPr>
                     <w:pStyle w:val="Compact"/>
@@ -8102,18 +8133,18 @@
                       <wp:inline>
                         <wp:extent cx="2971800" cy="2328894"/>
                         <wp:effectExtent b="0" l="0" r="0" t="0"/>
-                        <wp:docPr descr="" title="" id="61" name="Picture"/>
+                        <wp:docPr descr="" title="" id="62" name="Picture"/>
                         <a:graphic>
                           <a:graphicData uri="http://schemas.openxmlformats.org/drawingml/2006/picture">
                             <pic:pic>
                               <pic:nvPicPr>
-                                <pic:cNvPr descr="cnart_files/figure-docx/fig-light-on-output-2.png" id="62" name="Picture"/>
+                                <pic:cNvPr descr="cnart_files/figure-docx/fig-light-on-output-2.png" id="63" name="Picture"/>
                                 <pic:cNvPicPr>
                                   <a:picLocks noChangeArrowheads="1" noChangeAspect="1"/>
                                 </pic:cNvPicPr>
                               </pic:nvPicPr>
                               <pic:blipFill>
-                                <a:blip r:embed="rId60"/>
+                                <a:blip r:embed="rId61"/>
                                 <a:stretch>
                                   <a:fillRect/>
                                 </a:stretch>
@@ -8160,7 +8191,7 @@
                     <w:t xml:space="preserve">输出功率与负载电阻关系曲线</w:t>
                   </w:r>
                 </w:p>
-                <w:bookmarkEnd w:id="63"/>
+                <w:bookmarkEnd w:id="64"/>
               </w:tc>
             </w:tr>
           </w:tbl>
@@ -8192,9 +8223,9 @@
         <w:t xml:space="preserve">太阳能电池的负载特性</w:t>
       </w:r>
     </w:p>
-    <w:bookmarkEnd w:id="64"/>
     <w:bookmarkEnd w:id="65"/>
-    <w:bookmarkStart w:id="69" w:name="diagrams"/>
+    <w:bookmarkEnd w:id="66"/>
+    <w:bookmarkStart w:id="70" w:name="diagrams"/>
     <w:p>
       <w:pPr>
         <w:pStyle w:val="1"/>
@@ -8269,7 +8300,7 @@
       <w:tr>
         <w:tc>
           <w:tcPr/>
-          <w:bookmarkStart w:id="66" w:name="fig-tikzcd-han"/>
+          <w:bookmarkStart w:id="67" w:name="fig-tikzcd-han"/>
           <w:p>
             <w:pPr>
               <w:pStyle w:val="SourceCode"/>
@@ -8387,7 +8418,7 @@
               <w:t xml:space="preserve">测试图片</w:t>
             </w:r>
           </w:p>
-          <w:bookmarkEnd w:id="66"/>
+          <w:bookmarkEnd w:id="67"/>
         </w:tc>
       </w:tr>
     </w:tbl>
@@ -8412,7 +8443,7 @@
       <w:tr>
         <w:tc>
           <w:tcPr/>
-          <w:bookmarkStart w:id="67" w:name="fig-tikzcd-quiver"/>
+          <w:bookmarkStart w:id="68" w:name="fig-tikzcd-quiver"/>
           <w:p>
             <w:pPr>
               <w:pStyle w:val="SourceCode"/>
@@ -8558,7 +8589,7 @@
               <w:t xml:space="preserve">测试图片</w:t>
             </w:r>
           </w:p>
-          <w:bookmarkEnd w:id="67"/>
+          <w:bookmarkEnd w:id="68"/>
         </w:tc>
       </w:tr>
     </w:tbl>
@@ -8583,7 +8614,7 @@
       <w:tr>
         <w:tc>
           <w:tcPr/>
-          <w:bookmarkStart w:id="68" w:name="fig-tikzcd-another"/>
+          <w:bookmarkStart w:id="69" w:name="fig-tikzcd-another"/>
           <w:p>
             <w:pPr>
               <w:pStyle w:val="SourceCode"/>
@@ -8657,12 +8688,12 @@
               <w:t xml:space="preserve">可能产生的样式冲突</w:t>
             </w:r>
           </w:p>
-          <w:bookmarkEnd w:id="68"/>
+          <w:bookmarkEnd w:id="69"/>
         </w:tc>
       </w:tr>
     </w:tbl>
-    <w:bookmarkEnd w:id="69"/>
-    <w:bookmarkStart w:id="71" w:name="layout"/>
+    <w:bookmarkEnd w:id="70"/>
+    <w:bookmarkStart w:id="72" w:name="layout"/>
     <w:p>
       <w:pPr>
         <w:pStyle w:val="1"/>
@@ -8684,7 +8715,7 @@
       <w:r>
         <w:t xml:space="preserve"> </w:t>
       </w:r>
-      <w:hyperlink r:id="rId70">
+      <w:hyperlink r:id="rId71">
         <w:r>
           <w:rPr>
             <w:rStyle w:val="ae"/>
@@ -9166,8 +9197,8 @@
         </w:tc>
       </w:tr>
     </w:tbl>
-    <w:bookmarkEnd w:id="71"/>
-    <w:bookmarkStart w:id="72" w:name="代码块和引用"/>
+    <w:bookmarkEnd w:id="72"/>
+    <w:bookmarkStart w:id="73" w:name="代码块和引用"/>
     <w:p>
       <w:pPr>
         <w:pStyle w:val="1"/>
@@ -10110,8 +10141,8 @@
         <w:t xml:space="preserve">这是一个引用块和一个非常非常非常非常非常非常非常非常非常非常非常非常非常非常非常非常非常非常非常非常非常非常非常非常长的句子．</w:t>
       </w:r>
     </w:p>
-    <w:bookmarkEnd w:id="72"/>
-    <w:bookmarkStart w:id="91" w:name="html-专用测试"/>
+    <w:bookmarkEnd w:id="73"/>
+    <w:bookmarkStart w:id="92" w:name="html-专用测试"/>
     <w:p>
       <w:pPr>
         <w:pStyle w:val="1"/>
@@ -10173,7 +10204,7 @@
         <w:t xml:space="preserve">格式下被渲染．</w:t>
       </w:r>
     </w:p>
-    <w:bookmarkStart w:id="90" w:name="callouts"/>
+    <w:bookmarkStart w:id="91" w:name="callouts"/>
     <w:p>
       <w:pPr>
         <w:pStyle w:val="2"/>
@@ -10318,18 +10349,18 @@
                 <wp:inline>
                   <wp:extent cx="152400" cy="152400"/>
                   <wp:effectExtent b="0" l="0" r="0" t="0"/>
-                  <wp:docPr descr="" title="" id="74" name="Picture"/>
+                  <wp:docPr descr="" title="" id="75" name="Picture"/>
                   <a:graphic>
                     <a:graphicData uri="http://schemas.openxmlformats.org/drawingml/2006/picture">
                       <pic:pic>
                         <pic:nvPicPr>
-                          <pic:cNvPr descr="/opt/quarto/share/formats/docx/note.png" id="75" name="Picture"/>
+                          <pic:cNvPr descr="/opt/quarto/share/formats/docx/note.png" id="76" name="Picture"/>
                           <pic:cNvPicPr>
                             <a:picLocks noChangeArrowheads="1" noChangeAspect="1"/>
                           </pic:cNvPicPr>
                         </pic:nvPicPr>
                         <pic:blipFill>
-                          <a:blip r:embed="rId73"/>
+                          <a:blip r:embed="rId74"/>
                           <a:stretch>
                             <a:fillRect/>
                           </a:stretch>
@@ -10457,18 +10488,18 @@
                 <wp:inline>
                   <wp:extent cx="152400" cy="152400"/>
                   <wp:effectExtent b="0" l="0" r="0" t="0"/>
-                  <wp:docPr descr="" title="" id="77" name="Picture"/>
+                  <wp:docPr descr="" title="" id="78" name="Picture"/>
                   <a:graphic>
                     <a:graphicData uri="http://schemas.openxmlformats.org/drawingml/2006/picture">
                       <pic:pic>
                         <pic:nvPicPr>
-                          <pic:cNvPr descr="/opt/quarto/share/formats/docx/warning.png" id="78" name="Picture"/>
+                          <pic:cNvPr descr="/opt/quarto/share/formats/docx/warning.png" id="79" name="Picture"/>
                           <pic:cNvPicPr>
                             <a:picLocks noChangeArrowheads="1" noChangeAspect="1"/>
                           </pic:cNvPicPr>
                         </pic:nvPicPr>
                         <pic:blipFill>
-                          <a:blip r:embed="rId76"/>
+                          <a:blip r:embed="rId77"/>
                           <a:stretch>
                             <a:fillRect/>
                           </a:stretch>
@@ -10608,18 +10639,18 @@
                 <wp:inline>
                   <wp:extent cx="152400" cy="152400"/>
                   <wp:effectExtent b="0" l="0" r="0" t="0"/>
-                  <wp:docPr descr="" title="" id="80" name="Picture"/>
+                  <wp:docPr descr="" title="" id="81" name="Picture"/>
                   <a:graphic>
                     <a:graphicData uri="http://schemas.openxmlformats.org/drawingml/2006/picture">
                       <pic:pic>
                         <pic:nvPicPr>
-                          <pic:cNvPr descr="/opt/quarto/share/formats/docx/important.png" id="81" name="Picture"/>
+                          <pic:cNvPr descr="/opt/quarto/share/formats/docx/important.png" id="82" name="Picture"/>
                           <pic:cNvPicPr>
                             <a:picLocks noChangeArrowheads="1" noChangeAspect="1"/>
                           </pic:cNvPicPr>
                         </pic:nvPicPr>
                         <pic:blipFill>
-                          <a:blip r:embed="rId79"/>
+                          <a:blip r:embed="rId80"/>
                           <a:stretch>
                             <a:fillRect/>
                           </a:stretch>
@@ -10747,18 +10778,18 @@
                 <wp:inline>
                   <wp:extent cx="152400" cy="152400"/>
                   <wp:effectExtent b="0" l="0" r="0" t="0"/>
-                  <wp:docPr descr="" title="" id="83" name="Picture"/>
+                  <wp:docPr descr="" title="" id="84" name="Picture"/>
                   <a:graphic>
                     <a:graphicData uri="http://schemas.openxmlformats.org/drawingml/2006/picture">
                       <pic:pic>
                         <pic:nvPicPr>
-                          <pic:cNvPr descr="/opt/quarto/share/formats/docx/tip.png" id="84" name="Picture"/>
+                          <pic:cNvPr descr="/opt/quarto/share/formats/docx/tip.png" id="85" name="Picture"/>
                           <pic:cNvPicPr>
                             <a:picLocks noChangeArrowheads="1" noChangeAspect="1"/>
                           </pic:cNvPicPr>
                         </pic:nvPicPr>
                         <pic:blipFill>
-                          <a:blip r:embed="rId82"/>
+                          <a:blip r:embed="rId83"/>
                           <a:stretch>
                             <a:fillRect/>
                           </a:stretch>
@@ -10907,18 +10938,18 @@
                 <wp:inline>
                   <wp:extent cx="152400" cy="152400"/>
                   <wp:effectExtent b="0" l="0" r="0" t="0"/>
-                  <wp:docPr descr="" title="" id="86" name="Picture"/>
+                  <wp:docPr descr="" title="" id="87" name="Picture"/>
                   <a:graphic>
                     <a:graphicData uri="http://schemas.openxmlformats.org/drawingml/2006/picture">
                       <pic:pic>
                         <pic:nvPicPr>
-                          <pic:cNvPr descr="/opt/quarto/share/formats/docx/caution.png" id="87" name="Picture"/>
+                          <pic:cNvPr descr="/opt/quarto/share/formats/docx/caution.png" id="88" name="Picture"/>
                           <pic:cNvPicPr>
                             <a:picLocks noChangeArrowheads="1" noChangeAspect="1"/>
                           </pic:cNvPicPr>
                         </pic:nvPicPr>
                         <pic:blipFill>
-                          <a:blip r:embed="rId85"/>
+                          <a:blip r:embed="rId86"/>
                           <a:stretch>
                             <a:fillRect/>
                           </a:stretch>
@@ -11057,18 +11088,18 @@
                 <wp:inline>
                   <wp:extent cx="152400" cy="152400"/>
                   <wp:effectExtent b="0" l="0" r="0" t="0"/>
-                  <wp:docPr descr="" title="" id="88" name="Picture"/>
+                  <wp:docPr descr="" title="" id="89" name="Picture"/>
                   <a:graphic>
                     <a:graphicData uri="http://schemas.openxmlformats.org/drawingml/2006/picture">
                       <pic:pic>
                         <pic:nvPicPr>
-                          <pic:cNvPr descr="/opt/quarto/share/formats/docx/caution.png" id="89" name="Picture"/>
+                          <pic:cNvPr descr="/opt/quarto/share/formats/docx/caution.png" id="90" name="Picture"/>
                           <pic:cNvPicPr>
                             <a:picLocks noChangeArrowheads="1" noChangeAspect="1"/>
                           </pic:cNvPicPr>
                         </pic:nvPicPr>
                         <pic:blipFill>
-                          <a:blip r:embed="rId85"/>
+                          <a:blip r:embed="rId86"/>
                           <a:stretch>
                             <a:fillRect/>
                           </a:stretch>
@@ -11205,9 +11236,9 @@
         </w:tc>
       </w:tr>
     </w:tbl>
-    <w:bookmarkEnd w:id="90"/>
     <w:bookmarkEnd w:id="91"/>
-    <w:bookmarkStart w:id="104" w:name="引用脚注测试"/>
+    <w:bookmarkEnd w:id="92"/>
+    <w:bookmarkStart w:id="105" w:name="引用脚注测试"/>
     <w:p>
       <w:pPr>
         <w:pStyle w:val="1"/>
@@ -11236,7 +11267,7 @@
         <w:rPr>
           <w:rStyle w:val="ad"/>
         </w:rPr>
-        <w:footnoteReference w:id="92"/>
+        <w:footnoteReference w:id="93"/>
       </w:r>
       <w:r>
         <w:rPr>
@@ -11388,8 +11419,8 @@
         <w:t xml:space="preserve">．</w:t>
       </w:r>
     </w:p>
-    <w:bookmarkStart w:id="103" w:name="refs"/>
-    <w:bookmarkStart w:id="95" w:name="ref-define"/>
+    <w:bookmarkStart w:id="104" w:name="refs"/>
+    <w:bookmarkStart w:id="96" w:name="ref-define"/>
     <w:p>
       <w:pPr>
         <w:pStyle w:val="a8"/>
@@ -11424,7 +11455,7 @@
       <w:r>
         <w:t xml:space="preserve"> </w:t>
       </w:r>
-      <w:hyperlink r:id="rId94">
+      <w:hyperlink r:id="rId95">
         <w:r>
           <w:rPr>
             <w:rStyle w:val="ae"/>
@@ -11442,8 +11473,8 @@
         <w:t xml:space="preserve">2020年.</w:t>
       </w:r>
     </w:p>
-    <w:bookmarkEnd w:id="95"/>
-    <w:bookmarkStart w:id="96" w:name="ref-history"/>
+    <w:bookmarkEnd w:id="96"/>
+    <w:bookmarkStart w:id="97" w:name="ref-history"/>
     <w:p>
       <w:pPr>
         <w:pStyle w:val="a8"/>
@@ -11510,8 +11541,8 @@
         <w:t xml:space="preserve"> 1965, 1965.</w:t>
       </w:r>
     </w:p>
-    <w:bookmarkEnd w:id="96"/>
-    <w:bookmarkStart w:id="97" w:name="ref-technical"/>
+    <w:bookmarkEnd w:id="97"/>
+    <w:bookmarkStart w:id="98" w:name="ref-technical"/>
     <w:p>
       <w:pPr>
         <w:pStyle w:val="a8"/>
@@ -11603,8 +11634,8 @@
         <w:t xml:space="preserve"> 19, 2021.</w:t>
       </w:r>
     </w:p>
-    <w:bookmarkEnd w:id="97"/>
-    <w:bookmarkStart w:id="98" w:name="ref-eigenfaces"/>
+    <w:bookmarkEnd w:id="98"/>
+    <w:bookmarkStart w:id="99" w:name="ref-eigenfaces"/>
     <w:p>
       <w:pPr>
         <w:pStyle w:val="a8"/>
@@ -11686,8 +11717,8 @@
         <w:t xml:space="preserve">71～86.</w:t>
       </w:r>
     </w:p>
-    <w:bookmarkEnd w:id="98"/>
-    <w:bookmarkStart w:id="99" w:name="ref-gabor"/>
+    <w:bookmarkEnd w:id="99"/>
+    <w:bookmarkStart w:id="100" w:name="ref-gabor"/>
     <w:p>
       <w:pPr>
         <w:pStyle w:val="a8"/>
@@ -11757,8 +11788,8 @@
         <w:t xml:space="preserve">270～275.</w:t>
       </w:r>
     </w:p>
-    <w:bookmarkEnd w:id="99"/>
-    <w:bookmarkStart w:id="100" w:name="ref-lbp"/>
+    <w:bookmarkEnd w:id="100"/>
+    <w:bookmarkStart w:id="101" w:name="ref-lbp"/>
     <w:p>
       <w:pPr>
         <w:pStyle w:val="a8"/>
@@ -11828,8 +11859,8 @@
         <w:t xml:space="preserve">469～481.</w:t>
       </w:r>
     </w:p>
-    <w:bookmarkEnd w:id="100"/>
-    <w:bookmarkStart w:id="101" w:name="ref-deepface"/>
+    <w:bookmarkEnd w:id="101"/>
+    <w:bookmarkStart w:id="102" w:name="ref-deepface"/>
     <w:p>
       <w:pPr>
         <w:pStyle w:val="a8"/>
@@ -11893,8 +11924,8 @@
         <w:t xml:space="preserve"> 6.</w:t>
       </w:r>
     </w:p>
-    <w:bookmarkEnd w:id="101"/>
-    <w:bookmarkStart w:id="102" w:name="ref-guochunzhen"/>
+    <w:bookmarkEnd w:id="102"/>
+    <w:bookmarkStart w:id="103" w:name="ref-guochunzhen"/>
     <w:p>
       <w:pPr>
         <w:pStyle w:val="a8"/>
@@ -11968,9 +11999,9 @@
         <w:t xml:space="preserve"> 18, 2020.</w:t>
       </w:r>
     </w:p>
-    <w:bookmarkEnd w:id="102"/>
     <w:bookmarkEnd w:id="103"/>
     <w:bookmarkEnd w:id="104"/>
+    <w:bookmarkEnd w:id="105"/>
     <w:sectPr>
       <w:pgSz w:h="15840" w:w="12240"/>
       <w:pgMar w:bottom="1440" w:footer="720" w:gutter="0" w:header="720" w:left="1800" w:right="1800" w:top="1440"/>
@@ -12000,7 +12031,7 @@
       </w:r>
     </w:p>
   </w:footnote>
-  <w:footnote w:id="92">
+  <w:footnote w:id="93">
     <w:p>
       <w:pPr>
         <w:pStyle w:val="aa"/>
@@ -12023,7 +12054,7 @@
       <w:r>
         <w:t xml:space="preserve"> </w:t>
       </w:r>
-      <w:hyperlink r:id="rId93">
+      <w:hyperlink r:id="rId94">
         <w:r>
           <w:rPr>
             <w:rStyle w:val="ae"/>

--- a/examples/cnart.docx
+++ b/examples/cnart.docx
@@ -358,7 +358,7 @@
     <w:bookmarkEnd w:id="31"/>
     <w:bookmarkEnd w:id="32"/>
     <w:bookmarkEnd w:id="33"/>
-    <w:bookmarkStart w:id="38" w:name="sec-link-test"/>
+    <w:bookmarkStart w:id="37" w:name="sec-link-test"/>
     <w:p>
       <w:pPr>
         <w:pStyle w:val="1"/>
@@ -429,7 +429,7 @@
             <w:rStyle w:val="ae"/>
             <w:rFonts w:hint="eastAsia"/>
           </w:rPr>
-          <w:t xml:space="preserve">书内、站点相对、qmd</w:t>
+          <w:t xml:space="preserve">书内、站点绝对、qmd</w:t>
         </w:r>
         <w:r>
           <w:rPr>
@@ -460,7 +460,7 @@
             <w:rStyle w:val="ae"/>
             <w:rFonts w:hint="eastAsia"/>
           </w:rPr>
-          <w:t xml:space="preserve">书内、站点相对、html</w:t>
+          <w:t xml:space="preserve">书内、站点绝对、html</w:t>
         </w:r>
         <w:r>
           <w:rPr>
@@ -496,7 +496,7 @@
           <w:numId w:val="1002"/>
         </w:numPr>
       </w:pPr>
-      <w:hyperlink r:id="rId36">
+      <w:hyperlink r:id="rId35">
         <w:r>
           <w:rPr>
             <w:rStyle w:val="ae"/>
@@ -527,7 +527,7 @@
           <w:numId w:val="1002"/>
         </w:numPr>
       </w:pPr>
-      <w:hyperlink r:id="rId36">
+      <w:hyperlink r:id="rId35">
         <w:r>
           <w:rPr>
             <w:rStyle w:val="ae"/>
@@ -591,7 +591,7 @@
         <w:rPr>
           <w:rFonts w:hint="eastAsia"/>
         </w:rPr>
-        <w:t xml:space="preserve">错误示范：对不在书内、在站点内的文档使用相对链接，非</w:t>
+        <w:t xml:space="preserve">错误示范：对不在书内、在站点内的文档使用相对链接，渲染书籍时非</w:t>
       </w:r>
       <w:r>
         <w:t xml:space="preserve"> HTML </w:t>
@@ -609,7 +609,7 @@
         <w:rPr>
           <w:rFonts w:hint="eastAsia"/>
         </w:rPr>
-        <w:t xml:space="preserve">无法正确处理：</w:t>
+        <w:t xml:space="preserve">可能无法正确处理：</w:t>
       </w:r>
     </w:p>
     <w:p>
@@ -620,7 +620,7 @@
           <w:numId w:val="1003"/>
         </w:numPr>
       </w:pPr>
-      <w:hyperlink r:id="rId37">
+      <w:hyperlink r:id="rId36">
         <w:r>
           <w:rPr>
             <w:rStyle w:val="ae"/>
@@ -651,7 +651,7 @@
           <w:numId w:val="1003"/>
         </w:numPr>
       </w:pPr>
-      <w:hyperlink r:id="rId37">
+      <w:hyperlink r:id="rId36">
         <w:r>
           <w:rPr>
             <w:rStyle w:val="ae"/>
@@ -674,8 +674,8 @@
         </w:r>
       </w:hyperlink>
     </w:p>
-    <w:bookmarkEnd w:id="38"/>
-    <w:bookmarkStart w:id="43" w:name="图片表格列表测试"/>
+    <w:bookmarkEnd w:id="37"/>
+    <w:bookmarkStart w:id="42" w:name="图片表格列表测试"/>
     <w:p>
       <w:pPr>
         <w:pStyle w:val="1"/>
@@ -703,7 +703,7 @@
       <w:tr>
         <w:tc>
           <w:tcPr/>
-          <w:bookmarkStart w:id="42" w:name="fig-figure"/>
+          <w:bookmarkStart w:id="41" w:name="fig-figure"/>
           <w:p>
             <w:pPr>
               <w:pStyle w:val="Compact"/>
@@ -714,18 +714,18 @@
                 <wp:inline>
                   <wp:extent cx="5486400" cy="1427256"/>
                   <wp:effectExtent b="0" l="0" r="0" t="0"/>
-                  <wp:docPr descr="" title="" id="40" name="Picture"/>
+                  <wp:docPr descr="" title="" id="39" name="Picture"/>
                   <a:graphic>
                     <a:graphicData uri="http://schemas.openxmlformats.org/drawingml/2006/picture">
                       <pic:pic>
                         <pic:nvPicPr>
-                          <pic:cNvPr descr="figure.png" id="41" name="Picture"/>
+                          <pic:cNvPr descr="figure.png" id="40" name="Picture"/>
                           <pic:cNvPicPr>
                             <a:picLocks noChangeArrowheads="1" noChangeAspect="1"/>
                           </pic:cNvPicPr>
                         </pic:nvPicPr>
                         <pic:blipFill>
-                          <a:blip r:embed="rId39"/>
+                          <a:blip r:embed="rId38"/>
                           <a:stretch>
                             <a:fillRect/>
                           </a:stretch>
@@ -777,7 +777,7 @@
               <w:t xml:space="preserve">这是一张插图</w:t>
             </w:r>
           </w:p>
-          <w:bookmarkEnd w:id="42"/>
+          <w:bookmarkEnd w:id="41"/>
         </w:tc>
       </w:tr>
     </w:tbl>
@@ -1115,8 +1115,8 @@
         </m:r>
       </m:oMath>
     </w:p>
-    <w:bookmarkEnd w:id="43"/>
-    <w:bookmarkStart w:id="47" w:name="数学公式定理系统测试"/>
+    <w:bookmarkEnd w:id="42"/>
+    <w:bookmarkStart w:id="46" w:name="数学公式定理系统测试"/>
     <w:p>
       <w:pPr>
         <w:pStyle w:val="1"/>
@@ -1478,7 +1478,7 @@
         <w:t xml:space="preserve">在势的视角下，它的表现如何呢？</w:t>
       </w:r>
     </w:p>
-    <w:bookmarkStart w:id="44" w:name="thm-cartesian-preserve"/>
+    <w:bookmarkStart w:id="43" w:name="thm-cartesian-preserve"/>
     <w:p>
       <w:pPr>
         <w:pStyle w:val="a0"/>
@@ -1603,7 +1603,7 @@
         </m:oMath>
       </m:oMathPara>
     </w:p>
-    <w:bookmarkEnd w:id="44"/>
+    <w:bookmarkEnd w:id="43"/>
     <w:p>
       <w:pPr>
         <w:pStyle w:val="FirstParagraph"/>
@@ -1968,7 +1968,7 @@
         <w:t xml:space="preserve">的证明．</w:t>
       </w:r>
     </w:p>
-    <w:bookmarkStart w:id="45" w:name="cor-random"/>
+    <w:bookmarkStart w:id="44" w:name="cor-random"/>
     <w:p>
       <w:pPr>
         <w:pStyle w:val="a0"/>
@@ -2096,8 +2096,8 @@
         <w:t xml:space="preserve">的定理.</w:t>
       </w:r>
     </w:p>
-    <w:bookmarkEnd w:id="45"/>
-    <w:bookmarkStart w:id="46" w:name="exm-rtimesn"/>
+    <w:bookmarkEnd w:id="44"/>
+    <w:bookmarkStart w:id="45" w:name="exm-rtimesn"/>
     <w:p>
       <w:pPr>
         <w:pStyle w:val="a0"/>
@@ -2198,7 +2198,7 @@
         </m:oMath>
       </m:oMathPara>
     </w:p>
-    <w:bookmarkEnd w:id="46"/>
+    <w:bookmarkEnd w:id="45"/>
     <w:p>
       <w:pPr>
         <w:pStyle w:val="FirstParagraph"/>
@@ -2527,8 +2527,8 @@
         <w:t xml:space="preserve">这是一个注记．</w:t>
       </w:r>
     </w:p>
-    <w:bookmarkEnd w:id="47"/>
-    <w:bookmarkStart w:id="66" w:name="数据可视化table-figure-diagram"/>
+    <w:bookmarkEnd w:id="46"/>
+    <w:bookmarkStart w:id="65" w:name="数据可视化table-figure-diagram"/>
     <w:p>
       <w:pPr>
         <w:pStyle w:val="1"/>
@@ -2968,7 +2968,7 @@
       <w:tr>
         <w:tc>
           <w:tcPr/>
-          <w:bookmarkStart w:id="51" w:name="fig-polar"/>
+          <w:bookmarkStart w:id="50" w:name="fig-polar"/>
           <w:p>
             <w:pPr>
               <w:pStyle w:val="Compact"/>
@@ -2979,18 +2979,18 @@
                 <wp:inline>
                   <wp:extent cx="3571875" cy="3476625"/>
                   <wp:effectExtent b="0" l="0" r="0" t="0"/>
-                  <wp:docPr descr="" title="" id="49" name="Picture"/>
+                  <wp:docPr descr="" title="" id="48" name="Picture"/>
                   <a:graphic>
                     <a:graphicData uri="http://schemas.openxmlformats.org/drawingml/2006/picture">
                       <pic:pic>
                         <pic:nvPicPr>
-                          <pic:cNvPr descr="cnart_files/figure-docx/fig-polar-output-1.png" id="50" name="Picture"/>
+                          <pic:cNvPr descr="cnart_files/figure-docx/fig-polar-output-1.png" id="49" name="Picture"/>
                           <pic:cNvPicPr>
                             <a:picLocks noChangeArrowheads="1" noChangeAspect="1"/>
                           </pic:cNvPicPr>
                         </pic:nvPicPr>
                         <pic:blipFill>
-                          <a:blip r:embed="rId48"/>
+                          <a:blip r:embed="rId47"/>
                           <a:stretch>
                             <a:fillRect/>
                           </a:stretch>
@@ -3036,7 +3036,7 @@
               <w:t xml:space="preserve"> 2: A line plot on a polar axis</w:t>
             </w:r>
           </w:p>
-          <w:bookmarkEnd w:id="51"/>
+          <w:bookmarkEnd w:id="50"/>
         </w:tc>
       </w:tr>
     </w:tbl>
@@ -5208,7 +5208,7 @@
         <w:t xml:space="preserve">])))</w:t>
       </w:r>
     </w:p>
-    <w:bookmarkStart w:id="56" w:name="tbl-light-on"/>
+    <w:bookmarkStart w:id="55" w:name="tbl-light-on"/>
     <w:tbl>
       <w:tblPr>
         <w:tblStyle w:val="Table"/>
@@ -5246,8 +5246,8 @@
             <w:tr>
               <w:tc>
                 <w:tcPr/>
-                <w:bookmarkStart w:id="53" w:name="tbl-light-on-1"/>
                 <w:bookmarkStart w:id="52" w:name="tbl-light-on-1"/>
+                <w:bookmarkStart w:id="51" w:name="tbl-light-on-1"/>
                 <w:tbl>
                   <w:tblPr>
                     <w:tblStyle w:val="Table"/>
@@ -6345,7 +6345,7 @@
                     </w:tc>
                   </w:tr>
                 </w:tbl>
-                <w:bookmarkEnd w:id="52"/>
+                <w:bookmarkEnd w:id="51"/>
                 <w:p>
                   <w:pPr>
                     <w:jc w:val="center"/>
@@ -6365,7 +6365,7 @@
                     <w:t xml:space="preserve">（粗）</w:t>
                   </w:r>
                 </w:p>
-                <w:bookmarkEnd w:id="53"/>
+                <w:bookmarkEnd w:id="52"/>
               </w:tc>
             </w:tr>
           </w:tbl>
@@ -6396,8 +6396,8 @@
             <w:tr>
               <w:tc>
                 <w:tcPr/>
-                <w:bookmarkStart w:id="55" w:name="tbl-light-on-2"/>
                 <w:bookmarkStart w:id="54" w:name="tbl-light-on-2"/>
+                <w:bookmarkStart w:id="53" w:name="tbl-light-on-2"/>
                 <w:tbl>
                   <w:tblPr>
                     <w:tblStyle w:val="Table"/>
@@ -7495,7 +7495,7 @@
                     </w:tc>
                   </w:tr>
                 </w:tbl>
-                <w:bookmarkEnd w:id="54"/>
+                <w:bookmarkEnd w:id="53"/>
                 <w:p>
                   <w:pPr>
                     <w:jc w:val="center"/>
@@ -7515,7 +7515,7 @@
                     <w:t xml:space="preserve">（细）</w:t>
                   </w:r>
                 </w:p>
-                <w:bookmarkEnd w:id="55"/>
+                <w:bookmarkEnd w:id="54"/>
               </w:tc>
             </w:tr>
           </w:tbl>
@@ -7547,7 +7547,7 @@
         <w:t xml:space="preserve">太阳能电池的负载特性</w:t>
       </w:r>
     </w:p>
-    <w:bookmarkEnd w:id="56"/>
+    <w:bookmarkEnd w:id="55"/>
     <w:p>
       <w:pPr>
         <w:pStyle w:val="a0"/>
@@ -8002,7 +8002,7 @@
         <w:t xml:space="preserve">plt.show()</w:t>
       </w:r>
     </w:p>
-    <w:bookmarkStart w:id="65" w:name="fig-light-on"/>
+    <w:bookmarkStart w:id="64" w:name="fig-light-on"/>
     <w:tbl>
       <w:tblPr>
         <w:tblStyle w:val="Table"/>
@@ -8030,7 +8030,7 @@
             <w:tr>
               <w:tc>
                 <w:tcPr/>
-                <w:bookmarkStart w:id="60" w:name="fig-light-on-1"/>
+                <w:bookmarkStart w:id="59" w:name="fig-light-on-1"/>
                 <w:p>
                   <w:pPr>
                     <w:pStyle w:val="Compact"/>
@@ -8042,18 +8042,18 @@
                       <wp:inline>
                         <wp:extent cx="2971800" cy="2397702"/>
                         <wp:effectExtent b="0" l="0" r="0" t="0"/>
-                        <wp:docPr descr="" title="" id="58" name="Picture"/>
+                        <wp:docPr descr="" title="" id="57" name="Picture"/>
                         <a:graphic>
                           <a:graphicData uri="http://schemas.openxmlformats.org/drawingml/2006/picture">
                             <pic:pic>
                               <pic:nvPicPr>
-                                <pic:cNvPr descr="cnart_files/figure-docx/fig-light-on-output-1.png" id="59" name="Picture"/>
+                                <pic:cNvPr descr="cnart_files/figure-docx/fig-light-on-output-1.png" id="58" name="Picture"/>
                                 <pic:cNvPicPr>
                                   <a:picLocks noChangeArrowheads="1" noChangeAspect="1"/>
                                 </pic:cNvPicPr>
                               </pic:nvPicPr>
                               <pic:blipFill>
-                                <a:blip r:embed="rId57"/>
+                                <a:blip r:embed="rId56"/>
                                 <a:stretch>
                                   <a:fillRect/>
                                 </a:stretch>
@@ -8100,7 +8100,7 @@
                     <w:t xml:space="preserve">输出电流与电压关系曲线</w:t>
                   </w:r>
                 </w:p>
-                <w:bookmarkEnd w:id="60"/>
+                <w:bookmarkEnd w:id="59"/>
               </w:tc>
             </w:tr>
           </w:tbl>
@@ -8121,7 +8121,7 @@
             <w:tr>
               <w:tc>
                 <w:tcPr/>
-                <w:bookmarkStart w:id="64" w:name="fig-light-on-2"/>
+                <w:bookmarkStart w:id="63" w:name="fig-light-on-2"/>
                 <w:p>
                   <w:pPr>
                     <w:pStyle w:val="Compact"/>
@@ -8133,18 +8133,18 @@
                       <wp:inline>
                         <wp:extent cx="2971800" cy="2328894"/>
                         <wp:effectExtent b="0" l="0" r="0" t="0"/>
-                        <wp:docPr descr="" title="" id="62" name="Picture"/>
+                        <wp:docPr descr="" title="" id="61" name="Picture"/>
                         <a:graphic>
                           <a:graphicData uri="http://schemas.openxmlformats.org/drawingml/2006/picture">
                             <pic:pic>
                               <pic:nvPicPr>
-                                <pic:cNvPr descr="cnart_files/figure-docx/fig-light-on-output-2.png" id="63" name="Picture"/>
+                                <pic:cNvPr descr="cnart_files/figure-docx/fig-light-on-output-2.png" id="62" name="Picture"/>
                                 <pic:cNvPicPr>
                                   <a:picLocks noChangeArrowheads="1" noChangeAspect="1"/>
                                 </pic:cNvPicPr>
                               </pic:nvPicPr>
                               <pic:blipFill>
-                                <a:blip r:embed="rId61"/>
+                                <a:blip r:embed="rId60"/>
                                 <a:stretch>
                                   <a:fillRect/>
                                 </a:stretch>
@@ -8191,7 +8191,7 @@
                     <w:t xml:space="preserve">输出功率与负载电阻关系曲线</w:t>
                   </w:r>
                 </w:p>
-                <w:bookmarkEnd w:id="64"/>
+                <w:bookmarkEnd w:id="63"/>
               </w:tc>
             </w:tr>
           </w:tbl>
@@ -8223,9 +8223,9 @@
         <w:t xml:space="preserve">太阳能电池的负载特性</w:t>
       </w:r>
     </w:p>
+    <w:bookmarkEnd w:id="64"/>
     <w:bookmarkEnd w:id="65"/>
-    <w:bookmarkEnd w:id="66"/>
-    <w:bookmarkStart w:id="70" w:name="diagrams"/>
+    <w:bookmarkStart w:id="69" w:name="diagrams"/>
     <w:p>
       <w:pPr>
         <w:pStyle w:val="1"/>
@@ -8300,7 +8300,7 @@
       <w:tr>
         <w:tc>
           <w:tcPr/>
-          <w:bookmarkStart w:id="67" w:name="fig-tikzcd-han"/>
+          <w:bookmarkStart w:id="66" w:name="fig-tikzcd-han"/>
           <w:p>
             <w:pPr>
               <w:pStyle w:val="SourceCode"/>
@@ -8418,7 +8418,7 @@
               <w:t xml:space="preserve">测试图片</w:t>
             </w:r>
           </w:p>
-          <w:bookmarkEnd w:id="67"/>
+          <w:bookmarkEnd w:id="66"/>
         </w:tc>
       </w:tr>
     </w:tbl>
@@ -8443,7 +8443,7 @@
       <w:tr>
         <w:tc>
           <w:tcPr/>
-          <w:bookmarkStart w:id="68" w:name="fig-tikzcd-quiver"/>
+          <w:bookmarkStart w:id="67" w:name="fig-tikzcd-quiver"/>
           <w:p>
             <w:pPr>
               <w:pStyle w:val="SourceCode"/>
@@ -8589,7 +8589,7 @@
               <w:t xml:space="preserve">测试图片</w:t>
             </w:r>
           </w:p>
-          <w:bookmarkEnd w:id="68"/>
+          <w:bookmarkEnd w:id="67"/>
         </w:tc>
       </w:tr>
     </w:tbl>
@@ -8614,7 +8614,7 @@
       <w:tr>
         <w:tc>
           <w:tcPr/>
-          <w:bookmarkStart w:id="69" w:name="fig-tikzcd-another"/>
+          <w:bookmarkStart w:id="68" w:name="fig-tikzcd-another"/>
           <w:p>
             <w:pPr>
               <w:pStyle w:val="SourceCode"/>
@@ -8688,12 +8688,12 @@
               <w:t xml:space="preserve">可能产生的样式冲突</w:t>
             </w:r>
           </w:p>
-          <w:bookmarkEnd w:id="69"/>
+          <w:bookmarkEnd w:id="68"/>
         </w:tc>
       </w:tr>
     </w:tbl>
-    <w:bookmarkEnd w:id="70"/>
-    <w:bookmarkStart w:id="72" w:name="layout"/>
+    <w:bookmarkEnd w:id="69"/>
+    <w:bookmarkStart w:id="71" w:name="layout"/>
     <w:p>
       <w:pPr>
         <w:pStyle w:val="1"/>
@@ -8715,7 +8715,7 @@
       <w:r>
         <w:t xml:space="preserve"> </w:t>
       </w:r>
-      <w:hyperlink r:id="rId71">
+      <w:hyperlink r:id="rId70">
         <w:r>
           <w:rPr>
             <w:rStyle w:val="ae"/>
@@ -9197,8 +9197,8 @@
         </w:tc>
       </w:tr>
     </w:tbl>
-    <w:bookmarkEnd w:id="72"/>
-    <w:bookmarkStart w:id="73" w:name="代码块和引用"/>
+    <w:bookmarkEnd w:id="71"/>
+    <w:bookmarkStart w:id="72" w:name="代码块和引用"/>
     <w:p>
       <w:pPr>
         <w:pStyle w:val="1"/>
@@ -10141,8 +10141,8 @@
         <w:t xml:space="preserve">这是一个引用块和一个非常非常非常非常非常非常非常非常非常非常非常非常非常非常非常非常非常非常非常非常非常非常非常非常长的句子．</w:t>
       </w:r>
     </w:p>
-    <w:bookmarkEnd w:id="73"/>
-    <w:bookmarkStart w:id="92" w:name="html-专用测试"/>
+    <w:bookmarkEnd w:id="72"/>
+    <w:bookmarkStart w:id="91" w:name="html-专用测试"/>
     <w:p>
       <w:pPr>
         <w:pStyle w:val="1"/>
@@ -10204,7 +10204,7 @@
         <w:t xml:space="preserve">格式下被渲染．</w:t>
       </w:r>
     </w:p>
-    <w:bookmarkStart w:id="91" w:name="callouts"/>
+    <w:bookmarkStart w:id="90" w:name="callouts"/>
     <w:p>
       <w:pPr>
         <w:pStyle w:val="2"/>
@@ -10349,18 +10349,18 @@
                 <wp:inline>
                   <wp:extent cx="152400" cy="152400"/>
                   <wp:effectExtent b="0" l="0" r="0" t="0"/>
-                  <wp:docPr descr="" title="" id="75" name="Picture"/>
+                  <wp:docPr descr="" title="" id="74" name="Picture"/>
                   <a:graphic>
                     <a:graphicData uri="http://schemas.openxmlformats.org/drawingml/2006/picture">
                       <pic:pic>
                         <pic:nvPicPr>
-                          <pic:cNvPr descr="/opt/quarto/share/formats/docx/note.png" id="76" name="Picture"/>
+                          <pic:cNvPr descr="/opt/quarto/share/formats/docx/note.png" id="75" name="Picture"/>
                           <pic:cNvPicPr>
                             <a:picLocks noChangeArrowheads="1" noChangeAspect="1"/>
                           </pic:cNvPicPr>
                         </pic:nvPicPr>
                         <pic:blipFill>
-                          <a:blip r:embed="rId74"/>
+                          <a:blip r:embed="rId73"/>
                           <a:stretch>
                             <a:fillRect/>
                           </a:stretch>
@@ -10488,18 +10488,18 @@
                 <wp:inline>
                   <wp:extent cx="152400" cy="152400"/>
                   <wp:effectExtent b="0" l="0" r="0" t="0"/>
-                  <wp:docPr descr="" title="" id="78" name="Picture"/>
+                  <wp:docPr descr="" title="" id="77" name="Picture"/>
                   <a:graphic>
                     <a:graphicData uri="http://schemas.openxmlformats.org/drawingml/2006/picture">
                       <pic:pic>
                         <pic:nvPicPr>
-                          <pic:cNvPr descr="/opt/quarto/share/formats/docx/warning.png" id="79" name="Picture"/>
+                          <pic:cNvPr descr="/opt/quarto/share/formats/docx/warning.png" id="78" name="Picture"/>
                           <pic:cNvPicPr>
                             <a:picLocks noChangeArrowheads="1" noChangeAspect="1"/>
                           </pic:cNvPicPr>
                         </pic:nvPicPr>
                         <pic:blipFill>
-                          <a:blip r:embed="rId77"/>
+                          <a:blip r:embed="rId76"/>
                           <a:stretch>
                             <a:fillRect/>
                           </a:stretch>
@@ -10639,18 +10639,18 @@
                 <wp:inline>
                   <wp:extent cx="152400" cy="152400"/>
                   <wp:effectExtent b="0" l="0" r="0" t="0"/>
-                  <wp:docPr descr="" title="" id="81" name="Picture"/>
+                  <wp:docPr descr="" title="" id="80" name="Picture"/>
                   <a:graphic>
                     <a:graphicData uri="http://schemas.openxmlformats.org/drawingml/2006/picture">
                       <pic:pic>
                         <pic:nvPicPr>
-                          <pic:cNvPr descr="/opt/quarto/share/formats/docx/important.png" id="82" name="Picture"/>
+                          <pic:cNvPr descr="/opt/quarto/share/formats/docx/important.png" id="81" name="Picture"/>
                           <pic:cNvPicPr>
                             <a:picLocks noChangeArrowheads="1" noChangeAspect="1"/>
                           </pic:cNvPicPr>
                         </pic:nvPicPr>
                         <pic:blipFill>
-                          <a:blip r:embed="rId80"/>
+                          <a:blip r:embed="rId79"/>
                           <a:stretch>
                             <a:fillRect/>
                           </a:stretch>
@@ -10778,18 +10778,18 @@
                 <wp:inline>
                   <wp:extent cx="152400" cy="152400"/>
                   <wp:effectExtent b="0" l="0" r="0" t="0"/>
-                  <wp:docPr descr="" title="" id="84" name="Picture"/>
+                  <wp:docPr descr="" title="" id="83" name="Picture"/>
                   <a:graphic>
                     <a:graphicData uri="http://schemas.openxmlformats.org/drawingml/2006/picture">
                       <pic:pic>
                         <pic:nvPicPr>
-                          <pic:cNvPr descr="/opt/quarto/share/formats/docx/tip.png" id="85" name="Picture"/>
+                          <pic:cNvPr descr="/opt/quarto/share/formats/docx/tip.png" id="84" name="Picture"/>
                           <pic:cNvPicPr>
                             <a:picLocks noChangeArrowheads="1" noChangeAspect="1"/>
                           </pic:cNvPicPr>
                         </pic:nvPicPr>
                         <pic:blipFill>
-                          <a:blip r:embed="rId83"/>
+                          <a:blip r:embed="rId82"/>
                           <a:stretch>
                             <a:fillRect/>
                           </a:stretch>
@@ -10938,18 +10938,18 @@
                 <wp:inline>
                   <wp:extent cx="152400" cy="152400"/>
                   <wp:effectExtent b="0" l="0" r="0" t="0"/>
-                  <wp:docPr descr="" title="" id="87" name="Picture"/>
+                  <wp:docPr descr="" title="" id="86" name="Picture"/>
                   <a:graphic>
                     <a:graphicData uri="http://schemas.openxmlformats.org/drawingml/2006/picture">
                       <pic:pic>
                         <pic:nvPicPr>
-                          <pic:cNvPr descr="/opt/quarto/share/formats/docx/caution.png" id="88" name="Picture"/>
+                          <pic:cNvPr descr="/opt/quarto/share/formats/docx/caution.png" id="87" name="Picture"/>
                           <pic:cNvPicPr>
                             <a:picLocks noChangeArrowheads="1" noChangeAspect="1"/>
                           </pic:cNvPicPr>
                         </pic:nvPicPr>
                         <pic:blipFill>
-                          <a:blip r:embed="rId86"/>
+                          <a:blip r:embed="rId85"/>
                           <a:stretch>
                             <a:fillRect/>
                           </a:stretch>
@@ -11088,18 +11088,18 @@
                 <wp:inline>
                   <wp:extent cx="152400" cy="152400"/>
                   <wp:effectExtent b="0" l="0" r="0" t="0"/>
-                  <wp:docPr descr="" title="" id="89" name="Picture"/>
+                  <wp:docPr descr="" title="" id="88" name="Picture"/>
                   <a:graphic>
                     <a:graphicData uri="http://schemas.openxmlformats.org/drawingml/2006/picture">
                       <pic:pic>
                         <pic:nvPicPr>
-                          <pic:cNvPr descr="/opt/quarto/share/formats/docx/caution.png" id="90" name="Picture"/>
+                          <pic:cNvPr descr="/opt/quarto/share/formats/docx/caution.png" id="89" name="Picture"/>
                           <pic:cNvPicPr>
                             <a:picLocks noChangeArrowheads="1" noChangeAspect="1"/>
                           </pic:cNvPicPr>
                         </pic:nvPicPr>
                         <pic:blipFill>
-                          <a:blip r:embed="rId86"/>
+                          <a:blip r:embed="rId85"/>
                           <a:stretch>
                             <a:fillRect/>
                           </a:stretch>
@@ -11236,9 +11236,9 @@
         </w:tc>
       </w:tr>
     </w:tbl>
+    <w:bookmarkEnd w:id="90"/>
     <w:bookmarkEnd w:id="91"/>
-    <w:bookmarkEnd w:id="92"/>
-    <w:bookmarkStart w:id="105" w:name="引用脚注测试"/>
+    <w:bookmarkStart w:id="104" w:name="引用脚注测试"/>
     <w:p>
       <w:pPr>
         <w:pStyle w:val="1"/>
@@ -11267,7 +11267,7 @@
         <w:rPr>
           <w:rStyle w:val="ad"/>
         </w:rPr>
-        <w:footnoteReference w:id="93"/>
+        <w:footnoteReference w:id="92"/>
       </w:r>
       <w:r>
         <w:rPr>
@@ -11419,8 +11419,8 @@
         <w:t xml:space="preserve">．</w:t>
       </w:r>
     </w:p>
-    <w:bookmarkStart w:id="104" w:name="refs"/>
-    <w:bookmarkStart w:id="96" w:name="ref-define"/>
+    <w:bookmarkStart w:id="103" w:name="refs"/>
+    <w:bookmarkStart w:id="95" w:name="ref-define"/>
     <w:p>
       <w:pPr>
         <w:pStyle w:val="a8"/>
@@ -11455,7 +11455,7 @@
       <w:r>
         <w:t xml:space="preserve"> </w:t>
       </w:r>
-      <w:hyperlink r:id="rId95">
+      <w:hyperlink r:id="rId94">
         <w:r>
           <w:rPr>
             <w:rStyle w:val="ae"/>
@@ -11473,8 +11473,8 @@
         <w:t xml:space="preserve">2020年.</w:t>
       </w:r>
     </w:p>
-    <w:bookmarkEnd w:id="96"/>
-    <w:bookmarkStart w:id="97" w:name="ref-history"/>
+    <w:bookmarkEnd w:id="95"/>
+    <w:bookmarkStart w:id="96" w:name="ref-history"/>
     <w:p>
       <w:pPr>
         <w:pStyle w:val="a8"/>
@@ -11541,8 +11541,8 @@
         <w:t xml:space="preserve"> 1965, 1965.</w:t>
       </w:r>
     </w:p>
-    <w:bookmarkEnd w:id="97"/>
-    <w:bookmarkStart w:id="98" w:name="ref-technical"/>
+    <w:bookmarkEnd w:id="96"/>
+    <w:bookmarkStart w:id="97" w:name="ref-technical"/>
     <w:p>
       <w:pPr>
         <w:pStyle w:val="a8"/>
@@ -11634,8 +11634,8 @@
         <w:t xml:space="preserve"> 19, 2021.</w:t>
       </w:r>
     </w:p>
-    <w:bookmarkEnd w:id="98"/>
-    <w:bookmarkStart w:id="99" w:name="ref-eigenfaces"/>
+    <w:bookmarkEnd w:id="97"/>
+    <w:bookmarkStart w:id="98" w:name="ref-eigenfaces"/>
     <w:p>
       <w:pPr>
         <w:pStyle w:val="a8"/>
@@ -11717,8 +11717,8 @@
         <w:t xml:space="preserve">71～86.</w:t>
       </w:r>
     </w:p>
-    <w:bookmarkEnd w:id="99"/>
-    <w:bookmarkStart w:id="100" w:name="ref-gabor"/>
+    <w:bookmarkEnd w:id="98"/>
+    <w:bookmarkStart w:id="99" w:name="ref-gabor"/>
     <w:p>
       <w:pPr>
         <w:pStyle w:val="a8"/>
@@ -11788,8 +11788,8 @@
         <w:t xml:space="preserve">270～275.</w:t>
       </w:r>
     </w:p>
-    <w:bookmarkEnd w:id="100"/>
-    <w:bookmarkStart w:id="101" w:name="ref-lbp"/>
+    <w:bookmarkEnd w:id="99"/>
+    <w:bookmarkStart w:id="100" w:name="ref-lbp"/>
     <w:p>
       <w:pPr>
         <w:pStyle w:val="a8"/>
@@ -11859,8 +11859,8 @@
         <w:t xml:space="preserve">469～481.</w:t>
       </w:r>
     </w:p>
-    <w:bookmarkEnd w:id="101"/>
-    <w:bookmarkStart w:id="102" w:name="ref-deepface"/>
+    <w:bookmarkEnd w:id="100"/>
+    <w:bookmarkStart w:id="101" w:name="ref-deepface"/>
     <w:p>
       <w:pPr>
         <w:pStyle w:val="a8"/>
@@ -11924,8 +11924,8 @@
         <w:t xml:space="preserve"> 6.</w:t>
       </w:r>
     </w:p>
-    <w:bookmarkEnd w:id="102"/>
-    <w:bookmarkStart w:id="103" w:name="ref-guochunzhen"/>
+    <w:bookmarkEnd w:id="101"/>
+    <w:bookmarkStart w:id="102" w:name="ref-guochunzhen"/>
     <w:p>
       <w:pPr>
         <w:pStyle w:val="a8"/>
@@ -11999,9 +11999,9 @@
         <w:t xml:space="preserve"> 18, 2020.</w:t>
       </w:r>
     </w:p>
+    <w:bookmarkEnd w:id="102"/>
     <w:bookmarkEnd w:id="103"/>
     <w:bookmarkEnd w:id="104"/>
-    <w:bookmarkEnd w:id="105"/>
     <w:sectPr>
       <w:pgSz w:h="15840" w:w="12240"/>
       <w:pgMar w:bottom="1440" w:footer="720" w:gutter="0" w:header="720" w:left="1800" w:right="1800" w:top="1440"/>
@@ -12031,7 +12031,7 @@
       </w:r>
     </w:p>
   </w:footnote>
-  <w:footnote w:id="93">
+  <w:footnote w:id="92">
     <w:p>
       <w:pPr>
         <w:pStyle w:val="aa"/>
@@ -12054,7 +12054,7 @@
       <w:r>
         <w:t xml:space="preserve"> </w:t>
       </w:r>
-      <w:hyperlink r:id="rId94">
+      <w:hyperlink r:id="rId93">
         <w:r>
           <w:rPr>
             <w:rStyle w:val="ae"/>

--- a/examples/cnart.docx
+++ b/examples/cnart.docx
@@ -8040,7 +8040,7 @@
                   <w:r>
                     <w:drawing>
                       <wp:inline>
-                        <wp:extent cx="2971800" cy="2397702"/>
+                        <wp:extent cx="2971800" cy="2411210"/>
                         <wp:effectExtent b="0" l="0" r="0" t="0"/>
                         <wp:docPr descr="" title="" id="57" name="Picture"/>
                         <a:graphic>
@@ -8061,7 +8061,7 @@
                               <pic:spPr bwMode="auto">
                                 <a:xfrm>
                                   <a:off x="0" y="0"/>
-                                  <a:ext cx="2971800" cy="2397702"/>
+                                  <a:ext cx="2971800" cy="2411210"/>
                                 </a:xfrm>
                                 <a:prstGeom prst="rect">
                                   <a:avLst/>
@@ -8131,7 +8131,7 @@
                   <w:r>
                     <w:drawing>
                       <wp:inline>
-                        <wp:extent cx="2971800" cy="2328894"/>
+                        <wp:extent cx="2971800" cy="2347196"/>
                         <wp:effectExtent b="0" l="0" r="0" t="0"/>
                         <wp:docPr descr="" title="" id="61" name="Picture"/>
                         <a:graphic>
@@ -8152,7 +8152,7 @@
                               <pic:spPr bwMode="auto">
                                 <a:xfrm>
                                   <a:off x="0" y="0"/>
-                                  <a:ext cx="2971800" cy="2328894"/>
+                                  <a:ext cx="2971800" cy="2347196"/>
                                 </a:xfrm>
                                 <a:prstGeom prst="rect">
                                   <a:avLst/>

--- a/examples/cnart.docx
+++ b/examples/cnart.docx
@@ -982,6 +982,9 @@
           <m:t>a</m:t>
         </m:r>
       </m:oMath>
+      <w:r>
+        <w:t xml:space="preserve">​</w:t>
+      </w:r>
     </w:p>
     <w:p>
       <w:pPr>
@@ -1048,6 +1051,9 @@
           <m:t>b</m:t>
         </m:r>
       </m:oMath>
+      <w:r>
+        <w:t xml:space="preserve">​</w:t>
+      </w:r>
     </w:p>
     <w:p>
       <w:pPr>
@@ -1114,6 +1120,9 @@
           <m:t>c</m:t>
         </m:r>
       </m:oMath>
+      <w:r>
+        <w:t xml:space="preserve">​</w:t>
+      </w:r>
     </w:p>
     <w:bookmarkEnd w:id="42"/>
     <w:bookmarkStart w:id="46" w:name="数学公式定理系统测试"/>

--- a/examples/cnart.docx
+++ b/examples/cnart.docx
@@ -1125,7 +1125,7 @@
       </w:r>
     </w:p>
     <w:bookmarkEnd w:id="42"/>
-    <w:bookmarkStart w:id="46" w:name="数学公式定理系统测试"/>
+    <w:bookmarkStart w:id="47" w:name="数学公式定理系统测试"/>
     <w:p>
       <w:pPr>
         <w:pStyle w:val="1"/>
@@ -2536,8 +2536,67 @@
         <w:t xml:space="preserve">这是一个注记．</w:t>
       </w:r>
     </w:p>
+    <w:bookmarkStart w:id="46" w:name="rem-numbered"/>
+    <w:p>
+      <w:pPr>
+        <w:pStyle w:val="a0"/>
+      </w:pPr>
+      <w:r>
+        <w:rPr>
+          <w:rFonts w:hint="eastAsia"/>
+          <w:i/>
+          <w:iCs/>
+        </w:rPr>
+        <w:t xml:space="preserve">注记</w:t>
+      </w:r>
+      <w:r>
+        <w:rPr>
+          <w:i/>
+          <w:iCs/>
+        </w:rPr>
+        <w:t xml:space="preserve"> 1</w:t>
+      </w:r>
+      <w:r>
+        <w:t xml:space="preserve">. </w:t>
+      </w:r>
+      <w:r>
+        <w:rPr>
+          <w:rFonts w:hint="eastAsia"/>
+        </w:rPr>
+        <w:t xml:space="preserve">这是一个有标号注记．</w:t>
+      </w:r>
+    </w:p>
     <w:bookmarkEnd w:id="46"/>
-    <w:bookmarkStart w:id="65" w:name="数据可视化table-figure-diagram"/>
+    <w:p>
+      <w:pPr>
+        <w:pStyle w:val="a0"/>
+      </w:pPr>
+      <w:r>
+        <w:rPr>
+          <w:rFonts w:hint="eastAsia"/>
+        </w:rPr>
+        <w:t xml:space="preserve">这是对有标号注记的引用</w:t>
+      </w:r>
+      <w:r>
+        <w:t xml:space="preserve"> </w:t>
+      </w:r>
+      <w:hyperlink w:anchor="rem-numbered">
+        <w:r>
+          <w:rPr>
+            <w:rStyle w:val="ae"/>
+          </w:rPr>
+          <w:t xml:space="preserve">Remark 1</w:t>
+        </w:r>
+      </w:hyperlink>
+      <w:r>
+        <w:rPr>
+          <w:rFonts w:hint="eastAsia"/>
+        </w:rPr>
+        <w:t xml:space="preserve">．</w:t>
+      </w:r>
+    </w:p>
+    <w:bookmarkEnd w:id="47"/>
+    <w:bookmarkStart w:id="66" w:name="数据可视化table-figure-diagram"/>
     <w:p>
       <w:pPr>
         <w:pStyle w:val="1"/>
@@ -2977,7 +3036,7 @@
       <w:tr>
         <w:tc>
           <w:tcPr/>
-          <w:bookmarkStart w:id="50" w:name="fig-polar"/>
+          <w:bookmarkStart w:id="51" w:name="fig-polar"/>
           <w:p>
             <w:pPr>
               <w:pStyle w:val="Compact"/>
@@ -2988,18 +3047,18 @@
                 <wp:inline>
                   <wp:extent cx="3571875" cy="3476625"/>
                   <wp:effectExtent b="0" l="0" r="0" t="0"/>
-                  <wp:docPr descr="" title="" id="48" name="Picture"/>
+                  <wp:docPr descr="" title="" id="49" name="Picture"/>
                   <a:graphic>
                     <a:graphicData uri="http://schemas.openxmlformats.org/drawingml/2006/picture">
                       <pic:pic>
                         <pic:nvPicPr>
-                          <pic:cNvPr descr="cnart_files/figure-docx/fig-polar-output-1.png" id="49" name="Picture"/>
+                          <pic:cNvPr descr="cnart_files/figure-docx/fig-polar-output-1.png" id="50" name="Picture"/>
                           <pic:cNvPicPr>
                             <a:picLocks noChangeArrowheads="1" noChangeAspect="1"/>
                           </pic:cNvPicPr>
                         </pic:nvPicPr>
                         <pic:blipFill>
-                          <a:blip r:embed="rId47"/>
+                          <a:blip r:embed="rId48"/>
                           <a:stretch>
                             <a:fillRect/>
                           </a:stretch>
@@ -3045,7 +3104,7 @@
               <w:t xml:space="preserve"> 2: A line plot on a polar axis</w:t>
             </w:r>
           </w:p>
-          <w:bookmarkEnd w:id="50"/>
+          <w:bookmarkEnd w:id="51"/>
         </w:tc>
       </w:tr>
     </w:tbl>
@@ -5217,7 +5276,7 @@
         <w:t xml:space="preserve">])))</w:t>
       </w:r>
     </w:p>
-    <w:bookmarkStart w:id="55" w:name="tbl-light-on"/>
+    <w:bookmarkStart w:id="56" w:name="tbl-light-on"/>
     <w:tbl>
       <w:tblPr>
         <w:tblStyle w:val="Table"/>
@@ -5255,8 +5314,8 @@
             <w:tr>
               <w:tc>
                 <w:tcPr/>
+                <w:bookmarkStart w:id="53" w:name="tbl-light-on-1"/>
                 <w:bookmarkStart w:id="52" w:name="tbl-light-on-1"/>
-                <w:bookmarkStart w:id="51" w:name="tbl-light-on-1"/>
                 <w:tbl>
                   <w:tblPr>
                     <w:tblStyle w:val="Table"/>
@@ -6354,7 +6413,7 @@
                     </w:tc>
                   </w:tr>
                 </w:tbl>
-                <w:bookmarkEnd w:id="51"/>
+                <w:bookmarkEnd w:id="52"/>
                 <w:p>
                   <w:pPr>
                     <w:jc w:val="center"/>
@@ -6374,7 +6433,7 @@
                     <w:t xml:space="preserve">（粗）</w:t>
                   </w:r>
                 </w:p>
-                <w:bookmarkEnd w:id="52"/>
+                <w:bookmarkEnd w:id="53"/>
               </w:tc>
             </w:tr>
           </w:tbl>
@@ -6405,8 +6464,8 @@
             <w:tr>
               <w:tc>
                 <w:tcPr/>
+                <w:bookmarkStart w:id="55" w:name="tbl-light-on-2"/>
                 <w:bookmarkStart w:id="54" w:name="tbl-light-on-2"/>
-                <w:bookmarkStart w:id="53" w:name="tbl-light-on-2"/>
                 <w:tbl>
                   <w:tblPr>
                     <w:tblStyle w:val="Table"/>
@@ -7504,7 +7563,7 @@
                     </w:tc>
                   </w:tr>
                 </w:tbl>
-                <w:bookmarkEnd w:id="53"/>
+                <w:bookmarkEnd w:id="54"/>
                 <w:p>
                   <w:pPr>
                     <w:jc w:val="center"/>
@@ -7524,7 +7583,7 @@
                     <w:t xml:space="preserve">（细）</w:t>
                   </w:r>
                 </w:p>
-                <w:bookmarkEnd w:id="54"/>
+                <w:bookmarkEnd w:id="55"/>
               </w:tc>
             </w:tr>
           </w:tbl>
@@ -7556,7 +7615,7 @@
         <w:t xml:space="preserve">太阳能电池的负载特性</w:t>
       </w:r>
     </w:p>
-    <w:bookmarkEnd w:id="55"/>
+    <w:bookmarkEnd w:id="56"/>
     <w:p>
       <w:pPr>
         <w:pStyle w:val="a0"/>
@@ -8011,7 +8070,7 @@
         <w:t xml:space="preserve">plt.show()</w:t>
       </w:r>
     </w:p>
-    <w:bookmarkStart w:id="64" w:name="fig-light-on"/>
+    <w:bookmarkStart w:id="65" w:name="fig-light-on"/>
     <w:tbl>
       <w:tblPr>
         <w:tblStyle w:val="Table"/>
@@ -8039,7 +8098,7 @@
             <w:tr>
               <w:tc>
                 <w:tcPr/>
-                <w:bookmarkStart w:id="59" w:name="fig-light-on-1"/>
+                <w:bookmarkStart w:id="60" w:name="fig-light-on-1"/>
                 <w:p>
                   <w:pPr>
                     <w:pStyle w:val="Compact"/>
@@ -8051,18 +8110,18 @@
                       <wp:inline>
                         <wp:extent cx="2971800" cy="2411210"/>
                         <wp:effectExtent b="0" l="0" r="0" t="0"/>
-                        <wp:docPr descr="" title="" id="57" name="Picture"/>
+                        <wp:docPr descr="" title="" id="58" name="Picture"/>
                         <a:graphic>
                           <a:graphicData uri="http://schemas.openxmlformats.org/drawingml/2006/picture">
                             <pic:pic>
                               <pic:nvPicPr>
-                                <pic:cNvPr descr="cnart_files/figure-docx/fig-light-on-output-1.png" id="58" name="Picture"/>
+                                <pic:cNvPr descr="cnart_files/figure-docx/fig-light-on-output-1.png" id="59" name="Picture"/>
                                 <pic:cNvPicPr>
                                   <a:picLocks noChangeArrowheads="1" noChangeAspect="1"/>
                                 </pic:cNvPicPr>
                               </pic:nvPicPr>
                               <pic:blipFill>
-                                <a:blip r:embed="rId56"/>
+                                <a:blip r:embed="rId57"/>
                                 <a:stretch>
                                   <a:fillRect/>
                                 </a:stretch>
@@ -8109,7 +8168,7 @@
                     <w:t xml:space="preserve">输出电流与电压关系曲线</w:t>
                   </w:r>
                 </w:p>
-                <w:bookmarkEnd w:id="59"/>
+                <w:bookmarkEnd w:id="60"/>
               </w:tc>
             </w:tr>
           </w:tbl>
@@ -8130,7 +8189,7 @@
             <w:tr>
               <w:tc>
                 <w:tcPr/>
-                <w:bookmarkStart w:id="63" w:name="fig-light-on-2"/>
+                <w:bookmarkStart w:id="64" w:name="fig-light-on-2"/>
                 <w:p>
                   <w:pPr>
                     <w:pStyle w:val="Compact"/>
@@ -8142,18 +8201,18 @@
                       <wp:inline>
                         <wp:extent cx="2971800" cy="2347196"/>
                         <wp:effectExtent b="0" l="0" r="0" t="0"/>
-                        <wp:docPr descr="" title="" id="61" name="Picture"/>
+                        <wp:docPr descr="" title="" id="62" name="Picture"/>
                         <a:graphic>
                           <a:graphicData uri="http://schemas.openxmlformats.org/drawingml/2006/picture">
                             <pic:pic>
                               <pic:nvPicPr>
-                                <pic:cNvPr descr="cnart_files/figure-docx/fig-light-on-output-2.png" id="62" name="Picture"/>
+                                <pic:cNvPr descr="cnart_files/figure-docx/fig-light-on-output-2.png" id="63" name="Picture"/>
                                 <pic:cNvPicPr>
                                   <a:picLocks noChangeArrowheads="1" noChangeAspect="1"/>
                                 </pic:cNvPicPr>
                               </pic:nvPicPr>
                               <pic:blipFill>
-                                <a:blip r:embed="rId60"/>
+                                <a:blip r:embed="rId61"/>
                                 <a:stretch>
                                   <a:fillRect/>
                                 </a:stretch>
@@ -8200,7 +8259,7 @@
                     <w:t xml:space="preserve">输出功率与负载电阻关系曲线</w:t>
                   </w:r>
                 </w:p>
-                <w:bookmarkEnd w:id="63"/>
+                <w:bookmarkEnd w:id="64"/>
               </w:tc>
             </w:tr>
           </w:tbl>
@@ -8232,9 +8291,9 @@
         <w:t xml:space="preserve">太阳能电池的负载特性</w:t>
       </w:r>
     </w:p>
-    <w:bookmarkEnd w:id="64"/>
     <w:bookmarkEnd w:id="65"/>
-    <w:bookmarkStart w:id="69" w:name="diagrams"/>
+    <w:bookmarkEnd w:id="66"/>
+    <w:bookmarkStart w:id="70" w:name="diagrams"/>
     <w:p>
       <w:pPr>
         <w:pStyle w:val="1"/>
@@ -8309,7 +8368,7 @@
       <w:tr>
         <w:tc>
           <w:tcPr/>
-          <w:bookmarkStart w:id="66" w:name="fig-tikzcd-han"/>
+          <w:bookmarkStart w:id="67" w:name="fig-tikzcd-han"/>
           <w:p>
             <w:pPr>
               <w:pStyle w:val="SourceCode"/>
@@ -8427,7 +8486,7 @@
               <w:t xml:space="preserve">测试图片</w:t>
             </w:r>
           </w:p>
-          <w:bookmarkEnd w:id="66"/>
+          <w:bookmarkEnd w:id="67"/>
         </w:tc>
       </w:tr>
     </w:tbl>
@@ -8452,7 +8511,7 @@
       <w:tr>
         <w:tc>
           <w:tcPr/>
-          <w:bookmarkStart w:id="67" w:name="fig-tikzcd-quiver"/>
+          <w:bookmarkStart w:id="68" w:name="fig-tikzcd-quiver"/>
           <w:p>
             <w:pPr>
               <w:pStyle w:val="SourceCode"/>
@@ -8598,7 +8657,7 @@
               <w:t xml:space="preserve">测试图片</w:t>
             </w:r>
           </w:p>
-          <w:bookmarkEnd w:id="67"/>
+          <w:bookmarkEnd w:id="68"/>
         </w:tc>
       </w:tr>
     </w:tbl>
@@ -8623,7 +8682,7 @@
       <w:tr>
         <w:tc>
           <w:tcPr/>
-          <w:bookmarkStart w:id="68" w:name="fig-tikzcd-another"/>
+          <w:bookmarkStart w:id="69" w:name="fig-tikzcd-another"/>
           <w:p>
             <w:pPr>
               <w:pStyle w:val="SourceCode"/>
@@ -8697,12 +8756,12 @@
               <w:t xml:space="preserve">可能产生的样式冲突</w:t>
             </w:r>
           </w:p>
-          <w:bookmarkEnd w:id="68"/>
+          <w:bookmarkEnd w:id="69"/>
         </w:tc>
       </w:tr>
     </w:tbl>
-    <w:bookmarkEnd w:id="69"/>
-    <w:bookmarkStart w:id="71" w:name="layout"/>
+    <w:bookmarkEnd w:id="70"/>
+    <w:bookmarkStart w:id="72" w:name="layout"/>
     <w:p>
       <w:pPr>
         <w:pStyle w:val="1"/>
@@ -8724,7 +8783,7 @@
       <w:r>
         <w:t xml:space="preserve"> </w:t>
       </w:r>
-      <w:hyperlink r:id="rId70">
+      <w:hyperlink r:id="rId71">
         <w:r>
           <w:rPr>
             <w:rStyle w:val="ae"/>
@@ -9206,8 +9265,8 @@
         </w:tc>
       </w:tr>
     </w:tbl>
-    <w:bookmarkEnd w:id="71"/>
-    <w:bookmarkStart w:id="72" w:name="代码块和引用"/>
+    <w:bookmarkEnd w:id="72"/>
+    <w:bookmarkStart w:id="73" w:name="代码块和引用"/>
     <w:p>
       <w:pPr>
         <w:pStyle w:val="1"/>
@@ -10150,8 +10209,8 @@
         <w:t xml:space="preserve">这是一个引用块和一个非常非常非常非常非常非常非常非常非常非常非常非常非常非常非常非常非常非常非常非常非常非常非常非常长的句子．</w:t>
       </w:r>
     </w:p>
-    <w:bookmarkEnd w:id="72"/>
-    <w:bookmarkStart w:id="91" w:name="html-专用测试"/>
+    <w:bookmarkEnd w:id="73"/>
+    <w:bookmarkStart w:id="92" w:name="html-专用测试"/>
     <w:p>
       <w:pPr>
         <w:pStyle w:val="1"/>
@@ -10213,7 +10272,7 @@
         <w:t xml:space="preserve">格式下被渲染．</w:t>
       </w:r>
     </w:p>
-    <w:bookmarkStart w:id="90" w:name="callouts"/>
+    <w:bookmarkStart w:id="91" w:name="callouts"/>
     <w:p>
       <w:pPr>
         <w:pStyle w:val="2"/>
@@ -10358,18 +10417,18 @@
                 <wp:inline>
                   <wp:extent cx="152400" cy="152400"/>
                   <wp:effectExtent b="0" l="0" r="0" t="0"/>
-                  <wp:docPr descr="" title="" id="74" name="Picture"/>
+                  <wp:docPr descr="" title="" id="75" name="Picture"/>
                   <a:graphic>
                     <a:graphicData uri="http://schemas.openxmlformats.org/drawingml/2006/picture">
                       <pic:pic>
                         <pic:nvPicPr>
-                          <pic:cNvPr descr="/opt/quarto/share/formats/docx/note.png" id="75" name="Picture"/>
+                          <pic:cNvPr descr="/opt/quarto/share/formats/docx/note.png" id="76" name="Picture"/>
                           <pic:cNvPicPr>
                             <a:picLocks noChangeArrowheads="1" noChangeAspect="1"/>
                           </pic:cNvPicPr>
                         </pic:nvPicPr>
                         <pic:blipFill>
-                          <a:blip r:embed="rId73"/>
+                          <a:blip r:embed="rId74"/>
                           <a:stretch>
                             <a:fillRect/>
                           </a:stretch>
@@ -10497,18 +10556,18 @@
                 <wp:inline>
                   <wp:extent cx="152400" cy="152400"/>
                   <wp:effectExtent b="0" l="0" r="0" t="0"/>
-                  <wp:docPr descr="" title="" id="77" name="Picture"/>
+                  <wp:docPr descr="" title="" id="78" name="Picture"/>
                   <a:graphic>
                     <a:graphicData uri="http://schemas.openxmlformats.org/drawingml/2006/picture">
                       <pic:pic>
                         <pic:nvPicPr>
-                          <pic:cNvPr descr="/opt/quarto/share/formats/docx/warning.png" id="78" name="Picture"/>
+                          <pic:cNvPr descr="/opt/quarto/share/formats/docx/warning.png" id="79" name="Picture"/>
                           <pic:cNvPicPr>
                             <a:picLocks noChangeArrowheads="1" noChangeAspect="1"/>
                           </pic:cNvPicPr>
                         </pic:nvPicPr>
                         <pic:blipFill>
-                          <a:blip r:embed="rId76"/>
+                          <a:blip r:embed="rId77"/>
                           <a:stretch>
                             <a:fillRect/>
                           </a:stretch>
@@ -10648,18 +10707,18 @@
                 <wp:inline>
                   <wp:extent cx="152400" cy="152400"/>
                   <wp:effectExtent b="0" l="0" r="0" t="0"/>
-                  <wp:docPr descr="" title="" id="80" name="Picture"/>
+                  <wp:docPr descr="" title="" id="81" name="Picture"/>
                   <a:graphic>
                     <a:graphicData uri="http://schemas.openxmlformats.org/drawingml/2006/picture">
                       <pic:pic>
                         <pic:nvPicPr>
-                          <pic:cNvPr descr="/opt/quarto/share/formats/docx/important.png" id="81" name="Picture"/>
+                          <pic:cNvPr descr="/opt/quarto/share/formats/docx/important.png" id="82" name="Picture"/>
                           <pic:cNvPicPr>
                             <a:picLocks noChangeArrowheads="1" noChangeAspect="1"/>
                           </pic:cNvPicPr>
                         </pic:nvPicPr>
                         <pic:blipFill>
-                          <a:blip r:embed="rId79"/>
+                          <a:blip r:embed="rId80"/>
                           <a:stretch>
                             <a:fillRect/>
                           </a:stretch>
@@ -10787,18 +10846,18 @@
                 <wp:inline>
                   <wp:extent cx="152400" cy="152400"/>
                   <wp:effectExtent b="0" l="0" r="0" t="0"/>
-                  <wp:docPr descr="" title="" id="83" name="Picture"/>
+                  <wp:docPr descr="" title="" id="84" name="Picture"/>
                   <a:graphic>
                     <a:graphicData uri="http://schemas.openxmlformats.org/drawingml/2006/picture">
                       <pic:pic>
                         <pic:nvPicPr>
-                          <pic:cNvPr descr="/opt/quarto/share/formats/docx/tip.png" id="84" name="Picture"/>
+                          <pic:cNvPr descr="/opt/quarto/share/formats/docx/tip.png" id="85" name="Picture"/>
                           <pic:cNvPicPr>
                             <a:picLocks noChangeArrowheads="1" noChangeAspect="1"/>
                           </pic:cNvPicPr>
                         </pic:nvPicPr>
                         <pic:blipFill>
-                          <a:blip r:embed="rId82"/>
+                          <a:blip r:embed="rId83"/>
                           <a:stretch>
                             <a:fillRect/>
                           </a:stretch>
@@ -10947,18 +11006,18 @@
                 <wp:inline>
                   <wp:extent cx="152400" cy="152400"/>
                   <wp:effectExtent b="0" l="0" r="0" t="0"/>
-                  <wp:docPr descr="" title="" id="86" name="Picture"/>
+                  <wp:docPr descr="" title="" id="87" name="Picture"/>
                   <a:graphic>
                     <a:graphicData uri="http://schemas.openxmlformats.org/drawingml/2006/picture">
                       <pic:pic>
                         <pic:nvPicPr>
-                          <pic:cNvPr descr="/opt/quarto/share/formats/docx/caution.png" id="87" name="Picture"/>
+                          <pic:cNvPr descr="/opt/quarto/share/formats/docx/caution.png" id="88" name="Picture"/>
                           <pic:cNvPicPr>
                             <a:picLocks noChangeArrowheads="1" noChangeAspect="1"/>
                           </pic:cNvPicPr>
                         </pic:nvPicPr>
                         <pic:blipFill>
-                          <a:blip r:embed="rId85"/>
+                          <a:blip r:embed="rId86"/>
                           <a:stretch>
                             <a:fillRect/>
                           </a:stretch>
@@ -11097,18 +11156,18 @@
                 <wp:inline>
                   <wp:extent cx="152400" cy="152400"/>
                   <wp:effectExtent b="0" l="0" r="0" t="0"/>
-                  <wp:docPr descr="" title="" id="88" name="Picture"/>
+                  <wp:docPr descr="" title="" id="89" name="Picture"/>
                   <a:graphic>
                     <a:graphicData uri="http://schemas.openxmlformats.org/drawingml/2006/picture">
                       <pic:pic>
                         <pic:nvPicPr>
-                          <pic:cNvPr descr="/opt/quarto/share/formats/docx/caution.png" id="89" name="Picture"/>
+                          <pic:cNvPr descr="/opt/quarto/share/formats/docx/caution.png" id="90" name="Picture"/>
                           <pic:cNvPicPr>
                             <a:picLocks noChangeArrowheads="1" noChangeAspect="1"/>
                           </pic:cNvPicPr>
                         </pic:nvPicPr>
                         <pic:blipFill>
-                          <a:blip r:embed="rId85"/>
+                          <a:blip r:embed="rId86"/>
                           <a:stretch>
                             <a:fillRect/>
                           </a:stretch>
@@ -11245,9 +11304,9 @@
         </w:tc>
       </w:tr>
     </w:tbl>
-    <w:bookmarkEnd w:id="90"/>
     <w:bookmarkEnd w:id="91"/>
-    <w:bookmarkStart w:id="104" w:name="引用脚注测试"/>
+    <w:bookmarkEnd w:id="92"/>
+    <w:bookmarkStart w:id="105" w:name="引用脚注测试"/>
     <w:p>
       <w:pPr>
         <w:pStyle w:val="1"/>
@@ -11276,7 +11335,7 @@
         <w:rPr>
           <w:rStyle w:val="ad"/>
         </w:rPr>
-        <w:footnoteReference w:id="92"/>
+        <w:footnoteReference w:id="93"/>
       </w:r>
       <w:r>
         <w:rPr>
@@ -11428,8 +11487,8 @@
         <w:t xml:space="preserve">．</w:t>
       </w:r>
     </w:p>
-    <w:bookmarkStart w:id="103" w:name="refs"/>
-    <w:bookmarkStart w:id="95" w:name="ref-define"/>
+    <w:bookmarkStart w:id="104" w:name="refs"/>
+    <w:bookmarkStart w:id="96" w:name="ref-define"/>
     <w:p>
       <w:pPr>
         <w:pStyle w:val="a8"/>
@@ -11464,7 +11523,7 @@
       <w:r>
         <w:t xml:space="preserve"> </w:t>
       </w:r>
-      <w:hyperlink r:id="rId94">
+      <w:hyperlink r:id="rId95">
         <w:r>
           <w:rPr>
             <w:rStyle w:val="ae"/>
@@ -11482,8 +11541,8 @@
         <w:t xml:space="preserve">2020年.</w:t>
       </w:r>
     </w:p>
-    <w:bookmarkEnd w:id="95"/>
-    <w:bookmarkStart w:id="96" w:name="ref-history"/>
+    <w:bookmarkEnd w:id="96"/>
+    <w:bookmarkStart w:id="97" w:name="ref-history"/>
     <w:p>
       <w:pPr>
         <w:pStyle w:val="a8"/>
@@ -11550,8 +11609,8 @@
         <w:t xml:space="preserve"> 1965, 1965.</w:t>
       </w:r>
     </w:p>
-    <w:bookmarkEnd w:id="96"/>
-    <w:bookmarkStart w:id="97" w:name="ref-technical"/>
+    <w:bookmarkEnd w:id="97"/>
+    <w:bookmarkStart w:id="98" w:name="ref-technical"/>
     <w:p>
       <w:pPr>
         <w:pStyle w:val="a8"/>
@@ -11643,8 +11702,8 @@
         <w:t xml:space="preserve"> 19, 2021.</w:t>
       </w:r>
     </w:p>
-    <w:bookmarkEnd w:id="97"/>
-    <w:bookmarkStart w:id="98" w:name="ref-eigenfaces"/>
+    <w:bookmarkEnd w:id="98"/>
+    <w:bookmarkStart w:id="99" w:name="ref-eigenfaces"/>
     <w:p>
       <w:pPr>
         <w:pStyle w:val="a8"/>
@@ -11726,8 +11785,8 @@
         <w:t xml:space="preserve">71～86.</w:t>
       </w:r>
     </w:p>
-    <w:bookmarkEnd w:id="98"/>
-    <w:bookmarkStart w:id="99" w:name="ref-gabor"/>
+    <w:bookmarkEnd w:id="99"/>
+    <w:bookmarkStart w:id="100" w:name="ref-gabor"/>
     <w:p>
       <w:pPr>
         <w:pStyle w:val="a8"/>
@@ -11797,8 +11856,8 @@
         <w:t xml:space="preserve">270～275.</w:t>
       </w:r>
     </w:p>
-    <w:bookmarkEnd w:id="99"/>
-    <w:bookmarkStart w:id="100" w:name="ref-lbp"/>
+    <w:bookmarkEnd w:id="100"/>
+    <w:bookmarkStart w:id="101" w:name="ref-lbp"/>
     <w:p>
       <w:pPr>
         <w:pStyle w:val="a8"/>
@@ -11868,8 +11927,8 @@
         <w:t xml:space="preserve">469～481.</w:t>
       </w:r>
     </w:p>
-    <w:bookmarkEnd w:id="100"/>
-    <w:bookmarkStart w:id="101" w:name="ref-deepface"/>
+    <w:bookmarkEnd w:id="101"/>
+    <w:bookmarkStart w:id="102" w:name="ref-deepface"/>
     <w:p>
       <w:pPr>
         <w:pStyle w:val="a8"/>
@@ -11933,8 +11992,8 @@
         <w:t xml:space="preserve"> 6.</w:t>
       </w:r>
     </w:p>
-    <w:bookmarkEnd w:id="101"/>
-    <w:bookmarkStart w:id="102" w:name="ref-guochunzhen"/>
+    <w:bookmarkEnd w:id="102"/>
+    <w:bookmarkStart w:id="103" w:name="ref-guochunzhen"/>
     <w:p>
       <w:pPr>
         <w:pStyle w:val="a8"/>
@@ -12008,9 +12067,9 @@
         <w:t xml:space="preserve"> 18, 2020.</w:t>
       </w:r>
     </w:p>
-    <w:bookmarkEnd w:id="102"/>
     <w:bookmarkEnd w:id="103"/>
     <w:bookmarkEnd w:id="104"/>
+    <w:bookmarkEnd w:id="105"/>
     <w:sectPr>
       <w:pgSz w:h="15840" w:w="12240"/>
       <w:pgMar w:bottom="1440" w:footer="720" w:gutter="0" w:header="720" w:left="1800" w:right="1800" w:top="1440"/>
@@ -12040,7 +12099,7 @@
       </w:r>
     </w:p>
   </w:footnote>
-  <w:footnote w:id="92">
+  <w:footnote w:id="93">
     <w:p>
       <w:pPr>
         <w:pStyle w:val="aa"/>
@@ -12063,7 +12122,7 @@
       <w:r>
         <w:t xml:space="preserve"> </w:t>
       </w:r>
-      <w:hyperlink r:id="rId93">
+      <w:hyperlink r:id="rId94">
         <w:r>
           <w:rPr>
             <w:rStyle w:val="ae"/>
